--- a/public/resume/cv-security.docx
+++ b/public/resume/cv-security.docx
@@ -33,7 +33,7 @@
         </w:rPr>
         <w:t xml:space="preserve">✉ </w:t>
       </w:r>
-      <w:hyperlink w:history="1" r:id="rIdvnxp5q7grwghk4lujgxmg">
+      <w:hyperlink w:history="1" r:id="rIdypdmg_nas1v8ywq7nt0ry">
         <w:r>
           <w:rPr>
             <w:rFonts w:ascii="Calibri" w:cs="Calibri" w:eastAsia="Calibri" w:hAnsi="Calibri"/>
@@ -63,7 +63,7 @@
         </w:rPr>
         <w:t xml:space="preserve">• </w:t>
       </w:r>
-      <w:hyperlink w:history="1" r:id="rId0483lvfofmal1ovnwoijh">
+      <w:hyperlink w:history="1" r:id="rId4dweyqx-it2emmhx2ovlq">
         <w:r>
           <w:rPr>
             <w:rFonts w:ascii="Calibri" w:cs="Calibri" w:eastAsia="Calibri" w:hAnsi="Calibri"/>
@@ -93,7 +93,7 @@
         </w:rPr>
         <w:t xml:space="preserve">⁠in </w:t>
       </w:r>
-      <w:hyperlink w:history="1" r:id="rIdyu29c2oxtecavezspotyt">
+      <w:hyperlink w:history="1" r:id="rId3ov307hvwudwjiei49qp9">
         <w:r>
           <w:rPr>
             <w:rFonts w:ascii="Calibri" w:cs="Calibri" w:eastAsia="Calibri" w:hAnsi="Calibri"/>
@@ -123,7 +123,7 @@
         </w:rPr>
         <w:t xml:space="preserve">◔ </w:t>
       </w:r>
-      <w:hyperlink w:history="1" r:id="rIdskd3bm0tk6nfcvs78cown">
+      <w:hyperlink w:history="1" r:id="rIdjborc5f1hyk1qhy7mwmpr">
         <w:r>
           <w:rPr>
             <w:rFonts w:ascii="Calibri" w:cs="Calibri" w:eastAsia="Calibri" w:hAnsi="Calibri"/>
@@ -153,7 +153,7 @@
         </w:rPr>
         <w:t xml:space="preserve">Ⓘ </w:t>
       </w:r>
-      <w:hyperlink w:history="1" r:id="rId0ychgk4ijg2hjieglgcgg">
+      <w:hyperlink w:history="1" r:id="rIdxtwhxxee9fpdl1pcurrs5">
         <w:r>
           <w:rPr>
             <w:rFonts w:ascii="Calibri" w:cs="Calibri" w:eastAsia="Calibri" w:hAnsi="Calibri"/>
@@ -648,76 +648,6 @@
     </w:p>
     <w:p>
       <w:pPr>
-        <w:spacing w:after="40" w:before="0"/>
-      </w:pPr>
-      <w:r>
-        <w:rPr>
-          <w:rFonts w:ascii="Calibri" w:cs="Calibri" w:eastAsia="Calibri" w:hAnsi="Calibri"/>
-          <w:sz w:val="20"/>
-          <w:szCs w:val="20"/>
-        </w:rPr>
-        <w:t xml:space="preserve">
-        </w:t>
-      </w:r>
-      <w:r>
-        <w:rPr>
-          <w:rFonts w:ascii="Calibri" w:cs="Calibri" w:eastAsia="Calibri" w:hAnsi="Calibri"/>
-          <w:b/>
-          <w:bCs/>
-          <w:sz w:val="20"/>
-          <w:szCs w:val="20"/>
-        </w:rPr>
-        <w:t xml:space="preserve">English</w:t>
-      </w:r>
-      <w:r>
-        <w:rPr>
-          <w:rFonts w:ascii="Calibri" w:cs="Calibri" w:eastAsia="Calibri" w:hAnsi="Calibri"/>
-          <w:sz w:val="20"/>
-          <w:szCs w:val="20"/>
-        </w:rPr>
-        <w:t xml:space="preserve"> (Full professional), </w:t>
-      </w:r>
-      <w:r>
-        <w:rPr>
-          <w:rFonts w:ascii="Calibri" w:cs="Calibri" w:eastAsia="Calibri" w:hAnsi="Calibri"/>
-          <w:b/>
-          <w:bCs/>
-          <w:sz w:val="20"/>
-          <w:szCs w:val="20"/>
-        </w:rPr>
-        <w:t xml:space="preserve">Twi &amp; Ga</w:t>
-      </w:r>
-      <w:r>
-        <w:rPr>
-          <w:rFonts w:ascii="Calibri" w:cs="Calibri" w:eastAsia="Calibri" w:hAnsi="Calibri"/>
-          <w:sz w:val="20"/>
-          <w:szCs w:val="20"/>
-        </w:rPr>
-        <w:t xml:space="preserve"> (Full Native),
-        </w:t>
-      </w:r>
-      <w:r>
-        <w:rPr>
-          <w:rFonts w:ascii="Calibri" w:cs="Calibri" w:eastAsia="Calibri" w:hAnsi="Calibri"/>
-          <w:b/>
-          <w:bCs/>
-          <w:sz w:val="20"/>
-          <w:szCs w:val="20"/>
-        </w:rPr>
-        <w:t xml:space="preserve">French &amp; Spanish</w:t>
-      </w:r>
-      <w:r>
-        <w:rPr>
-          <w:rFonts w:ascii="Calibri" w:cs="Calibri" w:eastAsia="Calibri" w:hAnsi="Calibri"/>
-          <w:sz w:val="20"/>
-          <w:szCs w:val="20"/>
-        </w:rPr>
-        <w:t xml:space="preserve"> (Elementary)
-      </w:t>
-      </w:r>
-    </w:p>
-    <w:p>
-      <w:pPr>
         <w:spacing w:after="60" w:before="0"/>
       </w:pPr>
     </w:p>
@@ -736,7 +666,7 @@
           <w:sz w:val="21"/>
           <w:szCs w:val="21"/>
         </w:rPr>
-        <w:t xml:space="preserve">RESEARCH &amp; PUBLICATIONS</w:t>
+        <w:t xml:space="preserve">PROJECTS</w:t>
       </w:r>
     </w:p>
     <w:p>
@@ -754,8 +684,213 @@
           <w:sz w:val="20"/>
           <w:szCs w:val="20"/>
         </w:rPr>
-        <w:t xml:space="preserve">git-unlocked: An Open-Source Modular Curriculum for Git and Version Control Education</w:t>
-      </w:r>
+        <w:t xml:space="preserve">AstonCV - Full-Stack CV Database</w:t>
+      </w:r>
+      <w:r>
+        <w:rPr>
+          <w:rFonts w:ascii="Calibri" w:cs="Calibri" w:eastAsia="Calibri" w:hAnsi="Calibri"/>
+          <w:sz w:val="20"/>
+          <w:szCs w:val="20"/>
+        </w:rPr>
+        <w:t xml:space="preserve">	2026</w:t>
+      </w:r>
+    </w:p>
+    <w:p>
+      <w:pPr>
+        <w:spacing w:after="10" w:before="0"/>
+      </w:pPr>
+      <w:r>
+        <w:rPr>
+          <w:rFonts w:ascii="Calibri" w:cs="Calibri" w:eastAsia="Calibri" w:hAnsi="Calibri"/>
+          <w:color w:val="444444"/>
+          <w:sz w:val="19"/>
+          <w:szCs w:val="19"/>
+        </w:rPr>
+        <w:t xml:space="preserve">PHP, MySQL, CSS, Apache, Cloudflare</w:t>
+      </w:r>
+      <w:r>
+        <w:rPr>
+          <w:rFonts w:ascii="Calibri" w:cs="Calibri" w:eastAsia="Calibri" w:hAnsi="Calibri"/>
+          <w:sz w:val="19"/>
+          <w:szCs w:val="19"/>
+        </w:rPr>
+        <w:t xml:space="preserve">   </w:t>
+      </w:r>
+      <w:hyperlink w:history="1" r:id="rIdrwyogjj3obxbqocb-csen">
+        <w:r>
+          <w:rPr>
+            <w:rFonts w:ascii="Calibri" w:cs="Calibri" w:eastAsia="Calibri" w:hAnsi="Calibri"/>
+            <w:color w:val="1a5cc8"/>
+            <w:sz w:val="19"/>
+            <w:szCs w:val="19"/>
+            <w:u w:val="single"/>
+          </w:rPr>
+          <w:t xml:space="preserve">Website ↗</w:t>
+        </w:r>
+      </w:hyperlink>
+      <w:r>
+        <w:rPr>
+          <w:rFonts w:ascii="Calibri" w:cs="Calibri" w:eastAsia="Calibri" w:hAnsi="Calibri"/>
+          <w:sz w:val="19"/>
+          <w:szCs w:val="19"/>
+        </w:rPr>
+        <w:t xml:space="preserve">   </w:t>
+      </w:r>
+      <w:r>
+        <w:rPr>
+          <w:rFonts w:ascii="Calibri" w:cs="Calibri" w:eastAsia="Calibri" w:hAnsi="Calibri"/>
+          <w:sz w:val="19"/>
+          <w:szCs w:val="19"/>
+        </w:rPr>
+        <w:t xml:space="preserve">| </w:t>
+      </w:r>
+      <w:hyperlink w:history="1" r:id="rIdebr3xdoy6aicvinx4by8d">
+        <w:r>
+          <w:rPr>
+            <w:rFonts w:ascii="Calibri" w:cs="Calibri" w:eastAsia="Calibri" w:hAnsi="Calibri"/>
+            <w:color w:val="1a5cc8"/>
+            <w:sz w:val="19"/>
+            <w:szCs w:val="19"/>
+            <w:u w:val="single"/>
+          </w:rPr>
+          <w:t xml:space="preserve">GitHub ↗</w:t>
+        </w:r>
+      </w:hyperlink>
+      <w:r>
+        <w:rPr>
+          <w:rFonts w:ascii="Calibri" w:cs="Calibri" w:eastAsia="Calibri" w:hAnsi="Calibri"/>
+          <w:sz w:val="19"/>
+          <w:szCs w:val="19"/>
+        </w:rPr>
+        <w:t xml:space="preserve">   </w:t>
+      </w:r>
+      <w:r>
+        <w:rPr>
+          <w:rFonts w:ascii="Calibri" w:cs="Calibri" w:eastAsia="Calibri" w:hAnsi="Calibri"/>
+          <w:sz w:val="19"/>
+          <w:szCs w:val="19"/>
+        </w:rPr>
+        <w:t xml:space="preserve">| </w:t>
+      </w:r>
+      <w:hyperlink w:history="1" r:id="rIdgkm4u-_udqcqyk10r0y3l">
+        <w:r>
+          <w:rPr>
+            <w:rFonts w:ascii="Calibri" w:cs="Calibri" w:eastAsia="Calibri" w:hAnsi="Calibri"/>
+            <w:color w:val="1a5cc8"/>
+            <w:sz w:val="19"/>
+            <w:szCs w:val="19"/>
+            <w:u w:val="single"/>
+          </w:rPr>
+          <w:t xml:space="preserve">Portfolio ↗</w:t>
+        </w:r>
+      </w:hyperlink>
+    </w:p>
+    <w:p>
+      <w:pPr>
+        <w:spacing w:after="20" w:before="0"/>
+        <w:ind w:left="316" w:hanging="259"/>
+      </w:pPr>
+      <w:r>
+        <w:rPr>
+          <w:rFonts w:ascii="Calibri" w:cs="Calibri" w:eastAsia="Calibri" w:hAnsi="Calibri"/>
+          <w:sz w:val="19"/>
+          <w:szCs w:val="19"/>
+        </w:rPr>
+        <w:t xml:space="preserve">•  </w:t>
+      </w:r>
+      <w:r>
+        <w:rPr>
+          <w:rFonts w:ascii="Calibri" w:cs="Calibri" w:eastAsia="Calibri" w:hAnsi="Calibri"/>
+          <w:sz w:val="19"/>
+          <w:szCs w:val="19"/>
+        </w:rPr>
+        <w:t xml:space="preserve">
+            Engineered </w:t>
+      </w:r>
+      <w:r>
+        <w:rPr>
+          <w:rFonts w:ascii="Calibri" w:cs="Calibri" w:eastAsia="Calibri" w:hAnsi="Calibri"/>
+          <w:b/>
+          <w:bCs/>
+          <w:sz w:val="19"/>
+          <w:szCs w:val="19"/>
+        </w:rPr>
+        <w:t xml:space="preserve">12+ security controls</w:t>
+      </w:r>
+      <w:r>
+        <w:rPr>
+          <w:rFonts w:ascii="Calibri" w:cs="Calibri" w:eastAsia="Calibri" w:hAnsi="Calibri"/>
+          <w:sz w:val="19"/>
+          <w:szCs w:val="19"/>
+        </w:rPr>
+        <w:t xml:space="preserve"> including </w:t>
+      </w:r>
+      <w:r>
+        <w:rPr>
+          <w:rFonts w:ascii="Calibri" w:cs="Calibri" w:eastAsia="Calibri" w:hAnsi="Calibri"/>
+          <w:b/>
+          <w:bCs/>
+          <w:sz w:val="19"/>
+          <w:szCs w:val="19"/>
+        </w:rPr>
+        <w:t xml:space="preserve">bcrypt hashing, CSRF tokens, PDO prepared statements and brute-force protection</w:t>
+      </w:r>
+      <w:r>
+        <w:rPr>
+          <w:rFonts w:ascii="Calibri" w:cs="Calibri" w:eastAsia="Calibri" w:hAnsi="Calibri"/>
+          <w:sz w:val="19"/>
+          <w:szCs w:val="19"/>
+        </w:rPr>
+        <w:t xml:space="preserve">
+          </w:t>
+      </w:r>
+    </w:p>
+    <w:p>
+      <w:pPr>
+        <w:spacing w:after="20" w:before="0"/>
+        <w:ind w:left="316" w:hanging="259"/>
+      </w:pPr>
+      <w:r>
+        <w:rPr>
+          <w:rFonts w:ascii="Calibri" w:cs="Calibri" w:eastAsia="Calibri" w:hAnsi="Calibri"/>
+          <w:sz w:val="19"/>
+          <w:szCs w:val="19"/>
+        </w:rPr>
+        <w:t xml:space="preserve">•  </w:t>
+      </w:r>
+      <w:r>
+        <w:rPr>
+          <w:rFonts w:ascii="Calibri" w:cs="Calibri" w:eastAsia="Calibri" w:hAnsi="Calibri"/>
+          <w:sz w:val="19"/>
+          <w:szCs w:val="19"/>
+        </w:rPr>
+        <w:t xml:space="preserve">
+            </w:t>
+      </w:r>
+      <w:r>
+        <w:rPr>
+          <w:rFonts w:ascii="Calibri" w:cs="Calibri" w:eastAsia="Calibri" w:hAnsi="Calibri"/>
+          <w:b/>
+          <w:bCs/>
+          <w:sz w:val="19"/>
+          <w:szCs w:val="19"/>
+        </w:rPr>
+        <w:t xml:space="preserve">Deployed live</w:t>
+      </w:r>
+      <w:r>
+        <w:rPr>
+          <w:rFonts w:ascii="Calibri" w:cs="Calibri" w:eastAsia="Calibri" w:hAnsi="Calibri"/>
+          <w:sz w:val="19"/>
+          <w:szCs w:val="19"/>
+        </w:rPr>
+        <w:t xml:space="preserve"> with searchable profiles, sorting/filtering and server-side PDF export
+          </w:t>
+      </w:r>
+    </w:p>
+    <w:p>
+      <w:pPr>
+        <w:spacing w:after="80" w:before="0"/>
+      </w:pPr>
     </w:p>
     <w:p>
       <w:pPr>
@@ -767,10 +902,1472 @@
       <w:r>
         <w:rPr>
           <w:rFonts w:ascii="Calibri" w:cs="Calibri" w:eastAsia="Calibri" w:hAnsi="Calibri"/>
+          <w:b/>
+          <w:bCs/>
+          <w:sz w:val="20"/>
+          <w:szCs w:val="20"/>
+        </w:rPr>
+        <w:t xml:space="preserve">PHAEMOS: Smart Maintenance Platform</w:t>
+      </w:r>
+      <w:r>
+        <w:rPr>
+          <w:rFonts w:ascii="Calibri" w:cs="Calibri" w:eastAsia="Calibri" w:hAnsi="Calibri"/>
+          <w:sz w:val="20"/>
+          <w:szCs w:val="20"/>
+        </w:rPr>
+        <w:t xml:space="preserve">	2026, ongoing</w:t>
+      </w:r>
+    </w:p>
+    <w:p>
+      <w:pPr>
+        <w:spacing w:after="10" w:before="0"/>
+      </w:pPr>
+      <w:r>
+        <w:rPr>
+          <w:rFonts w:ascii="Calibri" w:cs="Calibri" w:eastAsia="Calibri" w:hAnsi="Calibri"/>
           <w:color w:val="444444"/>
           <w:sz w:val="19"/>
           <w:szCs w:val="19"/>
         </w:rPr>
+        <w:t xml:space="preserve">C++ (ESP32, Arduino), C (STM32 HAL), MicroPython (Pico 2W), FastAPI, Next.js 15, PostgreSQL 15, Redis 7, scikit-learn, Docker, Prometheus, Grafana</w:t>
+      </w:r>
+      <w:r>
+        <w:rPr>
+          <w:rFonts w:ascii="Calibri" w:cs="Calibri" w:eastAsia="Calibri" w:hAnsi="Calibri"/>
+          <w:sz w:val="19"/>
+          <w:szCs w:val="19"/>
+        </w:rPr>
+        <w:t xml:space="preserve">   </w:t>
+      </w:r>
+      <w:hyperlink w:history="1" r:id="rIddoluuiz08zofajzfjb01k">
+        <w:r>
+          <w:rPr>
+            <w:rFonts w:ascii="Calibri" w:cs="Calibri" w:eastAsia="Calibri" w:hAnsi="Calibri"/>
+            <w:color w:val="1a5cc8"/>
+            <w:sz w:val="19"/>
+            <w:szCs w:val="19"/>
+            <w:u w:val="single"/>
+          </w:rPr>
+          <w:t xml:space="preserve">Website ↗</w:t>
+        </w:r>
+      </w:hyperlink>
+      <w:r>
+        <w:rPr>
+          <w:rFonts w:ascii="Calibri" w:cs="Calibri" w:eastAsia="Calibri" w:hAnsi="Calibri"/>
+          <w:sz w:val="19"/>
+          <w:szCs w:val="19"/>
+        </w:rPr>
+        <w:t xml:space="preserve">   </w:t>
+      </w:r>
+      <w:r>
+        <w:rPr>
+          <w:rFonts w:ascii="Calibri" w:cs="Calibri" w:eastAsia="Calibri" w:hAnsi="Calibri"/>
+          <w:sz w:val="19"/>
+          <w:szCs w:val="19"/>
+        </w:rPr>
+        <w:t xml:space="preserve">| </w:t>
+      </w:r>
+      <w:hyperlink w:history="1" r:id="rIdevvutxsoamcnmsq4xajfy">
+        <w:r>
+          <w:rPr>
+            <w:rFonts w:ascii="Calibri" w:cs="Calibri" w:eastAsia="Calibri" w:hAnsi="Calibri"/>
+            <w:color w:val="1a5cc8"/>
+            <w:sz w:val="19"/>
+            <w:szCs w:val="19"/>
+            <w:u w:val="single"/>
+          </w:rPr>
+          <w:t xml:space="preserve">GitHub ↗</w:t>
+        </w:r>
+      </w:hyperlink>
+      <w:r>
+        <w:rPr>
+          <w:rFonts w:ascii="Calibri" w:cs="Calibri" w:eastAsia="Calibri" w:hAnsi="Calibri"/>
+          <w:sz w:val="19"/>
+          <w:szCs w:val="19"/>
+        </w:rPr>
+        <w:t xml:space="preserve">   </w:t>
+      </w:r>
+      <w:r>
+        <w:rPr>
+          <w:rFonts w:ascii="Calibri" w:cs="Calibri" w:eastAsia="Calibri" w:hAnsi="Calibri"/>
+          <w:sz w:val="19"/>
+          <w:szCs w:val="19"/>
+        </w:rPr>
+        <w:t xml:space="preserve">| </w:t>
+      </w:r>
+      <w:hyperlink w:history="1" r:id="rIdmykuyq70qgfrhdpyu0_bu">
+        <w:r>
+          <w:rPr>
+            <w:rFonts w:ascii="Calibri" w:cs="Calibri" w:eastAsia="Calibri" w:hAnsi="Calibri"/>
+            <w:color w:val="1a5cc8"/>
+            <w:sz w:val="19"/>
+            <w:szCs w:val="19"/>
+            <w:u w:val="single"/>
+          </w:rPr>
+          <w:t xml:space="preserve">Portfolio ↗</w:t>
+        </w:r>
+      </w:hyperlink>
+    </w:p>
+    <w:p>
+      <w:pPr>
+        <w:spacing w:after="20" w:before="0"/>
+        <w:ind w:left="316" w:hanging="259"/>
+      </w:pPr>
+      <w:r>
+        <w:rPr>
+          <w:rFonts w:ascii="Calibri" w:cs="Calibri" w:eastAsia="Calibri" w:hAnsi="Calibri"/>
+          <w:sz w:val="19"/>
+          <w:szCs w:val="19"/>
+        </w:rPr>
+        <w:t xml:space="preserve">•  </w:t>
+      </w:r>
+      <w:r>
+        <w:rPr>
+          <w:rFonts w:ascii="Calibri" w:cs="Calibri" w:eastAsia="Calibri" w:hAnsi="Calibri"/>
+          <w:sz w:val="19"/>
+          <w:szCs w:val="19"/>
+        </w:rPr>
+        <w:t xml:space="preserve">
+            Architected a </w:t>
+      </w:r>
+      <w:r>
+        <w:rPr>
+          <w:rFonts w:ascii="Calibri" w:cs="Calibri" w:eastAsia="Calibri" w:hAnsi="Calibri"/>
+          <w:b/>
+          <w:bCs/>
+          <w:sz w:val="19"/>
+          <w:szCs w:val="19"/>
+        </w:rPr>
+        <w:t xml:space="preserve">4-node IoT platform</w:t>
+      </w:r>
+      <w:r>
+        <w:rPr>
+          <w:rFonts w:ascii="Calibri" w:cs="Calibri" w:eastAsia="Calibri" w:hAnsi="Calibri"/>
+          <w:sz w:val="19"/>
+          <w:szCs w:val="19"/>
+        </w:rPr>
+        <w:t xml:space="preserve"> (ESP32, STM32 Black Pill, Arduino Nano, Pico 2W/MicroPython) collecting </w:t>
+      </w:r>
+      <w:r>
+        <w:rPr>
+          <w:rFonts w:ascii="Calibri" w:cs="Calibri" w:eastAsia="Calibri" w:hAnsi="Calibri"/>
+          <w:b/>
+          <w:bCs/>
+          <w:sz w:val="19"/>
+          <w:szCs w:val="19"/>
+        </w:rPr>
+        <w:t xml:space="preserve">18 real-time sensor streams</w:t>
+      </w:r>
+      <w:r>
+        <w:rPr>
+          <w:rFonts w:ascii="Calibri" w:cs="Calibri" w:eastAsia="Calibri" w:hAnsi="Calibri"/>
+          <w:sz w:val="19"/>
+          <w:szCs w:val="19"/>
+        </w:rPr>
+        <w:t xml:space="preserve"> (vibration, IR, gas, RPM, moisture, sound); </w:t>
+      </w:r>
+      <w:r>
+        <w:rPr>
+          <w:rFonts w:ascii="Calibri" w:cs="Calibri" w:eastAsia="Calibri" w:hAnsi="Calibri"/>
+          <w:b/>
+          <w:bCs/>
+          <w:sz w:val="19"/>
+          <w:szCs w:val="19"/>
+        </w:rPr>
+        <w:t xml:space="preserve">FastAPI + PostgreSQL 15 + Redis 7</w:t>
+      </w:r>
+      <w:r>
+        <w:rPr>
+          <w:rFonts w:ascii="Calibri" w:cs="Calibri" w:eastAsia="Calibri" w:hAnsi="Calibri"/>
+          <w:sz w:val="19"/>
+          <w:szCs w:val="19"/>
+        </w:rPr>
+        <w:t xml:space="preserve"> backend processing telemetry in under </w:t>
+      </w:r>
+      <w:r>
+        <w:rPr>
+          <w:rFonts w:ascii="Calibri" w:cs="Calibri" w:eastAsia="Calibri" w:hAnsi="Calibri"/>
+          <w:b/>
+          <w:bCs/>
+          <w:sz w:val="19"/>
+          <w:szCs w:val="19"/>
+        </w:rPr>
+        <w:t xml:space="preserve">200ms per request</w:t>
+      </w:r>
+      <w:r>
+        <w:rPr>
+          <w:rFonts w:ascii="Calibri" w:cs="Calibri" w:eastAsia="Calibri" w:hAnsi="Calibri"/>
+          <w:sz w:val="19"/>
+          <w:szCs w:val="19"/>
+        </w:rPr>
+        <w:t xml:space="preserve">
+          </w:t>
+      </w:r>
+    </w:p>
+    <w:p>
+      <w:pPr>
+        <w:spacing w:after="20" w:before="0"/>
+        <w:ind w:left="316" w:hanging="259"/>
+      </w:pPr>
+      <w:r>
+        <w:rPr>
+          <w:rFonts w:ascii="Calibri" w:cs="Calibri" w:eastAsia="Calibri" w:hAnsi="Calibri"/>
+          <w:sz w:val="19"/>
+          <w:szCs w:val="19"/>
+        </w:rPr>
+        <w:t xml:space="preserve">•  </w:t>
+      </w:r>
+      <w:r>
+        <w:rPr>
+          <w:rFonts w:ascii="Calibri" w:cs="Calibri" w:eastAsia="Calibri" w:hAnsi="Calibri"/>
+          <w:sz w:val="19"/>
+          <w:szCs w:val="19"/>
+        </w:rPr>
+        <w:t xml:space="preserve">
+            </w:t>
+      </w:r>
+      <w:r>
+        <w:rPr>
+          <w:rFonts w:ascii="Calibri" w:cs="Calibri" w:eastAsia="Calibri" w:hAnsi="Calibri"/>
+          <w:b/>
+          <w:bCs/>
+          <w:sz w:val="19"/>
+          <w:szCs w:val="19"/>
+        </w:rPr>
+        <w:t xml:space="preserve">Isolation Forest anomaly detection</w:t>
+      </w:r>
+      <w:r>
+        <w:rPr>
+          <w:rFonts w:ascii="Calibri" w:cs="Calibri" w:eastAsia="Calibri" w:hAnsi="Calibri"/>
+          <w:sz w:val="19"/>
+          <w:szCs w:val="19"/>
+        </w:rPr>
+        <w:t xml:space="preserve"> on every ingest, auto-generating maintenance tickets with diagnostic recommendations; STM32 runs </w:t>
+      </w:r>
+      <w:r>
+        <w:rPr>
+          <w:rFonts w:ascii="Calibri" w:cs="Calibri" w:eastAsia="Calibri" w:hAnsi="Calibri"/>
+          <w:b/>
+          <w:bCs/>
+          <w:sz w:val="19"/>
+          <w:szCs w:val="19"/>
+        </w:rPr>
+        <w:t xml:space="preserve">100Hz FFT vibration analysis</w:t>
+      </w:r>
+      <w:r>
+        <w:rPr>
+          <w:rFonts w:ascii="Calibri" w:cs="Calibri" w:eastAsia="Calibri" w:hAnsi="Calibri"/>
+          <w:sz w:val="19"/>
+          <w:szCs w:val="19"/>
+        </w:rPr>
+        <w:t xml:space="preserve"> via ARM CMSIS-DSP (</w:t>
+      </w:r>
+      <w:r>
+        <w:rPr>
+          <w:rFonts w:ascii="Calibri" w:cs="Calibri" w:eastAsia="Calibri" w:hAnsi="Calibri"/>
+          <w:b/>
+          <w:bCs/>
+          <w:sz w:val="19"/>
+          <w:szCs w:val="19"/>
+        </w:rPr>
+        <w:t xml:space="preserve">9x speedup</w:t>
+      </w:r>
+      <w:r>
+        <w:rPr>
+          <w:rFonts w:ascii="Calibri" w:cs="Calibri" w:eastAsia="Calibri" w:hAnsi="Calibri"/>
+          <w:sz w:val="19"/>
+          <w:szCs w:val="19"/>
+        </w:rPr>
+        <w:t xml:space="preserve"> over naive DFT)
+          </w:t>
+      </w:r>
+    </w:p>
+    <w:p>
+      <w:pPr>
+        <w:spacing w:after="20" w:before="0"/>
+        <w:ind w:left="316" w:hanging="259"/>
+      </w:pPr>
+      <w:r>
+        <w:rPr>
+          <w:rFonts w:ascii="Calibri" w:cs="Calibri" w:eastAsia="Calibri" w:hAnsi="Calibri"/>
+          <w:sz w:val="19"/>
+          <w:szCs w:val="19"/>
+        </w:rPr>
+        <w:t xml:space="preserve">•  </w:t>
+      </w:r>
+      <w:r>
+        <w:rPr>
+          <w:rFonts w:ascii="Calibri" w:cs="Calibri" w:eastAsia="Calibri" w:hAnsi="Calibri"/>
+          <w:sz w:val="19"/>
+          <w:szCs w:val="19"/>
+        </w:rPr>
+        <w:t xml:space="preserve">
+            </w:t>
+      </w:r>
+      <w:r>
+        <w:rPr>
+          <w:rFonts w:ascii="Calibri" w:cs="Calibri" w:eastAsia="Calibri" w:hAnsi="Calibri"/>
+          <w:b/>
+          <w:bCs/>
+          <w:sz w:val="19"/>
+          <w:szCs w:val="19"/>
+        </w:rPr>
+        <w:t xml:space="preserve">JWT refresh flow, Google/GitHub OAuth, TOTP 2FA</w:t>
+      </w:r>
+      <w:r>
+        <w:rPr>
+          <w:rFonts w:ascii="Calibri" w:cs="Calibri" w:eastAsia="Calibri" w:hAnsi="Calibri"/>
+          <w:sz w:val="19"/>
+          <w:szCs w:val="19"/>
+        </w:rPr>
+        <w:t xml:space="preserve">, multi-tenant </w:t>
+      </w:r>
+      <w:r>
+        <w:rPr>
+          <w:rFonts w:ascii="Calibri" w:cs="Calibri" w:eastAsia="Calibri" w:hAnsi="Calibri"/>
+          <w:b/>
+          <w:bCs/>
+          <w:sz w:val="19"/>
+          <w:szCs w:val="19"/>
+        </w:rPr>
+        <w:t xml:space="preserve">RBAC</w:t>
+      </w:r>
+      <w:r>
+        <w:rPr>
+          <w:rFonts w:ascii="Calibri" w:cs="Calibri" w:eastAsia="Calibri" w:hAnsi="Calibri"/>
+          <w:sz w:val="19"/>
+          <w:szCs w:val="19"/>
+        </w:rPr>
+        <w:t xml:space="preserve">, rate limiting, immutable audit log; </w:t>
+      </w:r>
+      <w:r>
+        <w:rPr>
+          <w:rFonts w:ascii="Calibri" w:cs="Calibri" w:eastAsia="Calibri" w:hAnsi="Calibri"/>
+          <w:b/>
+          <w:bCs/>
+          <w:sz w:val="19"/>
+          <w:szCs w:val="19"/>
+        </w:rPr>
+        <w:t xml:space="preserve">WebSocket</w:t>
+      </w:r>
+      <w:r>
+        <w:rPr>
+          <w:rFonts w:ascii="Calibri" w:cs="Calibri" w:eastAsia="Calibri" w:hAnsi="Calibri"/>
+          <w:sz w:val="19"/>
+          <w:szCs w:val="19"/>
+        </w:rPr>
+        <w:t xml:space="preserve"> live dashboard; </w:t>
+      </w:r>
+      <w:r>
+        <w:rPr>
+          <w:rFonts w:ascii="Calibri" w:cs="Calibri" w:eastAsia="Calibri" w:hAnsi="Calibri"/>
+          <w:b/>
+          <w:bCs/>
+          <w:sz w:val="19"/>
+          <w:szCs w:val="19"/>
+        </w:rPr>
+        <w:t xml:space="preserve">Prometheus + Grafana</w:t>
+      </w:r>
+      <w:r>
+        <w:rPr>
+          <w:rFonts w:ascii="Calibri" w:cs="Calibri" w:eastAsia="Calibri" w:hAnsi="Calibri"/>
+          <w:sz w:val="19"/>
+          <w:szCs w:val="19"/>
+        </w:rPr>
+        <w:t xml:space="preserve"> monitoring; deployed on </w:t>
+      </w:r>
+      <w:r>
+        <w:rPr>
+          <w:rFonts w:ascii="Calibri" w:cs="Calibri" w:eastAsia="Calibri" w:hAnsi="Calibri"/>
+          <w:b/>
+          <w:bCs/>
+          <w:sz w:val="19"/>
+          <w:szCs w:val="19"/>
+        </w:rPr>
+        <w:t xml:space="preserve">DigitalOcean VPS + Nginx</w:t>
+      </w:r>
+      <w:r>
+        <w:rPr>
+          <w:rFonts w:ascii="Calibri" w:cs="Calibri" w:eastAsia="Calibri" w:hAnsi="Calibri"/>
+          <w:sz w:val="19"/>
+          <w:szCs w:val="19"/>
+        </w:rPr>
+        <w:t xml:space="preserve">
+          </w:t>
+      </w:r>
+    </w:p>
+    <w:p>
+      <w:pPr>
+        <w:spacing w:after="80" w:before="0"/>
+      </w:pPr>
+    </w:p>
+    <w:p>
+      <w:pPr>
+        <w:tabs>
+          <w:tab w:val="right" w:pos="9026"/>
+        </w:tabs>
+        <w:spacing w:after="10" w:before="0"/>
+      </w:pPr>
+      <w:r>
+        <w:rPr>
+          <w:rFonts w:ascii="Calibri" w:cs="Calibri" w:eastAsia="Calibri" w:hAnsi="Calibri"/>
+          <w:b/>
+          <w:bCs/>
+          <w:sz w:val="20"/>
+          <w:szCs w:val="20"/>
+        </w:rPr>
+        <w:t xml:space="preserve">git-unlocked - Open Source Git Course</w:t>
+      </w:r>
+      <w:r>
+        <w:rPr>
+          <w:rFonts w:ascii="Calibri" w:cs="Calibri" w:eastAsia="Calibri" w:hAnsi="Calibri"/>
+          <w:sz w:val="20"/>
+          <w:szCs w:val="20"/>
+        </w:rPr>
+        <w:t xml:space="preserve">	2026</w:t>
+      </w:r>
+    </w:p>
+    <w:p>
+      <w:pPr>
+        <w:spacing w:after="10" w:before="0"/>
+      </w:pPr>
+      <w:r>
+        <w:rPr>
+          <w:rFonts w:ascii="Calibri" w:cs="Calibri" w:eastAsia="Calibri" w:hAnsi="Calibri"/>
+          <w:color w:val="444444"/>
+          <w:sz w:val="19"/>
+          <w:szCs w:val="19"/>
+        </w:rPr>
+        <w:t xml:space="preserve">Git, GitHub, GitLab, Markdown, Open Source</w:t>
+      </w:r>
+      <w:r>
+        <w:rPr>
+          <w:rFonts w:ascii="Calibri" w:cs="Calibri" w:eastAsia="Calibri" w:hAnsi="Calibri"/>
+          <w:sz w:val="19"/>
+          <w:szCs w:val="19"/>
+        </w:rPr>
+        <w:t xml:space="preserve">   </w:t>
+      </w:r>
+      <w:hyperlink w:history="1" r:id="rIdz4n4aerimatkl_dsdaq_6">
+        <w:r>
+          <w:rPr>
+            <w:rFonts w:ascii="Calibri" w:cs="Calibri" w:eastAsia="Calibri" w:hAnsi="Calibri"/>
+            <w:color w:val="1a5cc8"/>
+            <w:sz w:val="19"/>
+            <w:szCs w:val="19"/>
+            <w:u w:val="single"/>
+          </w:rPr>
+          <w:t xml:space="preserve">GitHub ↗</w:t>
+        </w:r>
+      </w:hyperlink>
+      <w:r>
+        <w:rPr>
+          <w:rFonts w:ascii="Calibri" w:cs="Calibri" w:eastAsia="Calibri" w:hAnsi="Calibri"/>
+          <w:sz w:val="19"/>
+          <w:szCs w:val="19"/>
+        </w:rPr>
+        <w:t xml:space="preserve">   </w:t>
+      </w:r>
+      <w:r>
+        <w:rPr>
+          <w:rFonts w:ascii="Calibri" w:cs="Calibri" w:eastAsia="Calibri" w:hAnsi="Calibri"/>
+          <w:sz w:val="19"/>
+          <w:szCs w:val="19"/>
+        </w:rPr>
+        <w:t xml:space="preserve">| </w:t>
+      </w:r>
+      <w:hyperlink w:history="1" r:id="rIdgaplwjmlpmwhvl8vugfqz">
+        <w:r>
+          <w:rPr>
+            <w:rFonts w:ascii="Calibri" w:cs="Calibri" w:eastAsia="Calibri" w:hAnsi="Calibri"/>
+            <w:color w:val="1a5cc8"/>
+            <w:sz w:val="19"/>
+            <w:szCs w:val="19"/>
+            <w:u w:val="single"/>
+          </w:rPr>
+          <w:t xml:space="preserve">Portfolio ↗</w:t>
+        </w:r>
+      </w:hyperlink>
+    </w:p>
+    <w:p>
+      <w:pPr>
+        <w:spacing w:after="20" w:before="0"/>
+        <w:ind w:left="316" w:hanging="259"/>
+      </w:pPr>
+      <w:r>
+        <w:rPr>
+          <w:rFonts w:ascii="Calibri" w:cs="Calibri" w:eastAsia="Calibri" w:hAnsi="Calibri"/>
+          <w:sz w:val="19"/>
+          <w:szCs w:val="19"/>
+        </w:rPr>
+        <w:t xml:space="preserve">•  </w:t>
+      </w:r>
+      <w:r>
+        <w:rPr>
+          <w:rFonts w:ascii="Calibri" w:cs="Calibri" w:eastAsia="Calibri" w:hAnsi="Calibri"/>
+          <w:sz w:val="19"/>
+          <w:szCs w:val="19"/>
+        </w:rPr>
+        <w:t xml:space="preserve">
+            Created a structured learning resource with </w:t>
+      </w:r>
+      <w:r>
+        <w:rPr>
+          <w:rFonts w:ascii="Calibri" w:cs="Calibri" w:eastAsia="Calibri" w:hAnsi="Calibri"/>
+          <w:b/>
+          <w:bCs/>
+          <w:sz w:val="19"/>
+          <w:szCs w:val="19"/>
+        </w:rPr>
+        <w:t xml:space="preserve">217+ topic files</w:t>
+      </w:r>
+      <w:r>
+        <w:rPr>
+          <w:rFonts w:ascii="Calibri" w:cs="Calibri" w:eastAsia="Calibri" w:hAnsi="Calibri"/>
+          <w:sz w:val="19"/>
+          <w:szCs w:val="19"/>
+        </w:rPr>
+        <w:t xml:space="preserve"> covering fundamentals to advanced workflows across Git, GitHub, GitLab and 5 other platforms
+          </w:t>
+      </w:r>
+    </w:p>
+    <w:p>
+      <w:pPr>
+        <w:spacing w:after="20" w:before="0"/>
+        <w:ind w:left="316" w:hanging="259"/>
+      </w:pPr>
+      <w:r>
+        <w:rPr>
+          <w:rFonts w:ascii="Calibri" w:cs="Calibri" w:eastAsia="Calibri" w:hAnsi="Calibri"/>
+          <w:sz w:val="19"/>
+          <w:szCs w:val="19"/>
+        </w:rPr>
+        <w:t xml:space="preserve">•  </w:t>
+      </w:r>
+      <w:r>
+        <w:rPr>
+          <w:rFonts w:ascii="Calibri" w:cs="Calibri" w:eastAsia="Calibri" w:hAnsi="Calibri"/>
+          <w:sz w:val="19"/>
+          <w:szCs w:val="19"/>
+        </w:rPr>
+        <w:t xml:space="preserve">Maintained contributor workflow with issue templates, PR standards and CI checks</w:t>
+      </w:r>
+    </w:p>
+    <w:p>
+      <w:pPr>
+        <w:spacing w:after="80" w:before="0"/>
+      </w:pPr>
+    </w:p>
+    <w:p>
+      <w:pPr>
+        <w:tabs>
+          <w:tab w:val="right" w:pos="9026"/>
+        </w:tabs>
+        <w:spacing w:after="10" w:before="0"/>
+      </w:pPr>
+      <w:r>
+        <w:rPr>
+          <w:rFonts w:ascii="Calibri" w:cs="Calibri" w:eastAsia="Calibri" w:hAnsi="Calibri"/>
+          <w:b/>
+          <w:bCs/>
+          <w:sz w:val="20"/>
+          <w:szCs w:val="20"/>
+        </w:rPr>
+        <w:t xml:space="preserve">4x4x4 NeoPixel LED Cube</w:t>
+      </w:r>
+      <w:r>
+        <w:rPr>
+          <w:rFonts w:ascii="Calibri" w:cs="Calibri" w:eastAsia="Calibri" w:hAnsi="Calibri"/>
+          <w:sz w:val="20"/>
+          <w:szCs w:val="20"/>
+        </w:rPr>
+        <w:t xml:space="preserve">	2025</w:t>
+      </w:r>
+    </w:p>
+    <w:p>
+      <w:pPr>
+        <w:spacing w:after="10" w:before="0"/>
+      </w:pPr>
+      <w:r>
+        <w:rPr>
+          <w:rFonts w:ascii="Calibri" w:cs="Calibri" w:eastAsia="Calibri" w:hAnsi="Calibri"/>
+          <w:color w:val="444444"/>
+          <w:sz w:val="19"/>
+          <w:szCs w:val="19"/>
+        </w:rPr>
+        <w:t xml:space="preserve">Arduino, C++, WS2812B, Embedded Systems</w:t>
+      </w:r>
+      <w:r>
+        <w:rPr>
+          <w:rFonts w:ascii="Calibri" w:cs="Calibri" w:eastAsia="Calibri" w:hAnsi="Calibri"/>
+          <w:sz w:val="19"/>
+          <w:szCs w:val="19"/>
+        </w:rPr>
+        <w:t xml:space="preserve">   </w:t>
+      </w:r>
+      <w:hyperlink w:history="1" r:id="rIdwtclmybu03ml9xrpjfak6">
+        <w:r>
+          <w:rPr>
+            <w:rFonts w:ascii="Calibri" w:cs="Calibri" w:eastAsia="Calibri" w:hAnsi="Calibri"/>
+            <w:color w:val="1a5cc8"/>
+            <w:sz w:val="19"/>
+            <w:szCs w:val="19"/>
+            <w:u w:val="single"/>
+          </w:rPr>
+          <w:t xml:space="preserve">GitHub ↗</w:t>
+        </w:r>
+      </w:hyperlink>
+      <w:r>
+        <w:rPr>
+          <w:rFonts w:ascii="Calibri" w:cs="Calibri" w:eastAsia="Calibri" w:hAnsi="Calibri"/>
+          <w:sz w:val="19"/>
+          <w:szCs w:val="19"/>
+        </w:rPr>
+        <w:t xml:space="preserve">   </w:t>
+      </w:r>
+      <w:r>
+        <w:rPr>
+          <w:rFonts w:ascii="Calibri" w:cs="Calibri" w:eastAsia="Calibri" w:hAnsi="Calibri"/>
+          <w:sz w:val="19"/>
+          <w:szCs w:val="19"/>
+        </w:rPr>
+        <w:t xml:space="preserve">| </w:t>
+      </w:r>
+      <w:hyperlink w:history="1" r:id="rId9s0th2d01sd4weqr1bxjq">
+        <w:r>
+          <w:rPr>
+            <w:rFonts w:ascii="Calibri" w:cs="Calibri" w:eastAsia="Calibri" w:hAnsi="Calibri"/>
+            <w:color w:val="1a5cc8"/>
+            <w:sz w:val="19"/>
+            <w:szCs w:val="19"/>
+            <w:u w:val="single"/>
+          </w:rPr>
+          <w:t xml:space="preserve">Portfolio ↗</w:t>
+        </w:r>
+      </w:hyperlink>
+    </w:p>
+    <w:p>
+      <w:pPr>
+        <w:spacing w:after="20" w:before="0"/>
+        <w:ind w:left="316" w:hanging="259"/>
+      </w:pPr>
+      <w:r>
+        <w:rPr>
+          <w:rFonts w:ascii="Calibri" w:cs="Calibri" w:eastAsia="Calibri" w:hAnsi="Calibri"/>
+          <w:sz w:val="19"/>
+          <w:szCs w:val="19"/>
+        </w:rPr>
+        <w:t xml:space="preserve">•  </w:t>
+      </w:r>
+      <w:r>
+        <w:rPr>
+          <w:rFonts w:ascii="Calibri" w:cs="Calibri" w:eastAsia="Calibri" w:hAnsi="Calibri"/>
+          <w:sz w:val="19"/>
+          <w:szCs w:val="19"/>
+        </w:rPr>
+        <w:t xml:space="preserve">
+            Built a 64-LED interactive display with a </w:t>
+      </w:r>
+      <w:r>
+        <w:rPr>
+          <w:rFonts w:ascii="Calibri" w:cs="Calibri" w:eastAsia="Calibri" w:hAnsi="Calibri"/>
+          <w:b/>
+          <w:bCs/>
+          <w:sz w:val="19"/>
+          <w:szCs w:val="19"/>
+        </w:rPr>
+        <w:t xml:space="preserve">non-blocking state machine architecture</w:t>
+      </w:r>
+      <w:r>
+        <w:rPr>
+          <w:rFonts w:ascii="Calibri" w:cs="Calibri" w:eastAsia="Calibri" w:hAnsi="Calibri"/>
+          <w:sz w:val="19"/>
+          <w:szCs w:val="19"/>
+        </w:rPr>
+        <w:t xml:space="preserve"> using
+            millis()
+          </w:t>
+      </w:r>
+    </w:p>
+    <w:p>
+      <w:pPr>
+        <w:spacing w:after="20" w:before="0"/>
+        <w:ind w:left="316" w:hanging="259"/>
+      </w:pPr>
+      <w:r>
+        <w:rPr>
+          <w:rFonts w:ascii="Calibri" w:cs="Calibri" w:eastAsia="Calibri" w:hAnsi="Calibri"/>
+          <w:sz w:val="19"/>
+          <w:szCs w:val="19"/>
+        </w:rPr>
+        <w:t xml:space="preserve">•  </w:t>
+      </w:r>
+      <w:r>
+        <w:rPr>
+          <w:rFonts w:ascii="Calibri" w:cs="Calibri" w:eastAsia="Calibri" w:hAnsi="Calibri"/>
+          <w:sz w:val="19"/>
+          <w:szCs w:val="19"/>
+        </w:rPr>
+        <w:t xml:space="preserve">
+            Introduced four animation modes, ambient-light adaptive brightness and debounced user
+            controls
+          </w:t>
+      </w:r>
+    </w:p>
+    <w:p>
+      <w:pPr>
+        <w:spacing w:after="80" w:before="0"/>
+      </w:pPr>
+    </w:p>
+    <w:p>
+      <w:pPr>
+        <w:tabs>
+          <w:tab w:val="right" w:pos="9026"/>
+        </w:tabs>
+        <w:spacing w:after="10" w:before="0"/>
+      </w:pPr>
+      <w:r>
+        <w:rPr>
+          <w:rFonts w:ascii="Calibri" w:cs="Calibri" w:eastAsia="Calibri" w:hAnsi="Calibri"/>
+          <w:b/>
+          <w:bCs/>
+          <w:sz w:val="20"/>
+          <w:szCs w:val="20"/>
+        </w:rPr>
+        <w:t xml:space="preserve">Two-Stage Audio Amplifier</w:t>
+      </w:r>
+      <w:r>
+        <w:rPr>
+          <w:rFonts w:ascii="Calibri" w:cs="Calibri" w:eastAsia="Calibri" w:hAnsi="Calibri"/>
+          <w:sz w:val="20"/>
+          <w:szCs w:val="20"/>
+        </w:rPr>
+        <w:t xml:space="preserve">	2026</w:t>
+      </w:r>
+    </w:p>
+    <w:p>
+      <w:pPr>
+        <w:spacing w:after="10" w:before="0"/>
+      </w:pPr>
+      <w:r>
+        <w:rPr>
+          <w:rFonts w:ascii="Calibri" w:cs="Calibri" w:eastAsia="Calibri" w:hAnsi="Calibri"/>
+          <w:color w:val="444444"/>
+          <w:sz w:val="19"/>
+          <w:szCs w:val="19"/>
+        </w:rPr>
+        <w:t xml:space="preserve">Analogue Design, PCB Design, KiCad, Proteus, Electronics</w:t>
+      </w:r>
+      <w:r>
+        <w:rPr>
+          <w:rFonts w:ascii="Calibri" w:cs="Calibri" w:eastAsia="Calibri" w:hAnsi="Calibri"/>
+          <w:sz w:val="19"/>
+          <w:szCs w:val="19"/>
+        </w:rPr>
+        <w:t xml:space="preserve">   </w:t>
+      </w:r>
+      <w:hyperlink w:history="1" r:id="rIda9xtvwck2mxybjahhqcsj">
+        <w:r>
+          <w:rPr>
+            <w:rFonts w:ascii="Calibri" w:cs="Calibri" w:eastAsia="Calibri" w:hAnsi="Calibri"/>
+            <w:color w:val="1a5cc8"/>
+            <w:sz w:val="19"/>
+            <w:szCs w:val="19"/>
+            <w:u w:val="single"/>
+          </w:rPr>
+          <w:t xml:space="preserve">Portfolio ↗</w:t>
+        </w:r>
+      </w:hyperlink>
+    </w:p>
+    <w:p>
+      <w:pPr>
+        <w:spacing w:after="20" w:before="0"/>
+        <w:ind w:left="316" w:hanging="259"/>
+      </w:pPr>
+      <w:r>
+        <w:rPr>
+          <w:rFonts w:ascii="Calibri" w:cs="Calibri" w:eastAsia="Calibri" w:hAnsi="Calibri"/>
+          <w:sz w:val="19"/>
+          <w:szCs w:val="19"/>
+        </w:rPr>
+        <w:t xml:space="preserve">•  </w:t>
+      </w:r>
+      <w:r>
+        <w:rPr>
+          <w:rFonts w:ascii="Calibri" w:cs="Calibri" w:eastAsia="Calibri" w:hAnsi="Calibri"/>
+          <w:sz w:val="19"/>
+          <w:szCs w:val="19"/>
+        </w:rPr>
+        <w:t xml:space="preserve">
+            Delivered a </w:t>
+      </w:r>
+      <w:r>
+        <w:rPr>
+          <w:rFonts w:ascii="Calibri" w:cs="Calibri" w:eastAsia="Calibri" w:hAnsi="Calibri"/>
+          <w:b/>
+          <w:bCs/>
+          <w:sz w:val="19"/>
+          <w:szCs w:val="19"/>
+        </w:rPr>
+        <w:t xml:space="preserve">full engineering workflow: simulation, breadboard validation, PCB layout and</w:t>
+      </w:r>
+      <w:r>
+        <w:rPr>
+          <w:rFonts w:ascii="Calibri" w:cs="Calibri" w:eastAsia="Calibri" w:hAnsi="Calibri"/>
+          <w:sz w:val="19"/>
+          <w:szCs w:val="19"/>
+        </w:rPr>
+        <w:t xml:space="preserve">
+            bench testing
+          </w:t>
+      </w:r>
+    </w:p>
+    <w:p>
+      <w:pPr>
+        <w:spacing w:after="20" w:before="0"/>
+        <w:ind w:left="316" w:hanging="259"/>
+      </w:pPr>
+      <w:r>
+        <w:rPr>
+          <w:rFonts w:ascii="Calibri" w:cs="Calibri" w:eastAsia="Calibri" w:hAnsi="Calibri"/>
+          <w:sz w:val="19"/>
+          <w:szCs w:val="19"/>
+        </w:rPr>
+        <w:t xml:space="preserve">•  </w:t>
+      </w:r>
+      <w:r>
+        <w:rPr>
+          <w:rFonts w:ascii="Calibri" w:cs="Calibri" w:eastAsia="Calibri" w:hAnsi="Calibri"/>
+          <w:sz w:val="19"/>
+          <w:szCs w:val="19"/>
+        </w:rPr>
+        <w:t xml:space="preserve">
+            Validated performance with measured output of </w:t>
+      </w:r>
+      <w:r>
+        <w:rPr>
+          <w:rFonts w:ascii="Calibri" w:cs="Calibri" w:eastAsia="Calibri" w:hAnsi="Calibri"/>
+          <w:b/>
+          <w:bCs/>
+          <w:sz w:val="19"/>
+          <w:szCs w:val="19"/>
+        </w:rPr>
+        <w:t xml:space="preserve">2.980 Vpp against a 3 Vpp design target</w:t>
+      </w:r>
+      <w:r>
+        <w:rPr>
+          <w:rFonts w:ascii="Calibri" w:cs="Calibri" w:eastAsia="Calibri" w:hAnsi="Calibri"/>
+          <w:sz w:val="19"/>
+          <w:szCs w:val="19"/>
+        </w:rPr>
+        <w:t xml:space="preserve">
+          </w:t>
+      </w:r>
+    </w:p>
+    <w:p>
+      <w:pPr>
+        <w:spacing w:after="80" w:before="0"/>
+      </w:pPr>
+    </w:p>
+    <w:p>
+      <w:pPr>
+        <w:tabs>
+          <w:tab w:val="right" w:pos="9026"/>
+        </w:tabs>
+        <w:spacing w:after="10" w:before="0"/>
+      </w:pPr>
+      <w:r>
+        <w:rPr>
+          <w:rFonts w:ascii="Calibri" w:cs="Calibri" w:eastAsia="Calibri" w:hAnsi="Calibri"/>
+          <w:b/>
+          <w:bCs/>
+          <w:sz w:val="20"/>
+          <w:szCs w:val="20"/>
+        </w:rPr>
+        <w:t xml:space="preserve">CNC Milling Machine Control System</w:t>
+      </w:r>
+      <w:r>
+        <w:rPr>
+          <w:rFonts w:ascii="Calibri" w:cs="Calibri" w:eastAsia="Calibri" w:hAnsi="Calibri"/>
+          <w:sz w:val="20"/>
+          <w:szCs w:val="20"/>
+        </w:rPr>
+        <w:t xml:space="preserve">	2024</w:t>
+      </w:r>
+    </w:p>
+    <w:p>
+      <w:pPr>
+        <w:spacing w:after="10" w:before="0"/>
+      </w:pPr>
+      <w:r>
+        <w:rPr>
+          <w:rFonts w:ascii="Calibri" w:cs="Calibri" w:eastAsia="Calibri" w:hAnsi="Calibri"/>
+          <w:color w:val="444444"/>
+          <w:sz w:val="19"/>
+          <w:szCs w:val="19"/>
+        </w:rPr>
+        <w:t xml:space="preserve">Arduino, C++, Safety Systems, State Machines</w:t>
+      </w:r>
+      <w:r>
+        <w:rPr>
+          <w:rFonts w:ascii="Calibri" w:cs="Calibri" w:eastAsia="Calibri" w:hAnsi="Calibri"/>
+          <w:sz w:val="19"/>
+          <w:szCs w:val="19"/>
+        </w:rPr>
+        <w:t xml:space="preserve">   </w:t>
+      </w:r>
+      <w:hyperlink w:history="1" r:id="rId_qzleinucoqsw9ktrx2wq">
+        <w:r>
+          <w:rPr>
+            <w:rFonts w:ascii="Calibri" w:cs="Calibri" w:eastAsia="Calibri" w:hAnsi="Calibri"/>
+            <w:color w:val="1a5cc8"/>
+            <w:sz w:val="19"/>
+            <w:szCs w:val="19"/>
+            <w:u w:val="single"/>
+          </w:rPr>
+          <w:t xml:space="preserve">Portfolio ↗</w:t>
+        </w:r>
+      </w:hyperlink>
+    </w:p>
+    <w:p>
+      <w:pPr>
+        <w:spacing w:after="20" w:before="0"/>
+        <w:ind w:left="316" w:hanging="259"/>
+      </w:pPr>
+      <w:r>
+        <w:rPr>
+          <w:rFonts w:ascii="Calibri" w:cs="Calibri" w:eastAsia="Calibri" w:hAnsi="Calibri"/>
+          <w:sz w:val="19"/>
+          <w:szCs w:val="19"/>
+        </w:rPr>
+        <w:t xml:space="preserve">•  </w:t>
+      </w:r>
+      <w:r>
+        <w:rPr>
+          <w:rFonts w:ascii="Calibri" w:cs="Calibri" w:eastAsia="Calibri" w:hAnsi="Calibri"/>
+          <w:sz w:val="19"/>
+          <w:szCs w:val="19"/>
+        </w:rPr>
+        <w:t xml:space="preserve">
+            Engineered a </w:t>
+      </w:r>
+      <w:r>
+        <w:rPr>
+          <w:rFonts w:ascii="Calibri" w:cs="Calibri" w:eastAsia="Calibri" w:hAnsi="Calibri"/>
+          <w:b/>
+          <w:bCs/>
+          <w:sz w:val="19"/>
+          <w:szCs w:val="19"/>
+        </w:rPr>
+        <w:t xml:space="preserve">safety-focused controller</w:t>
+      </w:r>
+      <w:r>
+        <w:rPr>
+          <w:rFonts w:ascii="Calibri" w:cs="Calibri" w:eastAsia="Calibri" w:hAnsi="Calibri"/>
+          <w:sz w:val="19"/>
+          <w:szCs w:val="19"/>
+        </w:rPr>
+        <w:t xml:space="preserve"> using </w:t>
+      </w:r>
+      <w:r>
+        <w:rPr>
+          <w:rFonts w:ascii="Calibri" w:cs="Calibri" w:eastAsia="Calibri" w:hAnsi="Calibri"/>
+          <w:b/>
+          <w:bCs/>
+          <w:sz w:val="19"/>
+          <w:szCs w:val="19"/>
+        </w:rPr>
+        <w:t xml:space="preserve">finite state machine logic</w:t>
+      </w:r>
+      <w:r>
+        <w:rPr>
+          <w:rFonts w:ascii="Calibri" w:cs="Calibri" w:eastAsia="Calibri" w:hAnsi="Calibri"/>
+          <w:sz w:val="19"/>
+          <w:szCs w:val="19"/>
+        </w:rPr>
+        <w:t xml:space="preserve"> and strict
+            transition validation
+          </w:t>
+      </w:r>
+    </w:p>
+    <w:p>
+      <w:pPr>
+        <w:spacing w:after="20" w:before="0"/>
+        <w:ind w:left="316" w:hanging="259"/>
+      </w:pPr>
+      <w:r>
+        <w:rPr>
+          <w:rFonts w:ascii="Calibri" w:cs="Calibri" w:eastAsia="Calibri" w:hAnsi="Calibri"/>
+          <w:sz w:val="19"/>
+          <w:szCs w:val="19"/>
+        </w:rPr>
+        <w:t xml:space="preserve">•  </w:t>
+      </w:r>
+      <w:r>
+        <w:rPr>
+          <w:rFonts w:ascii="Calibri" w:cs="Calibri" w:eastAsia="Calibri" w:hAnsi="Calibri"/>
+          <w:sz w:val="19"/>
+          <w:szCs w:val="19"/>
+        </w:rPr>
+        <w:t xml:space="preserve">
+            Integrated door interlocks, </w:t>
+      </w:r>
+      <w:r>
+        <w:rPr>
+          <w:rFonts w:ascii="Calibri" w:cs="Calibri" w:eastAsia="Calibri" w:hAnsi="Calibri"/>
+          <w:b/>
+          <w:bCs/>
+          <w:sz w:val="19"/>
+          <w:szCs w:val="19"/>
+        </w:rPr>
+        <w:t xml:space="preserve">emergency stop handling</w:t>
+      </w:r>
+      <w:r>
+        <w:rPr>
+          <w:rFonts w:ascii="Calibri" w:cs="Calibri" w:eastAsia="Calibri" w:hAnsi="Calibri"/>
+          <w:sz w:val="19"/>
+          <w:szCs w:val="19"/>
+        </w:rPr>
+        <w:t xml:space="preserve">, timed cooldown and LCD status
+            feedback for safe operation
+          </w:t>
+      </w:r>
+    </w:p>
+    <w:p>
+      <w:pPr>
+        <w:spacing w:after="80" w:before="0"/>
+      </w:pPr>
+    </w:p>
+    <w:p>
+      <w:pPr>
+        <w:pBdr>
+          <w:bottom w:val="single" w:color="000000" w:sz="6" w:space="1"/>
+        </w:pBdr>
+        <w:spacing w:after="40" w:before="160"/>
+      </w:pPr>
+      <w:r>
+        <w:rPr>
+          <w:rFonts w:ascii="Calibri" w:cs="Calibri" w:eastAsia="Calibri" w:hAnsi="Calibri"/>
+          <w:b/>
+          <w:bCs/>
+          <w:sz w:val="21"/>
+          <w:szCs w:val="21"/>
+        </w:rPr>
+        <w:t xml:space="preserve">EXPERIENCE</w:t>
+      </w:r>
+    </w:p>
+    <w:p>
+      <w:pPr>
+        <w:tabs>
+          <w:tab w:val="right" w:pos="9026"/>
+        </w:tabs>
+        <w:spacing w:after="10" w:before="0"/>
+      </w:pPr>
+      <w:r>
+        <w:rPr>
+          <w:rFonts w:ascii="Calibri" w:cs="Calibri" w:eastAsia="Calibri" w:hAnsi="Calibri"/>
+          <w:b/>
+          <w:bCs/>
+          <w:sz w:val="20"/>
+          <w:szCs w:val="20"/>
+        </w:rPr>
+        <w:t xml:space="preserve">Student Representative</w:t>
+      </w:r>
+      <w:r>
+        <w:rPr>
+          <w:rFonts w:ascii="Calibri" w:cs="Calibri" w:eastAsia="Calibri" w:hAnsi="Calibri"/>
+          <w:sz w:val="20"/>
+          <w:szCs w:val="20"/>
+        </w:rPr>
+        <w:t xml:space="preserve">	Aston Students' Union, Birmingham, UK</w:t>
+      </w:r>
+    </w:p>
+    <w:p>
+      <w:pPr>
+        <w:tabs>
+          <w:tab w:val="right" w:pos="9026"/>
+        </w:tabs>
+        <w:spacing w:after="10" w:before="0"/>
+      </w:pPr>
+      <w:r>
+        <w:rPr>
+          <w:rFonts w:ascii="Calibri" w:cs="Calibri" w:eastAsia="Calibri" w:hAnsi="Calibri"/>
+          <w:color w:val="444444"/>
+          <w:sz w:val="19"/>
+          <w:szCs w:val="19"/>
+        </w:rPr>
+        <w:t xml:space="preserve">Student advocacy, stakeholder communication, academic liaison</w:t>
+      </w:r>
+      <w:r>
+        <w:rPr>
+          <w:rFonts w:ascii="Calibri" w:cs="Calibri" w:eastAsia="Calibri" w:hAnsi="Calibri"/>
+          <w:sz w:val="19"/>
+          <w:szCs w:val="19"/>
+        </w:rPr>
+        <w:t xml:space="preserve">	Sep 2025 - Present</w:t>
+      </w:r>
+    </w:p>
+    <w:p>
+      <w:pPr>
+        <w:spacing w:after="20" w:before="0"/>
+        <w:ind w:left="316" w:hanging="259"/>
+      </w:pPr>
+      <w:r>
+        <w:rPr>
+          <w:rFonts w:ascii="Calibri" w:cs="Calibri" w:eastAsia="Calibri" w:hAnsi="Calibri"/>
+          <w:sz w:val="19"/>
+          <w:szCs w:val="19"/>
+        </w:rPr>
+        <w:t xml:space="preserve">•  </w:t>
+      </w:r>
+      <w:r>
+        <w:rPr>
+          <w:rFonts w:ascii="Calibri" w:cs="Calibri" w:eastAsia="Calibri" w:hAnsi="Calibri"/>
+          <w:sz w:val="19"/>
+          <w:szCs w:val="19"/>
+        </w:rPr>
+        <w:t xml:space="preserve">Represent student interests through </w:t>
+      </w:r>
+      <w:r>
+        <w:rPr>
+          <w:rFonts w:ascii="Calibri" w:cs="Calibri" w:eastAsia="Calibri" w:hAnsi="Calibri"/>
+          <w:b/>
+          <w:bCs/>
+          <w:sz w:val="19"/>
+          <w:szCs w:val="19"/>
+        </w:rPr>
+        <w:t xml:space="preserve">SSLC, Senate and Council meetings</w:t>
+      </w:r>
+      <w:r>
+        <w:rPr>
+          <w:rFonts w:ascii="Calibri" w:cs="Calibri" w:eastAsia="Calibri" w:hAnsi="Calibri"/>
+          <w:sz w:val="19"/>
+          <w:szCs w:val="19"/>
+        </w:rPr>
+        <w:t xml:space="preserve">, ensuring feedback is accurately captured and addressed through formal academic governance channels</w:t>
+      </w:r>
+    </w:p>
+    <w:p>
+      <w:pPr>
+        <w:spacing w:after="20" w:before="0"/>
+        <w:ind w:left="316" w:hanging="259"/>
+      </w:pPr>
+      <w:r>
+        <w:rPr>
+          <w:rFonts w:ascii="Calibri" w:cs="Calibri" w:eastAsia="Calibri" w:hAnsi="Calibri"/>
+          <w:sz w:val="19"/>
+          <w:szCs w:val="19"/>
+        </w:rPr>
+        <w:t xml:space="preserve">•  </w:t>
+      </w:r>
+      <w:r>
+        <w:rPr>
+          <w:rFonts w:ascii="Calibri" w:cs="Calibri" w:eastAsia="Calibri" w:hAnsi="Calibri"/>
+          <w:sz w:val="19"/>
+          <w:szCs w:val="19"/>
+        </w:rPr>
+        <w:t xml:space="preserve">Contributed to </w:t>
+      </w:r>
+      <w:r>
+        <w:rPr>
+          <w:rFonts w:ascii="Calibri" w:cs="Calibri" w:eastAsia="Calibri" w:hAnsi="Calibri"/>
+          <w:b/>
+          <w:bCs/>
+          <w:sz w:val="19"/>
+          <w:szCs w:val="19"/>
+        </w:rPr>
+        <w:t xml:space="preserve">academic governance and course quality</w:t>
+      </w:r>
+      <w:r>
+        <w:rPr>
+          <w:rFonts w:ascii="Calibri" w:cs="Calibri" w:eastAsia="Calibri" w:hAnsi="Calibri"/>
+          <w:sz w:val="19"/>
+          <w:szCs w:val="19"/>
+        </w:rPr>
+        <w:t xml:space="preserve"> improvements through structured reporting and consistent follow-up on agreed actions</w:t>
+      </w:r>
+    </w:p>
+    <w:p>
+      <w:pPr>
+        <w:spacing w:after="80" w:before="0"/>
+      </w:pPr>
+    </w:p>
+    <w:p>
+      <w:pPr>
+        <w:tabs>
+          <w:tab w:val="right" w:pos="9026"/>
+        </w:tabs>
+        <w:spacing w:after="10" w:before="0"/>
+      </w:pPr>
+      <w:r>
+        <w:rPr>
+          <w:rFonts w:ascii="Calibri" w:cs="Calibri" w:eastAsia="Calibri" w:hAnsi="Calibri"/>
+          <w:b/>
+          <w:bCs/>
+          <w:sz w:val="20"/>
+          <w:szCs w:val="20"/>
+        </w:rPr>
+        <w:t xml:space="preserve">Diplomatic, Consular and Estates Intern</w:t>
+      </w:r>
+      <w:r>
+        <w:rPr>
+          <w:rFonts w:ascii="Calibri" w:cs="Calibri" w:eastAsia="Calibri" w:hAnsi="Calibri"/>
+          <w:sz w:val="20"/>
+          <w:szCs w:val="20"/>
+        </w:rPr>
+        <w:t xml:space="preserve">	Ghana High Commission, London, UK</w:t>
+      </w:r>
+    </w:p>
+    <w:p>
+      <w:pPr>
+        <w:tabs>
+          <w:tab w:val="right" w:pos="9026"/>
+        </w:tabs>
+        <w:spacing w:after="10" w:before="0"/>
+      </w:pPr>
+      <w:r>
+        <w:rPr>
+          <w:rFonts w:ascii="Calibri" w:cs="Calibri" w:eastAsia="Calibri" w:hAnsi="Calibri"/>
+          <w:color w:val="444444"/>
+          <w:sz w:val="19"/>
+          <w:szCs w:val="19"/>
+        </w:rPr>
+        <w:t xml:space="preserve">Consular operations, diplomatic property, document processing, client support</w:t>
+      </w:r>
+      <w:r>
+        <w:rPr>
+          <w:rFonts w:ascii="Calibri" w:cs="Calibri" w:eastAsia="Calibri" w:hAnsi="Calibri"/>
+          <w:sz w:val="19"/>
+          <w:szCs w:val="19"/>
+        </w:rPr>
+        <w:t xml:space="preserve">	Mar 2024 - Aug 2024</w:t>
+      </w:r>
+    </w:p>
+    <w:p>
+      <w:pPr>
+        <w:spacing w:after="20" w:before="0"/>
+        <w:ind w:left="316" w:hanging="259"/>
+      </w:pPr>
+      <w:r>
+        <w:rPr>
+          <w:rFonts w:ascii="Calibri" w:cs="Calibri" w:eastAsia="Calibri" w:hAnsi="Calibri"/>
+          <w:sz w:val="19"/>
+          <w:szCs w:val="19"/>
+        </w:rPr>
+        <w:t xml:space="preserve">•  </w:t>
+      </w:r>
+      <w:r>
+        <w:rPr>
+          <w:rFonts w:ascii="Calibri" w:cs="Calibri" w:eastAsia="Calibri" w:hAnsi="Calibri"/>
+          <w:sz w:val="19"/>
+          <w:szCs w:val="19"/>
+        </w:rPr>
+        <w:t xml:space="preserve">Operated secure consular processing systems for identity verification, </w:t>
+      </w:r>
+      <w:r>
+        <w:rPr>
+          <w:rFonts w:ascii="Calibri" w:cs="Calibri" w:eastAsia="Calibri" w:hAnsi="Calibri"/>
+          <w:b/>
+          <w:bCs/>
+          <w:sz w:val="19"/>
+          <w:szCs w:val="19"/>
+        </w:rPr>
+        <w:t xml:space="preserve">biometric data capture</w:t>
+      </w:r>
+      <w:r>
+        <w:rPr>
+          <w:rFonts w:ascii="Calibri" w:cs="Calibri" w:eastAsia="Calibri" w:hAnsi="Calibri"/>
+          <w:sz w:val="19"/>
+          <w:szCs w:val="19"/>
+        </w:rPr>
+        <w:t xml:space="preserve">, document authentication and controlled visa and passport production at </w:t>
+      </w:r>
+      <w:r>
+        <w:rPr>
+          <w:rFonts w:ascii="Calibri" w:cs="Calibri" w:eastAsia="Calibri" w:hAnsi="Calibri"/>
+          <w:b/>
+          <w:bCs/>
+          <w:sz w:val="19"/>
+          <w:szCs w:val="19"/>
+        </w:rPr>
+        <w:t xml:space="preserve">100+ daily interactions</w:t>
+      </w:r>
+    </w:p>
+    <w:p>
+      <w:pPr>
+        <w:spacing w:after="20" w:before="0"/>
+        <w:ind w:left="316" w:hanging="259"/>
+      </w:pPr>
+      <w:r>
+        <w:rPr>
+          <w:rFonts w:ascii="Calibri" w:cs="Calibri" w:eastAsia="Calibri" w:hAnsi="Calibri"/>
+          <w:sz w:val="19"/>
+          <w:szCs w:val="19"/>
+        </w:rPr>
+        <w:t xml:space="preserve">•  </w:t>
+      </w:r>
+      <w:r>
+        <w:rPr>
+          <w:rFonts w:ascii="Calibri" w:cs="Calibri" w:eastAsia="Calibri" w:hAnsi="Calibri"/>
+          <w:sz w:val="19"/>
+          <w:szCs w:val="19"/>
+        </w:rPr>
+        <w:t xml:space="preserve">Maintained sensitive estates documentation and enforced secure record-keeping across diplomatic administrative workflows</w:t>
+      </w:r>
+    </w:p>
+    <w:p>
+      <w:pPr>
+        <w:spacing w:after="80" w:before="0"/>
+      </w:pPr>
+    </w:p>
+    <w:p>
+      <w:pPr>
+        <w:tabs>
+          <w:tab w:val="right" w:pos="9026"/>
+        </w:tabs>
+        <w:spacing w:after="10" w:before="0"/>
+      </w:pPr>
+      <w:r>
+        <w:rPr>
+          <w:rFonts w:ascii="Calibri" w:cs="Calibri" w:eastAsia="Calibri" w:hAnsi="Calibri"/>
+          <w:b/>
+          <w:bCs/>
+          <w:sz w:val="20"/>
+          <w:szCs w:val="20"/>
+        </w:rPr>
+        <w:t xml:space="preserve">Junior Apprentice HVAC Technician</w:t>
+      </w:r>
+      <w:r>
+        <w:rPr>
+          <w:rFonts w:ascii="Calibri" w:cs="Calibri" w:eastAsia="Calibri" w:hAnsi="Calibri"/>
+          <w:sz w:val="20"/>
+          <w:szCs w:val="20"/>
+        </w:rPr>
+        <w:t xml:space="preserve">	Massive Refrigeration Services, Accra, Ghana</w:t>
+      </w:r>
+    </w:p>
+    <w:p>
+      <w:pPr>
+        <w:tabs>
+          <w:tab w:val="right" w:pos="9026"/>
+        </w:tabs>
+        <w:spacing w:after="10" w:before="0"/>
+      </w:pPr>
+      <w:r>
+        <w:rPr>
+          <w:rFonts w:ascii="Calibri" w:cs="Calibri" w:eastAsia="Calibri" w:hAnsi="Calibri"/>
+          <w:color w:val="444444"/>
+          <w:sz w:val="19"/>
+          <w:szCs w:val="19"/>
+        </w:rPr>
+        <w:t xml:space="preserve">Field servicing, diagnostics, installation support</w:t>
+      </w:r>
+      <w:r>
+        <w:rPr>
+          <w:rFonts w:ascii="Calibri" w:cs="Calibri" w:eastAsia="Calibri" w:hAnsi="Calibri"/>
+          <w:sz w:val="19"/>
+          <w:szCs w:val="19"/>
+        </w:rPr>
+        <w:t xml:space="preserve">	Jul 2019 - Jul 2021</w:t>
+      </w:r>
+    </w:p>
+    <w:p>
+      <w:pPr>
+        <w:spacing w:after="20" w:before="0"/>
+        <w:ind w:left="316" w:hanging="259"/>
+      </w:pPr>
+      <w:r>
+        <w:rPr>
+          <w:rFonts w:ascii="Calibri" w:cs="Calibri" w:eastAsia="Calibri" w:hAnsi="Calibri"/>
+          <w:sz w:val="19"/>
+          <w:szCs w:val="19"/>
+        </w:rPr>
+        <w:t xml:space="preserve">•  </w:t>
+      </w:r>
+      <w:r>
+        <w:rPr>
+          <w:rFonts w:ascii="Calibri" w:cs="Calibri" w:eastAsia="Calibri" w:hAnsi="Calibri"/>
+          <w:sz w:val="19"/>
+          <w:szCs w:val="19"/>
+        </w:rPr>
+        <w:t xml:space="preserve">
+            Serviced, installed and maintained </w:t>
+      </w:r>
+      <w:r>
+        <w:rPr>
+          <w:rFonts w:ascii="Calibri" w:cs="Calibri" w:eastAsia="Calibri" w:hAnsi="Calibri"/>
+          <w:b/>
+          <w:bCs/>
+          <w:sz w:val="19"/>
+          <w:szCs w:val="19"/>
+        </w:rPr>
+        <w:t xml:space="preserve">50+ air conditioning units</w:t>
+      </w:r>
+      <w:r>
+        <w:rPr>
+          <w:rFonts w:ascii="Calibri" w:cs="Calibri" w:eastAsia="Calibri" w:hAnsi="Calibri"/>
+          <w:sz w:val="19"/>
+          <w:szCs w:val="19"/>
+        </w:rPr>
+        <w:t xml:space="preserve"> using standard diagnostic tools and field servicing techniques
+          </w:t>
+      </w:r>
+    </w:p>
+    <w:p>
+      <w:pPr>
+        <w:spacing w:after="80" w:before="0"/>
+      </w:pPr>
+    </w:p>
+    <w:p>
+      <w:pPr>
+        <w:pBdr>
+          <w:bottom w:val="single" w:color="000000" w:sz="6" w:space="1"/>
+        </w:pBdr>
+        <w:spacing w:after="40" w:before="160"/>
+      </w:pPr>
+      <w:r>
+        <w:rPr>
+          <w:rFonts w:ascii="Calibri" w:cs="Calibri" w:eastAsia="Calibri" w:hAnsi="Calibri"/>
+          <w:b/>
+          <w:bCs/>
+          <w:sz w:val="21"/>
+          <w:szCs w:val="21"/>
+        </w:rPr>
+        <w:t xml:space="preserve">RESEARCH &amp; PUBLICATIONS</w:t>
+      </w:r>
+    </w:p>
+    <w:p>
+      <w:pPr>
+        <w:tabs>
+          <w:tab w:val="right" w:pos="9026"/>
+        </w:tabs>
+        <w:spacing w:after="10" w:before="0"/>
+      </w:pPr>
+      <w:r>
+        <w:rPr>
+          <w:rFonts w:ascii="Calibri" w:cs="Calibri" w:eastAsia="Calibri" w:hAnsi="Calibri"/>
+          <w:b/>
+          <w:bCs/>
+          <w:sz w:val="20"/>
+          <w:szCs w:val="20"/>
+        </w:rPr>
+        <w:t xml:space="preserve">git-unlocked: An Open-Source Modular Curriculum for Git and Version Control Education</w:t>
+      </w:r>
+    </w:p>
+    <w:p>
+      <w:pPr>
+        <w:tabs>
+          <w:tab w:val="right" w:pos="9026"/>
+        </w:tabs>
+        <w:spacing w:after="10" w:before="0"/>
+      </w:pPr>
+      <w:r>
+        <w:rPr>
+          <w:rFonts w:ascii="Calibri" w:cs="Calibri" w:eastAsia="Calibri" w:hAnsi="Calibri"/>
+          <w:color w:val="444444"/>
+          <w:sz w:val="19"/>
+          <w:szCs w:val="19"/>
+        </w:rPr>
         <w:t xml:space="preserve">I. Adjei · Zenodo · Jun 2026</w:t>
       </w:r>
       <w:r>
@@ -781,7 +2378,7 @@
         </w:rPr>
         <w:t xml:space="preserve">   </w:t>
       </w:r>
-      <w:hyperlink w:history="1" r:id="rIdn3r4gfnimkatddzixzoz7">
+      <w:hyperlink w:history="1" r:id="rIdbpkga5zn0psfty1ksfcm1">
         <w:r>
           <w:rPr>
             <w:rFonts w:ascii="Calibri" w:cs="Calibri" w:eastAsia="Calibri" w:hAnsi="Calibri"/>
@@ -809,7 +2406,7 @@
         </w:rPr>
         <w:t xml:space="preserve">| </w:t>
       </w:r>
-      <w:hyperlink w:history="1" r:id="rIdkyif5dkqgimyagxmqcl2-">
+      <w:hyperlink w:history="1" r:id="rId5pagn4k3rkdqdsylj05ot">
         <w:r>
           <w:rPr>
             <w:rFonts w:ascii="Calibri" w:cs="Calibri" w:eastAsia="Calibri" w:hAnsi="Calibri"/>

--- a/public/resume/cv-security.docx
+++ b/public/resume/cv-security.docx
@@ -33,7 +33,7 @@
         </w:rPr>
         <w:t xml:space="preserve">✉ </w:t>
       </w:r>
-      <w:hyperlink w:history="1" r:id="rIdypdmg_nas1v8ywq7nt0ry">
+      <w:hyperlink w:history="1" r:id="rIdo-j-wylndkchiuelflpcf">
         <w:r>
           <w:rPr>
             <w:rFonts w:ascii="Calibri" w:cs="Calibri" w:eastAsia="Calibri" w:hAnsi="Calibri"/>
@@ -63,7 +63,7 @@
         </w:rPr>
         <w:t xml:space="preserve">• </w:t>
       </w:r>
-      <w:hyperlink w:history="1" r:id="rId4dweyqx-it2emmhx2ovlq">
+      <w:hyperlink w:history="1" r:id="rIdjyntp38lo_8crth5qxgox">
         <w:r>
           <w:rPr>
             <w:rFonts w:ascii="Calibri" w:cs="Calibri" w:eastAsia="Calibri" w:hAnsi="Calibri"/>
@@ -93,7 +93,7 @@
         </w:rPr>
         <w:t xml:space="preserve">⁠in </w:t>
       </w:r>
-      <w:hyperlink w:history="1" r:id="rId3ov307hvwudwjiei49qp9">
+      <w:hyperlink w:history="1" r:id="rIdlcyog8ft3zevh6n9zfquo">
         <w:r>
           <w:rPr>
             <w:rFonts w:ascii="Calibri" w:cs="Calibri" w:eastAsia="Calibri" w:hAnsi="Calibri"/>
@@ -123,7 +123,7 @@
         </w:rPr>
         <w:t xml:space="preserve">◔ </w:t>
       </w:r>
-      <w:hyperlink w:history="1" r:id="rIdjborc5f1hyk1qhy7mwmpr">
+      <w:hyperlink w:history="1" r:id="rIdirwyqfflocjspyl_udnae">
         <w:r>
           <w:rPr>
             <w:rFonts w:ascii="Calibri" w:cs="Calibri" w:eastAsia="Calibri" w:hAnsi="Calibri"/>
@@ -153,7 +153,7 @@
         </w:rPr>
         <w:t xml:space="preserve">Ⓘ </w:t>
       </w:r>
-      <w:hyperlink w:history="1" r:id="rIdxtwhxxee9fpdl1pcurrs5">
+      <w:hyperlink w:history="1" r:id="rIdjhatjw-hfgvzfsgpp8p5g">
         <w:r>
           <w:rPr>
             <w:rFonts w:ascii="Calibri" w:cs="Calibri" w:eastAsia="Calibri" w:hAnsi="Calibri"/>
@@ -716,7 +716,7 @@
         </w:rPr>
         <w:t xml:space="preserve">   </w:t>
       </w:r>
-      <w:hyperlink w:history="1" r:id="rIdrwyogjj3obxbqocb-csen">
+      <w:hyperlink w:history="1" r:id="rIdptyn3tx2ysoqx_877park">
         <w:r>
           <w:rPr>
             <w:rFonts w:ascii="Calibri" w:cs="Calibri" w:eastAsia="Calibri" w:hAnsi="Calibri"/>
@@ -744,7 +744,7 @@
         </w:rPr>
         <w:t xml:space="preserve">| </w:t>
       </w:r>
-      <w:hyperlink w:history="1" r:id="rIdebr3xdoy6aicvinx4by8d">
+      <w:hyperlink w:history="1" r:id="rId5y-p-sla5z3xtvo8vw_xd">
         <w:r>
           <w:rPr>
             <w:rFonts w:ascii="Calibri" w:cs="Calibri" w:eastAsia="Calibri" w:hAnsi="Calibri"/>
@@ -772,7 +772,7 @@
         </w:rPr>
         <w:t xml:space="preserve">| </w:t>
       </w:r>
-      <w:hyperlink w:history="1" r:id="rIdgkm4u-_udqcqyk10r0y3l">
+      <w:hyperlink w:history="1" r:id="rIdkr8qadsvsl-ddo6chtc4j">
         <w:r>
           <w:rPr>
             <w:rFonts w:ascii="Calibri" w:cs="Calibri" w:eastAsia="Calibri" w:hAnsi="Calibri"/>
@@ -939,7 +939,7 @@
         </w:rPr>
         <w:t xml:space="preserve">   </w:t>
       </w:r>
-      <w:hyperlink w:history="1" r:id="rIddoluuiz08zofajzfjb01k">
+      <w:hyperlink w:history="1" r:id="rIdogq1gvdzl3gvnvam5szwa">
         <w:r>
           <w:rPr>
             <w:rFonts w:ascii="Calibri" w:cs="Calibri" w:eastAsia="Calibri" w:hAnsi="Calibri"/>
@@ -967,7 +967,7 @@
         </w:rPr>
         <w:t xml:space="preserve">| </w:t>
       </w:r>
-      <w:hyperlink w:history="1" r:id="rIdevvutxsoamcnmsq4xajfy">
+      <w:hyperlink w:history="1" r:id="rIdj4jq1hnjjr-76bjvc1w5q">
         <w:r>
           <w:rPr>
             <w:rFonts w:ascii="Calibri" w:cs="Calibri" w:eastAsia="Calibri" w:hAnsi="Calibri"/>
@@ -995,7 +995,7 @@
         </w:rPr>
         <w:t xml:space="preserve">| </w:t>
       </w:r>
-      <w:hyperlink w:history="1" r:id="rIdmykuyq70qgfrhdpyu0_bu">
+      <w:hyperlink w:history="1" r:id="rIdpei6xndktuipktetn-agk">
         <w:r>
           <w:rPr>
             <w:rFonts w:ascii="Calibri" w:cs="Calibri" w:eastAsia="Calibri" w:hAnsi="Calibri"/>
@@ -1348,7 +1348,7 @@
         </w:rPr>
         <w:t xml:space="preserve">   </w:t>
       </w:r>
-      <w:hyperlink w:history="1" r:id="rIdz4n4aerimatkl_dsdaq_6">
+      <w:hyperlink w:history="1" r:id="rIdoog0s5kc1rnloldiaxuel">
         <w:r>
           <w:rPr>
             <w:rFonts w:ascii="Calibri" w:cs="Calibri" w:eastAsia="Calibri" w:hAnsi="Calibri"/>
@@ -1376,7 +1376,7 @@
         </w:rPr>
         <w:t xml:space="preserve">| </w:t>
       </w:r>
-      <w:hyperlink w:history="1" r:id="rIdgaplwjmlpmwhvl8vugfqz">
+      <w:hyperlink w:history="1" r:id="rIdwskk2o7rencsdfz51eect">
         <w:r>
           <w:rPr>
             <w:rFonts w:ascii="Calibri" w:cs="Calibri" w:eastAsia="Calibri" w:hAnsi="Calibri"/>
@@ -1505,7 +1505,7 @@
         </w:rPr>
         <w:t xml:space="preserve">   </w:t>
       </w:r>
-      <w:hyperlink w:history="1" r:id="rIdwtclmybu03ml9xrpjfak6">
+      <w:hyperlink w:history="1" r:id="rIdyutrxf-hv97jh7vozhmvf">
         <w:r>
           <w:rPr>
             <w:rFonts w:ascii="Calibri" w:cs="Calibri" w:eastAsia="Calibri" w:hAnsi="Calibri"/>
@@ -1533,7 +1533,7 @@
         </w:rPr>
         <w:t xml:space="preserve">| </w:t>
       </w:r>
-      <w:hyperlink w:history="1" r:id="rId9s0th2d01sd4weqr1bxjq">
+      <w:hyperlink w:history="1" r:id="rIdnznc5emf5yae6zfxr4wx6">
         <w:r>
           <w:rPr>
             <w:rFonts w:ascii="Calibri" w:cs="Calibri" w:eastAsia="Calibri" w:hAnsi="Calibri"/>
@@ -1666,7 +1666,7 @@
         </w:rPr>
         <w:t xml:space="preserve">   </w:t>
       </w:r>
-      <w:hyperlink w:history="1" r:id="rIda9xtvwck2mxybjahhqcsj">
+      <w:hyperlink w:history="1" r:id="rIdntx1ss0k8wmbsubc8e9gs">
         <w:r>
           <w:rPr>
             <w:rFonts w:ascii="Calibri" w:cs="Calibri" w:eastAsia="Calibri" w:hAnsi="Calibri"/>
@@ -1816,7 +1816,7 @@
         </w:rPr>
         <w:t xml:space="preserve">   </w:t>
       </w:r>
-      <w:hyperlink w:history="1" r:id="rId_qzleinucoqsw9ktrx2wq">
+      <w:hyperlink w:history="1" r:id="rIdy24f03-tgh8d0orh8zvrf">
         <w:r>
           <w:rPr>
             <w:rFonts w:ascii="Calibri" w:cs="Calibri" w:eastAsia="Calibri" w:hAnsi="Calibri"/>
@@ -2378,7 +2378,7 @@
         </w:rPr>
         <w:t xml:space="preserve">   </w:t>
       </w:r>
-      <w:hyperlink w:history="1" r:id="rIdbpkga5zn0psfty1ksfcm1">
+      <w:hyperlink w:history="1" r:id="rIdkldykvbccmfbe47bye0yz">
         <w:r>
           <w:rPr>
             <w:rFonts w:ascii="Calibri" w:cs="Calibri" w:eastAsia="Calibri" w:hAnsi="Calibri"/>
@@ -2406,7 +2406,7 @@
         </w:rPr>
         <w:t xml:space="preserve">| </w:t>
       </w:r>
-      <w:hyperlink w:history="1" r:id="rId5pagn4k3rkdqdsylj05ot">
+      <w:hyperlink w:history="1" r:id="rIdqu-ua_k2nme3qjjjmsg8n">
         <w:r>
           <w:rPr>
             <w:rFonts w:ascii="Calibri" w:cs="Calibri" w:eastAsia="Calibri" w:hAnsi="Calibri"/>

--- a/public/resume/cv-security.docx
+++ b/public/resume/cv-security.docx
@@ -33,7 +33,7 @@
         </w:rPr>
         <w:t xml:space="preserve">✉ </w:t>
       </w:r>
-      <w:hyperlink w:history="1" r:id="rIdo-j-wylndkchiuelflpcf">
+      <w:hyperlink w:history="1" r:id="rIddub57gzaxxsohmckkgrxn">
         <w:r>
           <w:rPr>
             <w:rFonts w:ascii="Calibri" w:cs="Calibri" w:eastAsia="Calibri" w:hAnsi="Calibri"/>
@@ -63,7 +63,7 @@
         </w:rPr>
         <w:t xml:space="preserve">• </w:t>
       </w:r>
-      <w:hyperlink w:history="1" r:id="rIdjyntp38lo_8crth5qxgox">
+      <w:hyperlink w:history="1" r:id="rId967j5gted8yejxy1d2lld">
         <w:r>
           <w:rPr>
             <w:rFonts w:ascii="Calibri" w:cs="Calibri" w:eastAsia="Calibri" w:hAnsi="Calibri"/>
@@ -93,7 +93,7 @@
         </w:rPr>
         <w:t xml:space="preserve">⁠in </w:t>
       </w:r>
-      <w:hyperlink w:history="1" r:id="rIdlcyog8ft3zevh6n9zfquo">
+      <w:hyperlink w:history="1" r:id="rIdw-4vrex3ne_jtvpbsuhbu">
         <w:r>
           <w:rPr>
             <w:rFonts w:ascii="Calibri" w:cs="Calibri" w:eastAsia="Calibri" w:hAnsi="Calibri"/>
@@ -123,7 +123,7 @@
         </w:rPr>
         <w:t xml:space="preserve">◔ </w:t>
       </w:r>
-      <w:hyperlink w:history="1" r:id="rIdirwyqfflocjspyl_udnae">
+      <w:hyperlink w:history="1" r:id="rIdcxgszgf6rtakw76xjrq1y">
         <w:r>
           <w:rPr>
             <w:rFonts w:ascii="Calibri" w:cs="Calibri" w:eastAsia="Calibri" w:hAnsi="Calibri"/>
@@ -153,7 +153,7 @@
         </w:rPr>
         <w:t xml:space="preserve">Ⓘ </w:t>
       </w:r>
-      <w:hyperlink w:history="1" r:id="rIdjhatjw-hfgvzfsgpp8p5g">
+      <w:hyperlink w:history="1" r:id="rIdmqlgze-m3lcgfli6iewgp">
         <w:r>
           <w:rPr>
             <w:rFonts w:ascii="Calibri" w:cs="Calibri" w:eastAsia="Calibri" w:hAnsi="Calibri"/>
@@ -716,7 +716,7 @@
         </w:rPr>
         <w:t xml:space="preserve">   </w:t>
       </w:r>
-      <w:hyperlink w:history="1" r:id="rIdptyn3tx2ysoqx_877park">
+      <w:hyperlink w:history="1" r:id="rIdh2wjhchbbrbjjaxp_56nw">
         <w:r>
           <w:rPr>
             <w:rFonts w:ascii="Calibri" w:cs="Calibri" w:eastAsia="Calibri" w:hAnsi="Calibri"/>
@@ -744,7 +744,7 @@
         </w:rPr>
         <w:t xml:space="preserve">| </w:t>
       </w:r>
-      <w:hyperlink w:history="1" r:id="rId5y-p-sla5z3xtvo8vw_xd">
+      <w:hyperlink w:history="1" r:id="rIda0s96ubezzv_6p1e1ws61">
         <w:r>
           <w:rPr>
             <w:rFonts w:ascii="Calibri" w:cs="Calibri" w:eastAsia="Calibri" w:hAnsi="Calibri"/>
@@ -772,7 +772,7 @@
         </w:rPr>
         <w:t xml:space="preserve">| </w:t>
       </w:r>
-      <w:hyperlink w:history="1" r:id="rIdkr8qadsvsl-ddo6chtc4j">
+      <w:hyperlink w:history="1" r:id="rIdethsivejxgnf7kewpbj3y">
         <w:r>
           <w:rPr>
             <w:rFonts w:ascii="Calibri" w:cs="Calibri" w:eastAsia="Calibri" w:hAnsi="Calibri"/>
@@ -939,7 +939,7 @@
         </w:rPr>
         <w:t xml:space="preserve">   </w:t>
       </w:r>
-      <w:hyperlink w:history="1" r:id="rIdogq1gvdzl3gvnvam5szwa">
+      <w:hyperlink w:history="1" r:id="rIdnhs7tjeedrmjrs-p9mtdo">
         <w:r>
           <w:rPr>
             <w:rFonts w:ascii="Calibri" w:cs="Calibri" w:eastAsia="Calibri" w:hAnsi="Calibri"/>
@@ -967,7 +967,7 @@
         </w:rPr>
         <w:t xml:space="preserve">| </w:t>
       </w:r>
-      <w:hyperlink w:history="1" r:id="rIdj4jq1hnjjr-76bjvc1w5q">
+      <w:hyperlink w:history="1" r:id="rIdorepr8pv15x5sg86i889y">
         <w:r>
           <w:rPr>
             <w:rFonts w:ascii="Calibri" w:cs="Calibri" w:eastAsia="Calibri" w:hAnsi="Calibri"/>
@@ -995,7 +995,7 @@
         </w:rPr>
         <w:t xml:space="preserve">| </w:t>
       </w:r>
-      <w:hyperlink w:history="1" r:id="rIdpei6xndktuipktetn-agk">
+      <w:hyperlink w:history="1" r:id="rIdeagwxhmtsmvqjg6n3ltko">
         <w:r>
           <w:rPr>
             <w:rFonts w:ascii="Calibri" w:cs="Calibri" w:eastAsia="Calibri" w:hAnsi="Calibri"/>
@@ -1348,7 +1348,7 @@
         </w:rPr>
         <w:t xml:space="preserve">   </w:t>
       </w:r>
-      <w:hyperlink w:history="1" r:id="rIdoog0s5kc1rnloldiaxuel">
+      <w:hyperlink w:history="1" r:id="rIdclsuu5ilxo1r5vgjytio8">
         <w:r>
           <w:rPr>
             <w:rFonts w:ascii="Calibri" w:cs="Calibri" w:eastAsia="Calibri" w:hAnsi="Calibri"/>
@@ -1376,7 +1376,7 @@
         </w:rPr>
         <w:t xml:space="preserve">| </w:t>
       </w:r>
-      <w:hyperlink w:history="1" r:id="rIdwskk2o7rencsdfz51eect">
+      <w:hyperlink w:history="1" r:id="rIdlo9dw6v5h6iadhzkfsqkn">
         <w:r>
           <w:rPr>
             <w:rFonts w:ascii="Calibri" w:cs="Calibri" w:eastAsia="Calibri" w:hAnsi="Calibri"/>
@@ -1505,7 +1505,7 @@
         </w:rPr>
         <w:t xml:space="preserve">   </w:t>
       </w:r>
-      <w:hyperlink w:history="1" r:id="rIdyutrxf-hv97jh7vozhmvf">
+      <w:hyperlink w:history="1" r:id="rIdmcwsjsdmvnu-twclfo_f7">
         <w:r>
           <w:rPr>
             <w:rFonts w:ascii="Calibri" w:cs="Calibri" w:eastAsia="Calibri" w:hAnsi="Calibri"/>
@@ -1533,7 +1533,7 @@
         </w:rPr>
         <w:t xml:space="preserve">| </w:t>
       </w:r>
-      <w:hyperlink w:history="1" r:id="rIdnznc5emf5yae6zfxr4wx6">
+      <w:hyperlink w:history="1" r:id="rIdcayd42ekgmxjcolkvfuhi">
         <w:r>
           <w:rPr>
             <w:rFonts w:ascii="Calibri" w:cs="Calibri" w:eastAsia="Calibri" w:hAnsi="Calibri"/>
@@ -1666,7 +1666,7 @@
         </w:rPr>
         <w:t xml:space="preserve">   </w:t>
       </w:r>
-      <w:hyperlink w:history="1" r:id="rIdntx1ss0k8wmbsubc8e9gs">
+      <w:hyperlink w:history="1" r:id="rIdxev1scgvwfkkycuyqkili">
         <w:r>
           <w:rPr>
             <w:rFonts w:ascii="Calibri" w:cs="Calibri" w:eastAsia="Calibri" w:hAnsi="Calibri"/>
@@ -1816,7 +1816,7 @@
         </w:rPr>
         <w:t xml:space="preserve">   </w:t>
       </w:r>
-      <w:hyperlink w:history="1" r:id="rIdy24f03-tgh8d0orh8zvrf">
+      <w:hyperlink w:history="1" r:id="rIdtcjkptn5fz1rcomfxnbg4">
         <w:r>
           <w:rPr>
             <w:rFonts w:ascii="Calibri" w:cs="Calibri" w:eastAsia="Calibri" w:hAnsi="Calibri"/>
@@ -2378,7 +2378,7 @@
         </w:rPr>
         <w:t xml:space="preserve">   </w:t>
       </w:r>
-      <w:hyperlink w:history="1" r:id="rIdkldykvbccmfbe47bye0yz">
+      <w:hyperlink w:history="1" r:id="rIdd8bofi85dnbtkdvw0ikn4">
         <w:r>
           <w:rPr>
             <w:rFonts w:ascii="Calibri" w:cs="Calibri" w:eastAsia="Calibri" w:hAnsi="Calibri"/>
@@ -2406,7 +2406,7 @@
         </w:rPr>
         <w:t xml:space="preserve">| </w:t>
       </w:r>
-      <w:hyperlink w:history="1" r:id="rIdqu-ua_k2nme3qjjjmsg8n">
+      <w:hyperlink w:history="1" r:id="rIdr0stezywz5hlkmzur6kug">
         <w:r>
           <w:rPr>
             <w:rFonts w:ascii="Calibri" w:cs="Calibri" w:eastAsia="Calibri" w:hAnsi="Calibri"/>

--- a/public/resume/cv-security.docx
+++ b/public/resume/cv-security.docx
@@ -33,7 +33,7 @@
         </w:rPr>
         <w:t xml:space="preserve">✉ </w:t>
       </w:r>
-      <w:hyperlink w:history="1" r:id="rIddub57gzaxxsohmckkgrxn">
+      <w:hyperlink w:history="1" r:id="rIdnupaz3_mzty1z1lxfmt_w">
         <w:r>
           <w:rPr>
             <w:rFonts w:ascii="Calibri" w:cs="Calibri" w:eastAsia="Calibri" w:hAnsi="Calibri"/>
@@ -63,7 +63,7 @@
         </w:rPr>
         <w:t xml:space="preserve">• </w:t>
       </w:r>
-      <w:hyperlink w:history="1" r:id="rId967j5gted8yejxy1d2lld">
+      <w:hyperlink w:history="1" r:id="rIdvl-mejfokrxbtnrjwdpkn">
         <w:r>
           <w:rPr>
             <w:rFonts w:ascii="Calibri" w:cs="Calibri" w:eastAsia="Calibri" w:hAnsi="Calibri"/>
@@ -93,7 +93,7 @@
         </w:rPr>
         <w:t xml:space="preserve">⁠in </w:t>
       </w:r>
-      <w:hyperlink w:history="1" r:id="rIdw-4vrex3ne_jtvpbsuhbu">
+      <w:hyperlink w:history="1" r:id="rIdxxzud-itbrbjg-tyey8i3">
         <w:r>
           <w:rPr>
             <w:rFonts w:ascii="Calibri" w:cs="Calibri" w:eastAsia="Calibri" w:hAnsi="Calibri"/>
@@ -123,7 +123,7 @@
         </w:rPr>
         <w:t xml:space="preserve">◔ </w:t>
       </w:r>
-      <w:hyperlink w:history="1" r:id="rIdcxgszgf6rtakw76xjrq1y">
+      <w:hyperlink w:history="1" r:id="rIds_wb3vscs5ovdm6wdor4o">
         <w:r>
           <w:rPr>
             <w:rFonts w:ascii="Calibri" w:cs="Calibri" w:eastAsia="Calibri" w:hAnsi="Calibri"/>
@@ -153,7 +153,7 @@
         </w:rPr>
         <w:t xml:space="preserve">Ⓘ </w:t>
       </w:r>
-      <w:hyperlink w:history="1" r:id="rIdmqlgze-m3lcgfli6iewgp">
+      <w:hyperlink w:history="1" r:id="rIdbw-bapiflc4y6-it65g8p">
         <w:r>
           <w:rPr>
             <w:rFonts w:ascii="Calibri" w:cs="Calibri" w:eastAsia="Calibri" w:hAnsi="Calibri"/>
@@ -716,7 +716,7 @@
         </w:rPr>
         <w:t xml:space="preserve">   </w:t>
       </w:r>
-      <w:hyperlink w:history="1" r:id="rIdh2wjhchbbrbjjaxp_56nw">
+      <w:hyperlink w:history="1" r:id="rIdyjkmcs4zawq9x5esibi3s">
         <w:r>
           <w:rPr>
             <w:rFonts w:ascii="Calibri" w:cs="Calibri" w:eastAsia="Calibri" w:hAnsi="Calibri"/>
@@ -744,7 +744,7 @@
         </w:rPr>
         <w:t xml:space="preserve">| </w:t>
       </w:r>
-      <w:hyperlink w:history="1" r:id="rIda0s96ubezzv_6p1e1ws61">
+      <w:hyperlink w:history="1" r:id="rIdgqkho14zujcil9z1lokwy">
         <w:r>
           <w:rPr>
             <w:rFonts w:ascii="Calibri" w:cs="Calibri" w:eastAsia="Calibri" w:hAnsi="Calibri"/>
@@ -772,7 +772,7 @@
         </w:rPr>
         <w:t xml:space="preserve">| </w:t>
       </w:r>
-      <w:hyperlink w:history="1" r:id="rIdethsivejxgnf7kewpbj3y">
+      <w:hyperlink w:history="1" r:id="rIdlatyi4myx9p1xwkhvynle">
         <w:r>
           <w:rPr>
             <w:rFonts w:ascii="Calibri" w:cs="Calibri" w:eastAsia="Calibri" w:hAnsi="Calibri"/>
@@ -939,7 +939,7 @@
         </w:rPr>
         <w:t xml:space="preserve">   </w:t>
       </w:r>
-      <w:hyperlink w:history="1" r:id="rIdnhs7tjeedrmjrs-p9mtdo">
+      <w:hyperlink w:history="1" r:id="rIdctmyalfsogc7l5vajdftv">
         <w:r>
           <w:rPr>
             <w:rFonts w:ascii="Calibri" w:cs="Calibri" w:eastAsia="Calibri" w:hAnsi="Calibri"/>
@@ -967,7 +967,7 @@
         </w:rPr>
         <w:t xml:space="preserve">| </w:t>
       </w:r>
-      <w:hyperlink w:history="1" r:id="rIdorepr8pv15x5sg86i889y">
+      <w:hyperlink w:history="1" r:id="rIdr5ljrwejmcledoluyfesa">
         <w:r>
           <w:rPr>
             <w:rFonts w:ascii="Calibri" w:cs="Calibri" w:eastAsia="Calibri" w:hAnsi="Calibri"/>
@@ -995,7 +995,7 @@
         </w:rPr>
         <w:t xml:space="preserve">| </w:t>
       </w:r>
-      <w:hyperlink w:history="1" r:id="rIdeagwxhmtsmvqjg6n3ltko">
+      <w:hyperlink w:history="1" r:id="rIdmaiwnekvix3-_atotdbwi">
         <w:r>
           <w:rPr>
             <w:rFonts w:ascii="Calibri" w:cs="Calibri" w:eastAsia="Calibri" w:hAnsi="Calibri"/>
@@ -1348,7 +1348,7 @@
         </w:rPr>
         <w:t xml:space="preserve">   </w:t>
       </w:r>
-      <w:hyperlink w:history="1" r:id="rIdclsuu5ilxo1r5vgjytio8">
+      <w:hyperlink w:history="1" r:id="rId4r9savd7j_7jfakoakmpj">
         <w:r>
           <w:rPr>
             <w:rFonts w:ascii="Calibri" w:cs="Calibri" w:eastAsia="Calibri" w:hAnsi="Calibri"/>
@@ -1376,7 +1376,7 @@
         </w:rPr>
         <w:t xml:space="preserve">| </w:t>
       </w:r>
-      <w:hyperlink w:history="1" r:id="rIdlo9dw6v5h6iadhzkfsqkn">
+      <w:hyperlink w:history="1" r:id="rId6lufaf9gmfa15mjyr8ull">
         <w:r>
           <w:rPr>
             <w:rFonts w:ascii="Calibri" w:cs="Calibri" w:eastAsia="Calibri" w:hAnsi="Calibri"/>
@@ -1505,7 +1505,7 @@
         </w:rPr>
         <w:t xml:space="preserve">   </w:t>
       </w:r>
-      <w:hyperlink w:history="1" r:id="rIdmcwsjsdmvnu-twclfo_f7">
+      <w:hyperlink w:history="1" r:id="rIds9phq8pb0cxzz_fbnlxqr">
         <w:r>
           <w:rPr>
             <w:rFonts w:ascii="Calibri" w:cs="Calibri" w:eastAsia="Calibri" w:hAnsi="Calibri"/>
@@ -1533,7 +1533,7 @@
         </w:rPr>
         <w:t xml:space="preserve">| </w:t>
       </w:r>
-      <w:hyperlink w:history="1" r:id="rIdcayd42ekgmxjcolkvfuhi">
+      <w:hyperlink w:history="1" r:id="rIdc-pckryu1nr9cp5mkslga">
         <w:r>
           <w:rPr>
             <w:rFonts w:ascii="Calibri" w:cs="Calibri" w:eastAsia="Calibri" w:hAnsi="Calibri"/>
@@ -1666,7 +1666,7 @@
         </w:rPr>
         <w:t xml:space="preserve">   </w:t>
       </w:r>
-      <w:hyperlink w:history="1" r:id="rIdxev1scgvwfkkycuyqkili">
+      <w:hyperlink w:history="1" r:id="rIdjmxsmemgdalqooxtcqj8c">
         <w:r>
           <w:rPr>
             <w:rFonts w:ascii="Calibri" w:cs="Calibri" w:eastAsia="Calibri" w:hAnsi="Calibri"/>
@@ -1816,7 +1816,7 @@
         </w:rPr>
         <w:t xml:space="preserve">   </w:t>
       </w:r>
-      <w:hyperlink w:history="1" r:id="rIdtcjkptn5fz1rcomfxnbg4">
+      <w:hyperlink w:history="1" r:id="rId2cuireu_5mobxiqcxukk9">
         <w:r>
           <w:rPr>
             <w:rFonts w:ascii="Calibri" w:cs="Calibri" w:eastAsia="Calibri" w:hAnsi="Calibri"/>
@@ -2378,7 +2378,7 @@
         </w:rPr>
         <w:t xml:space="preserve">   </w:t>
       </w:r>
-      <w:hyperlink w:history="1" r:id="rIdd8bofi85dnbtkdvw0ikn4">
+      <w:hyperlink w:history="1" r:id="rIdhtbdpy2qpu4cry_tbhqym">
         <w:r>
           <w:rPr>
             <w:rFonts w:ascii="Calibri" w:cs="Calibri" w:eastAsia="Calibri" w:hAnsi="Calibri"/>
@@ -2406,7 +2406,7 @@
         </w:rPr>
         <w:t xml:space="preserve">| </w:t>
       </w:r>
-      <w:hyperlink w:history="1" r:id="rIdr0stezywz5hlkmzur6kug">
+      <w:hyperlink w:history="1" r:id="rIdqpszqtipxamd2_-nwo-9q">
         <w:r>
           <w:rPr>
             <w:rFonts w:ascii="Calibri" w:cs="Calibri" w:eastAsia="Calibri" w:hAnsi="Calibri"/>

--- a/public/resume/cv-security.docx
+++ b/public/resume/cv-security.docx
@@ -33,7 +33,7 @@
         </w:rPr>
         <w:t xml:space="preserve">✉ </w:t>
       </w:r>
-      <w:hyperlink w:history="1" r:id="rIdnupaz3_mzty1z1lxfmt_w">
+      <w:hyperlink w:history="1" r:id="rIdi-l-1paoe24oenmy9gmkj">
         <w:r>
           <w:rPr>
             <w:rFonts w:ascii="Calibri" w:cs="Calibri" w:eastAsia="Calibri" w:hAnsi="Calibri"/>
@@ -63,7 +63,7 @@
         </w:rPr>
         <w:t xml:space="preserve">• </w:t>
       </w:r>
-      <w:hyperlink w:history="1" r:id="rIdvl-mejfokrxbtnrjwdpkn">
+      <w:hyperlink w:history="1" r:id="rIdoyts_k3zdqdtod-ppd_ch">
         <w:r>
           <w:rPr>
             <w:rFonts w:ascii="Calibri" w:cs="Calibri" w:eastAsia="Calibri" w:hAnsi="Calibri"/>
@@ -93,7 +93,7 @@
         </w:rPr>
         <w:t xml:space="preserve">⁠in </w:t>
       </w:r>
-      <w:hyperlink w:history="1" r:id="rIdxxzud-itbrbjg-tyey8i3">
+      <w:hyperlink w:history="1" r:id="rIdkd7oztxcbq0jr2vtmtbz1">
         <w:r>
           <w:rPr>
             <w:rFonts w:ascii="Calibri" w:cs="Calibri" w:eastAsia="Calibri" w:hAnsi="Calibri"/>
@@ -123,7 +123,7 @@
         </w:rPr>
         <w:t xml:space="preserve">◔ </w:t>
       </w:r>
-      <w:hyperlink w:history="1" r:id="rIds_wb3vscs5ovdm6wdor4o">
+      <w:hyperlink w:history="1" r:id="rId9wta0kcunfmmaypmz_upx">
         <w:r>
           <w:rPr>
             <w:rFonts w:ascii="Calibri" w:cs="Calibri" w:eastAsia="Calibri" w:hAnsi="Calibri"/>
@@ -153,7 +153,7 @@
         </w:rPr>
         <w:t xml:space="preserve">Ⓘ </w:t>
       </w:r>
-      <w:hyperlink w:history="1" r:id="rIdbw-bapiflc4y6-it65g8p">
+      <w:hyperlink w:history="1" r:id="rIdfv-pctgbeq50rrzqcroz1">
         <w:r>
           <w:rPr>
             <w:rFonts w:ascii="Calibri" w:cs="Calibri" w:eastAsia="Calibri" w:hAnsi="Calibri"/>
@@ -716,7 +716,7 @@
         </w:rPr>
         <w:t xml:space="preserve">   </w:t>
       </w:r>
-      <w:hyperlink w:history="1" r:id="rIdyjkmcs4zawq9x5esibi3s">
+      <w:hyperlink w:history="1" r:id="rIdgkmmrr9zzrs6nn1db_fxi">
         <w:r>
           <w:rPr>
             <w:rFonts w:ascii="Calibri" w:cs="Calibri" w:eastAsia="Calibri" w:hAnsi="Calibri"/>
@@ -744,7 +744,7 @@
         </w:rPr>
         <w:t xml:space="preserve">| </w:t>
       </w:r>
-      <w:hyperlink w:history="1" r:id="rIdgqkho14zujcil9z1lokwy">
+      <w:hyperlink w:history="1" r:id="rId72ihkqs2xvcrlzbjpnu3z">
         <w:r>
           <w:rPr>
             <w:rFonts w:ascii="Calibri" w:cs="Calibri" w:eastAsia="Calibri" w:hAnsi="Calibri"/>
@@ -772,7 +772,7 @@
         </w:rPr>
         <w:t xml:space="preserve">| </w:t>
       </w:r>
-      <w:hyperlink w:history="1" r:id="rIdlatyi4myx9p1xwkhvynle">
+      <w:hyperlink w:history="1" r:id="rIdhmtyqrjghpli591at-vtq">
         <w:r>
           <w:rPr>
             <w:rFonts w:ascii="Calibri" w:cs="Calibri" w:eastAsia="Calibri" w:hAnsi="Calibri"/>
@@ -939,7 +939,7 @@
         </w:rPr>
         <w:t xml:space="preserve">   </w:t>
       </w:r>
-      <w:hyperlink w:history="1" r:id="rIdctmyalfsogc7l5vajdftv">
+      <w:hyperlink w:history="1" r:id="rIdeqdnlz1lokf7sqtidgbka">
         <w:r>
           <w:rPr>
             <w:rFonts w:ascii="Calibri" w:cs="Calibri" w:eastAsia="Calibri" w:hAnsi="Calibri"/>
@@ -967,7 +967,7 @@
         </w:rPr>
         <w:t xml:space="preserve">| </w:t>
       </w:r>
-      <w:hyperlink w:history="1" r:id="rIdr5ljrwejmcledoluyfesa">
+      <w:hyperlink w:history="1" r:id="rIdnq97gdjbjdddouhyuyp_9">
         <w:r>
           <w:rPr>
             <w:rFonts w:ascii="Calibri" w:cs="Calibri" w:eastAsia="Calibri" w:hAnsi="Calibri"/>
@@ -995,7 +995,7 @@
         </w:rPr>
         <w:t xml:space="preserve">| </w:t>
       </w:r>
-      <w:hyperlink w:history="1" r:id="rIdmaiwnekvix3-_atotdbwi">
+      <w:hyperlink w:history="1" r:id="rIdx7yaa-pyrykcydl4xefqf">
         <w:r>
           <w:rPr>
             <w:rFonts w:ascii="Calibri" w:cs="Calibri" w:eastAsia="Calibri" w:hAnsi="Calibri"/>
@@ -1348,7 +1348,7 @@
         </w:rPr>
         <w:t xml:space="preserve">   </w:t>
       </w:r>
-      <w:hyperlink w:history="1" r:id="rId4r9savd7j_7jfakoakmpj">
+      <w:hyperlink w:history="1" r:id="rIdctlrytlxitqupiss1hv8f">
         <w:r>
           <w:rPr>
             <w:rFonts w:ascii="Calibri" w:cs="Calibri" w:eastAsia="Calibri" w:hAnsi="Calibri"/>
@@ -1376,7 +1376,7 @@
         </w:rPr>
         <w:t xml:space="preserve">| </w:t>
       </w:r>
-      <w:hyperlink w:history="1" r:id="rId6lufaf9gmfa15mjyr8ull">
+      <w:hyperlink w:history="1" r:id="rIdvy37k4lu_trde8rf08asi">
         <w:r>
           <w:rPr>
             <w:rFonts w:ascii="Calibri" w:cs="Calibri" w:eastAsia="Calibri" w:hAnsi="Calibri"/>
@@ -1505,7 +1505,7 @@
         </w:rPr>
         <w:t xml:space="preserve">   </w:t>
       </w:r>
-      <w:hyperlink w:history="1" r:id="rIds9phq8pb0cxzz_fbnlxqr">
+      <w:hyperlink w:history="1" r:id="rIdxf1ieb0km0fjw0tgbnu_1">
         <w:r>
           <w:rPr>
             <w:rFonts w:ascii="Calibri" w:cs="Calibri" w:eastAsia="Calibri" w:hAnsi="Calibri"/>
@@ -1533,7 +1533,7 @@
         </w:rPr>
         <w:t xml:space="preserve">| </w:t>
       </w:r>
-      <w:hyperlink w:history="1" r:id="rIdc-pckryu1nr9cp5mkslga">
+      <w:hyperlink w:history="1" r:id="rIdep1enbwg6hzgxwk5fjji4">
         <w:r>
           <w:rPr>
             <w:rFonts w:ascii="Calibri" w:cs="Calibri" w:eastAsia="Calibri" w:hAnsi="Calibri"/>
@@ -1666,7 +1666,7 @@
         </w:rPr>
         <w:t xml:space="preserve">   </w:t>
       </w:r>
-      <w:hyperlink w:history="1" r:id="rIdjmxsmemgdalqooxtcqj8c">
+      <w:hyperlink w:history="1" r:id="rIdajht0q6jl9qlbj9hgkdof">
         <w:r>
           <w:rPr>
             <w:rFonts w:ascii="Calibri" w:cs="Calibri" w:eastAsia="Calibri" w:hAnsi="Calibri"/>
@@ -1816,7 +1816,7 @@
         </w:rPr>
         <w:t xml:space="preserve">   </w:t>
       </w:r>
-      <w:hyperlink w:history="1" r:id="rId2cuireu_5mobxiqcxukk9">
+      <w:hyperlink w:history="1" r:id="rIdxbfufehimmuc5kklbkg5x">
         <w:r>
           <w:rPr>
             <w:rFonts w:ascii="Calibri" w:cs="Calibri" w:eastAsia="Calibri" w:hAnsi="Calibri"/>
@@ -2378,7 +2378,7 @@
         </w:rPr>
         <w:t xml:space="preserve">   </w:t>
       </w:r>
-      <w:hyperlink w:history="1" r:id="rIdhtbdpy2qpu4cry_tbhqym">
+      <w:hyperlink w:history="1" r:id="rIdagr6we5p-w5izbrm3fbyh">
         <w:r>
           <w:rPr>
             <w:rFonts w:ascii="Calibri" w:cs="Calibri" w:eastAsia="Calibri" w:hAnsi="Calibri"/>
@@ -2406,7 +2406,7 @@
         </w:rPr>
         <w:t xml:space="preserve">| </w:t>
       </w:r>
-      <w:hyperlink w:history="1" r:id="rIdqpszqtipxamd2_-nwo-9q">
+      <w:hyperlink w:history="1" r:id="rIdecwohnfpcucwzmodflsfi">
         <w:r>
           <w:rPr>
             <w:rFonts w:ascii="Calibri" w:cs="Calibri" w:eastAsia="Calibri" w:hAnsi="Calibri"/>

--- a/public/resume/cv-security.docx
+++ b/public/resume/cv-security.docx
@@ -33,7 +33,7 @@
         </w:rPr>
         <w:t xml:space="preserve">✉ </w:t>
       </w:r>
-      <w:hyperlink w:history="1" r:id="rIdnupaz3_mzty1z1lxfmt_w">
+      <w:hyperlink w:history="1" r:id="rIdaxu_ovzfzwnpttsm1qoc8">
         <w:r>
           <w:rPr>
             <w:rFonts w:ascii="Calibri" w:cs="Calibri" w:eastAsia="Calibri" w:hAnsi="Calibri"/>
@@ -63,7 +63,7 @@
         </w:rPr>
         <w:t xml:space="preserve">• </w:t>
       </w:r>
-      <w:hyperlink w:history="1" r:id="rIdvl-mejfokrxbtnrjwdpkn">
+      <w:hyperlink w:history="1" r:id="rIdbp8szdbfuquo7-olkirnc">
         <w:r>
           <w:rPr>
             <w:rFonts w:ascii="Calibri" w:cs="Calibri" w:eastAsia="Calibri" w:hAnsi="Calibri"/>
@@ -93,7 +93,7 @@
         </w:rPr>
         <w:t xml:space="preserve">⁠in </w:t>
       </w:r>
-      <w:hyperlink w:history="1" r:id="rIdxxzud-itbrbjg-tyey8i3">
+      <w:hyperlink w:history="1" r:id="rIdblf7mvlbely_eyyxkb0dg">
         <w:r>
           <w:rPr>
             <w:rFonts w:ascii="Calibri" w:cs="Calibri" w:eastAsia="Calibri" w:hAnsi="Calibri"/>
@@ -123,7 +123,7 @@
         </w:rPr>
         <w:t xml:space="preserve">◔ </w:t>
       </w:r>
-      <w:hyperlink w:history="1" r:id="rIds_wb3vscs5ovdm6wdor4o">
+      <w:hyperlink w:history="1" r:id="rIdlvedsuuby_jxhksqi3ppy">
         <w:r>
           <w:rPr>
             <w:rFonts w:ascii="Calibri" w:cs="Calibri" w:eastAsia="Calibri" w:hAnsi="Calibri"/>
@@ -153,7 +153,7 @@
         </w:rPr>
         <w:t xml:space="preserve">Ⓘ </w:t>
       </w:r>
-      <w:hyperlink w:history="1" r:id="rIdbw-bapiflc4y6-it65g8p">
+      <w:hyperlink w:history="1" r:id="rIdbmjmybdbsevcolpebioqi">
         <w:r>
           <w:rPr>
             <w:rFonts w:ascii="Calibri" w:cs="Calibri" w:eastAsia="Calibri" w:hAnsi="Calibri"/>
@@ -716,7 +716,7 @@
         </w:rPr>
         <w:t xml:space="preserve">   </w:t>
       </w:r>
-      <w:hyperlink w:history="1" r:id="rIdyjkmcs4zawq9x5esibi3s">
+      <w:hyperlink w:history="1" r:id="rIdndvrt3ctitlwa-zs6bomt">
         <w:r>
           <w:rPr>
             <w:rFonts w:ascii="Calibri" w:cs="Calibri" w:eastAsia="Calibri" w:hAnsi="Calibri"/>
@@ -744,7 +744,7 @@
         </w:rPr>
         <w:t xml:space="preserve">| </w:t>
       </w:r>
-      <w:hyperlink w:history="1" r:id="rIdgqkho14zujcil9z1lokwy">
+      <w:hyperlink w:history="1" r:id="rId5m6q9iyxbmoiu_mhwqugw">
         <w:r>
           <w:rPr>
             <w:rFonts w:ascii="Calibri" w:cs="Calibri" w:eastAsia="Calibri" w:hAnsi="Calibri"/>
@@ -772,7 +772,7 @@
         </w:rPr>
         <w:t xml:space="preserve">| </w:t>
       </w:r>
-      <w:hyperlink w:history="1" r:id="rIdlatyi4myx9p1xwkhvynle">
+      <w:hyperlink w:history="1" r:id="rIdlgexgnfp-u0m9wtfrzpgu">
         <w:r>
           <w:rPr>
             <w:rFonts w:ascii="Calibri" w:cs="Calibri" w:eastAsia="Calibri" w:hAnsi="Calibri"/>
@@ -939,7 +939,7 @@
         </w:rPr>
         <w:t xml:space="preserve">   </w:t>
       </w:r>
-      <w:hyperlink w:history="1" r:id="rIdctmyalfsogc7l5vajdftv">
+      <w:hyperlink w:history="1" r:id="rIdyj-vpukz9z5q1w4vmz3hg">
         <w:r>
           <w:rPr>
             <w:rFonts w:ascii="Calibri" w:cs="Calibri" w:eastAsia="Calibri" w:hAnsi="Calibri"/>
@@ -967,7 +967,7 @@
         </w:rPr>
         <w:t xml:space="preserve">| </w:t>
       </w:r>
-      <w:hyperlink w:history="1" r:id="rIdr5ljrwejmcledoluyfesa">
+      <w:hyperlink w:history="1" r:id="rIdifoplkbtqvyontwu-mak2">
         <w:r>
           <w:rPr>
             <w:rFonts w:ascii="Calibri" w:cs="Calibri" w:eastAsia="Calibri" w:hAnsi="Calibri"/>
@@ -995,7 +995,7 @@
         </w:rPr>
         <w:t xml:space="preserve">| </w:t>
       </w:r>
-      <w:hyperlink w:history="1" r:id="rIdmaiwnekvix3-_atotdbwi">
+      <w:hyperlink w:history="1" r:id="rIdj6k3dalvqz19_qn5kkxak">
         <w:r>
           <w:rPr>
             <w:rFonts w:ascii="Calibri" w:cs="Calibri" w:eastAsia="Calibri" w:hAnsi="Calibri"/>
@@ -1348,7 +1348,7 @@
         </w:rPr>
         <w:t xml:space="preserve">   </w:t>
       </w:r>
-      <w:hyperlink w:history="1" r:id="rId4r9savd7j_7jfakoakmpj">
+      <w:hyperlink w:history="1" r:id="rId1jpppx0uibfdb9rvajxv4">
         <w:r>
           <w:rPr>
             <w:rFonts w:ascii="Calibri" w:cs="Calibri" w:eastAsia="Calibri" w:hAnsi="Calibri"/>
@@ -1376,7 +1376,7 @@
         </w:rPr>
         <w:t xml:space="preserve">| </w:t>
       </w:r>
-      <w:hyperlink w:history="1" r:id="rId6lufaf9gmfa15mjyr8ull">
+      <w:hyperlink w:history="1" r:id="rIdaueasqqs9ilyysekkmb_o">
         <w:r>
           <w:rPr>
             <w:rFonts w:ascii="Calibri" w:cs="Calibri" w:eastAsia="Calibri" w:hAnsi="Calibri"/>
@@ -1505,7 +1505,7 @@
         </w:rPr>
         <w:t xml:space="preserve">   </w:t>
       </w:r>
-      <w:hyperlink w:history="1" r:id="rIds9phq8pb0cxzz_fbnlxqr">
+      <w:hyperlink w:history="1" r:id="rIdrp2rzxqbmklswh5brgmpx">
         <w:r>
           <w:rPr>
             <w:rFonts w:ascii="Calibri" w:cs="Calibri" w:eastAsia="Calibri" w:hAnsi="Calibri"/>
@@ -1533,7 +1533,7 @@
         </w:rPr>
         <w:t xml:space="preserve">| </w:t>
       </w:r>
-      <w:hyperlink w:history="1" r:id="rIdc-pckryu1nr9cp5mkslga">
+      <w:hyperlink w:history="1" r:id="rIdl_uvyuidkfkfgiu3m9qcf">
         <w:r>
           <w:rPr>
             <w:rFonts w:ascii="Calibri" w:cs="Calibri" w:eastAsia="Calibri" w:hAnsi="Calibri"/>
@@ -1666,7 +1666,7 @@
         </w:rPr>
         <w:t xml:space="preserve">   </w:t>
       </w:r>
-      <w:hyperlink w:history="1" r:id="rIdjmxsmemgdalqooxtcqj8c">
+      <w:hyperlink w:history="1" r:id="rIdz9v9tc3ndf7jyphv84x1z">
         <w:r>
           <w:rPr>
             <w:rFonts w:ascii="Calibri" w:cs="Calibri" w:eastAsia="Calibri" w:hAnsi="Calibri"/>
@@ -1816,7 +1816,7 @@
         </w:rPr>
         <w:t xml:space="preserve">   </w:t>
       </w:r>
-      <w:hyperlink w:history="1" r:id="rId2cuireu_5mobxiqcxukk9">
+      <w:hyperlink w:history="1" r:id="rId9vflrlpow78xd1pyhpzig">
         <w:r>
           <w:rPr>
             <w:rFonts w:ascii="Calibri" w:cs="Calibri" w:eastAsia="Calibri" w:hAnsi="Calibri"/>
@@ -2378,7 +2378,7 @@
         </w:rPr>
         <w:t xml:space="preserve">   </w:t>
       </w:r>
-      <w:hyperlink w:history="1" r:id="rIdhtbdpy2qpu4cry_tbhqym">
+      <w:hyperlink w:history="1" r:id="rIdg4hnnz22m9oqscbvvqjn6">
         <w:r>
           <w:rPr>
             <w:rFonts w:ascii="Calibri" w:cs="Calibri" w:eastAsia="Calibri" w:hAnsi="Calibri"/>
@@ -2406,7 +2406,7 @@
         </w:rPr>
         <w:t xml:space="preserve">| </w:t>
       </w:r>
-      <w:hyperlink w:history="1" r:id="rIdqpszqtipxamd2_-nwo-9q">
+      <w:hyperlink w:history="1" r:id="rIdrfz8seht1uyp2osyjzf4c">
         <w:r>
           <w:rPr>
             <w:rFonts w:ascii="Calibri" w:cs="Calibri" w:eastAsia="Calibri" w:hAnsi="Calibri"/>

--- a/public/resume/cv-security.docx
+++ b/public/resume/cv-security.docx
@@ -33,7 +33,7 @@
         </w:rPr>
         <w:t xml:space="preserve">✉ </w:t>
       </w:r>
-      <w:hyperlink w:history="1" r:id="rIdi-l-1paoe24oenmy9gmkj">
+      <w:hyperlink w:history="1" r:id="rId8xktqtzg8z0grv7b4ybex">
         <w:r>
           <w:rPr>
             <w:rFonts w:ascii="Calibri" w:cs="Calibri" w:eastAsia="Calibri" w:hAnsi="Calibri"/>
@@ -63,7 +63,7 @@
         </w:rPr>
         <w:t xml:space="preserve">• </w:t>
       </w:r>
-      <w:hyperlink w:history="1" r:id="rIdoyts_k3zdqdtod-ppd_ch">
+      <w:hyperlink w:history="1" r:id="rId9dwsoqm0bupv17oysotwn">
         <w:r>
           <w:rPr>
             <w:rFonts w:ascii="Calibri" w:cs="Calibri" w:eastAsia="Calibri" w:hAnsi="Calibri"/>
@@ -93,7 +93,7 @@
         </w:rPr>
         <w:t xml:space="preserve">⁠in </w:t>
       </w:r>
-      <w:hyperlink w:history="1" r:id="rIdkd7oztxcbq0jr2vtmtbz1">
+      <w:hyperlink w:history="1" r:id="rIdywrvzr-1wsbmjboi0z_4j">
         <w:r>
           <w:rPr>
             <w:rFonts w:ascii="Calibri" w:cs="Calibri" w:eastAsia="Calibri" w:hAnsi="Calibri"/>
@@ -123,7 +123,7 @@
         </w:rPr>
         <w:t xml:space="preserve">◔ </w:t>
       </w:r>
-      <w:hyperlink w:history="1" r:id="rId9wta0kcunfmmaypmz_upx">
+      <w:hyperlink w:history="1" r:id="rIdv6gvw62o4qizoi7a8q9t2">
         <w:r>
           <w:rPr>
             <w:rFonts w:ascii="Calibri" w:cs="Calibri" w:eastAsia="Calibri" w:hAnsi="Calibri"/>
@@ -153,7 +153,7 @@
         </w:rPr>
         <w:t xml:space="preserve">Ⓘ </w:t>
       </w:r>
-      <w:hyperlink w:history="1" r:id="rIdfv-pctgbeq50rrzqcroz1">
+      <w:hyperlink w:history="1" r:id="rIdma1aswzwa67bp2oaf1xxo">
         <w:r>
           <w:rPr>
             <w:rFonts w:ascii="Calibri" w:cs="Calibri" w:eastAsia="Calibri" w:hAnsi="Calibri"/>
@@ -716,7 +716,7 @@
         </w:rPr>
         <w:t xml:space="preserve">   </w:t>
       </w:r>
-      <w:hyperlink w:history="1" r:id="rIdgkmmrr9zzrs6nn1db_fxi">
+      <w:hyperlink w:history="1" r:id="rIdyw5xfiu2t6xebdyoglspm">
         <w:r>
           <w:rPr>
             <w:rFonts w:ascii="Calibri" w:cs="Calibri" w:eastAsia="Calibri" w:hAnsi="Calibri"/>
@@ -744,7 +744,7 @@
         </w:rPr>
         <w:t xml:space="preserve">| </w:t>
       </w:r>
-      <w:hyperlink w:history="1" r:id="rId72ihkqs2xvcrlzbjpnu3z">
+      <w:hyperlink w:history="1" r:id="rIdukqp4dtx-ngjdw1_n0ju8">
         <w:r>
           <w:rPr>
             <w:rFonts w:ascii="Calibri" w:cs="Calibri" w:eastAsia="Calibri" w:hAnsi="Calibri"/>
@@ -772,7 +772,7 @@
         </w:rPr>
         <w:t xml:space="preserve">| </w:t>
       </w:r>
-      <w:hyperlink w:history="1" r:id="rIdhmtyqrjghpli591at-vtq">
+      <w:hyperlink w:history="1" r:id="rIdxflkho4tuoiy0zeteaaty">
         <w:r>
           <w:rPr>
             <w:rFonts w:ascii="Calibri" w:cs="Calibri" w:eastAsia="Calibri" w:hAnsi="Calibri"/>
@@ -939,7 +939,7 @@
         </w:rPr>
         <w:t xml:space="preserve">   </w:t>
       </w:r>
-      <w:hyperlink w:history="1" r:id="rIdeqdnlz1lokf7sqtidgbka">
+      <w:hyperlink w:history="1" r:id="rIdv_sihitlco1raef9orrkz">
         <w:r>
           <w:rPr>
             <w:rFonts w:ascii="Calibri" w:cs="Calibri" w:eastAsia="Calibri" w:hAnsi="Calibri"/>
@@ -967,7 +967,7 @@
         </w:rPr>
         <w:t xml:space="preserve">| </w:t>
       </w:r>
-      <w:hyperlink w:history="1" r:id="rIdnq97gdjbjdddouhyuyp_9">
+      <w:hyperlink w:history="1" r:id="rId9uk0yymeu2jdy7dm5qkxy">
         <w:r>
           <w:rPr>
             <w:rFonts w:ascii="Calibri" w:cs="Calibri" w:eastAsia="Calibri" w:hAnsi="Calibri"/>
@@ -995,7 +995,7 @@
         </w:rPr>
         <w:t xml:space="preserve">| </w:t>
       </w:r>
-      <w:hyperlink w:history="1" r:id="rIdx7yaa-pyrykcydl4xefqf">
+      <w:hyperlink w:history="1" r:id="rIdftmho3u0jxhjhb5gof0-n">
         <w:r>
           <w:rPr>
             <w:rFonts w:ascii="Calibri" w:cs="Calibri" w:eastAsia="Calibri" w:hAnsi="Calibri"/>
@@ -1348,7 +1348,7 @@
         </w:rPr>
         <w:t xml:space="preserve">   </w:t>
       </w:r>
-      <w:hyperlink w:history="1" r:id="rIdctlrytlxitqupiss1hv8f">
+      <w:hyperlink w:history="1" r:id="rIdamtqgbsuddewmzvugdybn">
         <w:r>
           <w:rPr>
             <w:rFonts w:ascii="Calibri" w:cs="Calibri" w:eastAsia="Calibri" w:hAnsi="Calibri"/>
@@ -1376,7 +1376,7 @@
         </w:rPr>
         <w:t xml:space="preserve">| </w:t>
       </w:r>
-      <w:hyperlink w:history="1" r:id="rIdvy37k4lu_trde8rf08asi">
+      <w:hyperlink w:history="1" r:id="rId-vnayduzkdbavjqdhd_ex">
         <w:r>
           <w:rPr>
             <w:rFonts w:ascii="Calibri" w:cs="Calibri" w:eastAsia="Calibri" w:hAnsi="Calibri"/>
@@ -1505,7 +1505,7 @@
         </w:rPr>
         <w:t xml:space="preserve">   </w:t>
       </w:r>
-      <w:hyperlink w:history="1" r:id="rIdxf1ieb0km0fjw0tgbnu_1">
+      <w:hyperlink w:history="1" r:id="rIdqvslihr84nku4sauj2opt">
         <w:r>
           <w:rPr>
             <w:rFonts w:ascii="Calibri" w:cs="Calibri" w:eastAsia="Calibri" w:hAnsi="Calibri"/>
@@ -1533,7 +1533,7 @@
         </w:rPr>
         <w:t xml:space="preserve">| </w:t>
       </w:r>
-      <w:hyperlink w:history="1" r:id="rIdep1enbwg6hzgxwk5fjji4">
+      <w:hyperlink w:history="1" r:id="rId3gtgng6_wsneqvpf7h35n">
         <w:r>
           <w:rPr>
             <w:rFonts w:ascii="Calibri" w:cs="Calibri" w:eastAsia="Calibri" w:hAnsi="Calibri"/>
@@ -1666,7 +1666,7 @@
         </w:rPr>
         <w:t xml:space="preserve">   </w:t>
       </w:r>
-      <w:hyperlink w:history="1" r:id="rIdajht0q6jl9qlbj9hgkdof">
+      <w:hyperlink w:history="1" r:id="rId9xekfa-5nz5vbgf7_o7nr">
         <w:r>
           <w:rPr>
             <w:rFonts w:ascii="Calibri" w:cs="Calibri" w:eastAsia="Calibri" w:hAnsi="Calibri"/>
@@ -1816,7 +1816,7 @@
         </w:rPr>
         <w:t xml:space="preserve">   </w:t>
       </w:r>
-      <w:hyperlink w:history="1" r:id="rIdxbfufehimmuc5kklbkg5x">
+      <w:hyperlink w:history="1" r:id="rIdhx4vhi4tdxeam-g4ln4sj">
         <w:r>
           <w:rPr>
             <w:rFonts w:ascii="Calibri" w:cs="Calibri" w:eastAsia="Calibri" w:hAnsi="Calibri"/>
@@ -2378,7 +2378,7 @@
         </w:rPr>
         <w:t xml:space="preserve">   </w:t>
       </w:r>
-      <w:hyperlink w:history="1" r:id="rIdagr6we5p-w5izbrm3fbyh">
+      <w:hyperlink w:history="1" r:id="rIdf96rizglxunh-pndcvlxs">
         <w:r>
           <w:rPr>
             <w:rFonts w:ascii="Calibri" w:cs="Calibri" w:eastAsia="Calibri" w:hAnsi="Calibri"/>
@@ -2406,7 +2406,7 @@
         </w:rPr>
         <w:t xml:space="preserve">| </w:t>
       </w:r>
-      <w:hyperlink w:history="1" r:id="rIdecwohnfpcucwzmodflsfi">
+      <w:hyperlink w:history="1" r:id="rIdhev1mx0qash9jnkevb8vc">
         <w:r>
           <w:rPr>
             <w:rFonts w:ascii="Calibri" w:cs="Calibri" w:eastAsia="Calibri" w:hAnsi="Calibri"/>

--- a/public/resume/cv-security.docx
+++ b/public/resume/cv-security.docx
@@ -33,7 +33,7 @@
         </w:rPr>
         <w:t xml:space="preserve">✉ </w:t>
       </w:r>
-      <w:hyperlink w:history="1" r:id="rId8xktqtzg8z0grv7b4ybex">
+      <w:hyperlink w:history="1" r:id="rIdzotn15c05qjjqg_dohiee">
         <w:r>
           <w:rPr>
             <w:rFonts w:ascii="Calibri" w:cs="Calibri" w:eastAsia="Calibri" w:hAnsi="Calibri"/>
@@ -63,7 +63,7 @@
         </w:rPr>
         <w:t xml:space="preserve">• </w:t>
       </w:r>
-      <w:hyperlink w:history="1" r:id="rId9dwsoqm0bupv17oysotwn">
+      <w:hyperlink w:history="1" r:id="rIdmsgbhypav_veta3h2mmx9">
         <w:r>
           <w:rPr>
             <w:rFonts w:ascii="Calibri" w:cs="Calibri" w:eastAsia="Calibri" w:hAnsi="Calibri"/>
@@ -93,7 +93,7 @@
         </w:rPr>
         <w:t xml:space="preserve">⁠in </w:t>
       </w:r>
-      <w:hyperlink w:history="1" r:id="rIdywrvzr-1wsbmjboi0z_4j">
+      <w:hyperlink w:history="1" r:id="rIdqlloc6fhxuyhize8ckt5u">
         <w:r>
           <w:rPr>
             <w:rFonts w:ascii="Calibri" w:cs="Calibri" w:eastAsia="Calibri" w:hAnsi="Calibri"/>
@@ -123,7 +123,7 @@
         </w:rPr>
         <w:t xml:space="preserve">◔ </w:t>
       </w:r>
-      <w:hyperlink w:history="1" r:id="rIdv6gvw62o4qizoi7a8q9t2">
+      <w:hyperlink w:history="1" r:id="rIdvwh3m6cexkg5-lez_b-62">
         <w:r>
           <w:rPr>
             <w:rFonts w:ascii="Calibri" w:cs="Calibri" w:eastAsia="Calibri" w:hAnsi="Calibri"/>
@@ -153,7 +153,7 @@
         </w:rPr>
         <w:t xml:space="preserve">Ⓘ </w:t>
       </w:r>
-      <w:hyperlink w:history="1" r:id="rIdma1aswzwa67bp2oaf1xxo">
+      <w:hyperlink w:history="1" r:id="rIdvbicsgdz0iv0a9kop4juf">
         <w:r>
           <w:rPr>
             <w:rFonts w:ascii="Calibri" w:cs="Calibri" w:eastAsia="Calibri" w:hAnsi="Calibri"/>
@@ -716,7 +716,7 @@
         </w:rPr>
         <w:t xml:space="preserve">   </w:t>
       </w:r>
-      <w:hyperlink w:history="1" r:id="rIdyw5xfiu2t6xebdyoglspm">
+      <w:hyperlink w:history="1" r:id="rIdxwkw8epx55ohv_in50bol">
         <w:r>
           <w:rPr>
             <w:rFonts w:ascii="Calibri" w:cs="Calibri" w:eastAsia="Calibri" w:hAnsi="Calibri"/>
@@ -744,7 +744,7 @@
         </w:rPr>
         <w:t xml:space="preserve">| </w:t>
       </w:r>
-      <w:hyperlink w:history="1" r:id="rIdukqp4dtx-ngjdw1_n0ju8">
+      <w:hyperlink w:history="1" r:id="rIdsfw_o3zdhrarkyfv54yhs">
         <w:r>
           <w:rPr>
             <w:rFonts w:ascii="Calibri" w:cs="Calibri" w:eastAsia="Calibri" w:hAnsi="Calibri"/>
@@ -772,7 +772,7 @@
         </w:rPr>
         <w:t xml:space="preserve">| </w:t>
       </w:r>
-      <w:hyperlink w:history="1" r:id="rIdxflkho4tuoiy0zeteaaty">
+      <w:hyperlink w:history="1" r:id="rIdxg9fyagblmfjdlcqhlwl8">
         <w:r>
           <w:rPr>
             <w:rFonts w:ascii="Calibri" w:cs="Calibri" w:eastAsia="Calibri" w:hAnsi="Calibri"/>
@@ -939,7 +939,7 @@
         </w:rPr>
         <w:t xml:space="preserve">   </w:t>
       </w:r>
-      <w:hyperlink w:history="1" r:id="rIdv_sihitlco1raef9orrkz">
+      <w:hyperlink w:history="1" r:id="rIdphqfwg8xwhidgzkq2z68x">
         <w:r>
           <w:rPr>
             <w:rFonts w:ascii="Calibri" w:cs="Calibri" w:eastAsia="Calibri" w:hAnsi="Calibri"/>
@@ -967,7 +967,7 @@
         </w:rPr>
         <w:t xml:space="preserve">| </w:t>
       </w:r>
-      <w:hyperlink w:history="1" r:id="rId9uk0yymeu2jdy7dm5qkxy">
+      <w:hyperlink w:history="1" r:id="rIduvcqlprkp0gdanhcwalpn">
         <w:r>
           <w:rPr>
             <w:rFonts w:ascii="Calibri" w:cs="Calibri" w:eastAsia="Calibri" w:hAnsi="Calibri"/>
@@ -995,7 +995,7 @@
         </w:rPr>
         <w:t xml:space="preserve">| </w:t>
       </w:r>
-      <w:hyperlink w:history="1" r:id="rIdftmho3u0jxhjhb5gof0-n">
+      <w:hyperlink w:history="1" r:id="rIdsi6n1udw0wld2tlpdhnrj">
         <w:r>
           <w:rPr>
             <w:rFonts w:ascii="Calibri" w:cs="Calibri" w:eastAsia="Calibri" w:hAnsi="Calibri"/>
@@ -1348,7 +1348,7 @@
         </w:rPr>
         <w:t xml:space="preserve">   </w:t>
       </w:r>
-      <w:hyperlink w:history="1" r:id="rIdamtqgbsuddewmzvugdybn">
+      <w:hyperlink w:history="1" r:id="rIdgqiqvuzwun4i_exp6mz8y">
         <w:r>
           <w:rPr>
             <w:rFonts w:ascii="Calibri" w:cs="Calibri" w:eastAsia="Calibri" w:hAnsi="Calibri"/>
@@ -1376,7 +1376,7 @@
         </w:rPr>
         <w:t xml:space="preserve">| </w:t>
       </w:r>
-      <w:hyperlink w:history="1" r:id="rId-vnayduzkdbavjqdhd_ex">
+      <w:hyperlink w:history="1" r:id="rIdafvh-kwm-iot-maio4idq">
         <w:r>
           <w:rPr>
             <w:rFonts w:ascii="Calibri" w:cs="Calibri" w:eastAsia="Calibri" w:hAnsi="Calibri"/>
@@ -1505,7 +1505,7 @@
         </w:rPr>
         <w:t xml:space="preserve">   </w:t>
       </w:r>
-      <w:hyperlink w:history="1" r:id="rIdqvslihr84nku4sauj2opt">
+      <w:hyperlink w:history="1" r:id="rIdmnf7mye0iv6cbsurw7wti">
         <w:r>
           <w:rPr>
             <w:rFonts w:ascii="Calibri" w:cs="Calibri" w:eastAsia="Calibri" w:hAnsi="Calibri"/>
@@ -1533,7 +1533,7 @@
         </w:rPr>
         <w:t xml:space="preserve">| </w:t>
       </w:r>
-      <w:hyperlink w:history="1" r:id="rId3gtgng6_wsneqvpf7h35n">
+      <w:hyperlink w:history="1" r:id="rIdwbo5915ujqavgknpbdllw">
         <w:r>
           <w:rPr>
             <w:rFonts w:ascii="Calibri" w:cs="Calibri" w:eastAsia="Calibri" w:hAnsi="Calibri"/>
@@ -1666,7 +1666,7 @@
         </w:rPr>
         <w:t xml:space="preserve">   </w:t>
       </w:r>
-      <w:hyperlink w:history="1" r:id="rId9xekfa-5nz5vbgf7_o7nr">
+      <w:hyperlink w:history="1" r:id="rId5bphudd3p-wkvco7jctvm">
         <w:r>
           <w:rPr>
             <w:rFonts w:ascii="Calibri" w:cs="Calibri" w:eastAsia="Calibri" w:hAnsi="Calibri"/>
@@ -1816,7 +1816,7 @@
         </w:rPr>
         <w:t xml:space="preserve">   </w:t>
       </w:r>
-      <w:hyperlink w:history="1" r:id="rIdhx4vhi4tdxeam-g4ln4sj">
+      <w:hyperlink w:history="1" r:id="rIdn4efxysnwqqiaog_ur8ql">
         <w:r>
           <w:rPr>
             <w:rFonts w:ascii="Calibri" w:cs="Calibri" w:eastAsia="Calibri" w:hAnsi="Calibri"/>
@@ -2378,7 +2378,7 @@
         </w:rPr>
         <w:t xml:space="preserve">   </w:t>
       </w:r>
-      <w:hyperlink w:history="1" r:id="rIdf96rizglxunh-pndcvlxs">
+      <w:hyperlink w:history="1" r:id="rIddshhhgm41zm1nllwgftk3">
         <w:r>
           <w:rPr>
             <w:rFonts w:ascii="Calibri" w:cs="Calibri" w:eastAsia="Calibri" w:hAnsi="Calibri"/>
@@ -2406,7 +2406,7 @@
         </w:rPr>
         <w:t xml:space="preserve">| </w:t>
       </w:r>
-      <w:hyperlink w:history="1" r:id="rIdhev1mx0qash9jnkevb8vc">
+      <w:hyperlink w:history="1" r:id="rIdkm-ih7t5sfge1ulf2l2dx">
         <w:r>
           <w:rPr>
             <w:rFonts w:ascii="Calibri" w:cs="Calibri" w:eastAsia="Calibri" w:hAnsi="Calibri"/>

--- a/public/resume/cv-security.docx
+++ b/public/resume/cv-security.docx
@@ -33,7 +33,7 @@
         </w:rPr>
         <w:t xml:space="preserve">✉ </w:t>
       </w:r>
-      <w:hyperlink w:history="1" r:id="rIdzotn15c05qjjqg_dohiee">
+      <w:hyperlink w:history="1" r:id="rIdzg1r7mtur2y60rx5ojt17">
         <w:r>
           <w:rPr>
             <w:rFonts w:ascii="Calibri" w:cs="Calibri" w:eastAsia="Calibri" w:hAnsi="Calibri"/>
@@ -63,7 +63,7 @@
         </w:rPr>
         <w:t xml:space="preserve">• </w:t>
       </w:r>
-      <w:hyperlink w:history="1" r:id="rIdmsgbhypav_veta3h2mmx9">
+      <w:hyperlink w:history="1" r:id="rIdklkxvmlhxkyl_n5zjk4bm">
         <w:r>
           <w:rPr>
             <w:rFonts w:ascii="Calibri" w:cs="Calibri" w:eastAsia="Calibri" w:hAnsi="Calibri"/>
@@ -93,7 +93,7 @@
         </w:rPr>
         <w:t xml:space="preserve">⁠in </w:t>
       </w:r>
-      <w:hyperlink w:history="1" r:id="rIdqlloc6fhxuyhize8ckt5u">
+      <w:hyperlink w:history="1" r:id="rId43tow6r4092rlr5noh5lz">
         <w:r>
           <w:rPr>
             <w:rFonts w:ascii="Calibri" w:cs="Calibri" w:eastAsia="Calibri" w:hAnsi="Calibri"/>
@@ -123,7 +123,7 @@
         </w:rPr>
         <w:t xml:space="preserve">◔ </w:t>
       </w:r>
-      <w:hyperlink w:history="1" r:id="rIdvwh3m6cexkg5-lez_b-62">
+      <w:hyperlink w:history="1" r:id="rIdomshjtxvz-uynuirrkvcr">
         <w:r>
           <w:rPr>
             <w:rFonts w:ascii="Calibri" w:cs="Calibri" w:eastAsia="Calibri" w:hAnsi="Calibri"/>
@@ -153,7 +153,7 @@
         </w:rPr>
         <w:t xml:space="preserve">Ⓘ </w:t>
       </w:r>
-      <w:hyperlink w:history="1" r:id="rIdvbicsgdz0iv0a9kop4juf">
+      <w:hyperlink w:history="1" r:id="rId1culk3lcvar2ysp1bb0oa">
         <w:r>
           <w:rPr>
             <w:rFonts w:ascii="Calibri" w:cs="Calibri" w:eastAsia="Calibri" w:hAnsi="Calibri"/>
@@ -716,7 +716,7 @@
         </w:rPr>
         <w:t xml:space="preserve">   </w:t>
       </w:r>
-      <w:hyperlink w:history="1" r:id="rIdxwkw8epx55ohv_in50bol">
+      <w:hyperlink w:history="1" r:id="rId_m2unaakx_6bvxlpex4hj">
         <w:r>
           <w:rPr>
             <w:rFonts w:ascii="Calibri" w:cs="Calibri" w:eastAsia="Calibri" w:hAnsi="Calibri"/>
@@ -744,7 +744,7 @@
         </w:rPr>
         <w:t xml:space="preserve">| </w:t>
       </w:r>
-      <w:hyperlink w:history="1" r:id="rIdsfw_o3zdhrarkyfv54yhs">
+      <w:hyperlink w:history="1" r:id="rIdpp0thxsis32fjippmjwiq">
         <w:r>
           <w:rPr>
             <w:rFonts w:ascii="Calibri" w:cs="Calibri" w:eastAsia="Calibri" w:hAnsi="Calibri"/>
@@ -772,7 +772,7 @@
         </w:rPr>
         <w:t xml:space="preserve">| </w:t>
       </w:r>
-      <w:hyperlink w:history="1" r:id="rIdxg9fyagblmfjdlcqhlwl8">
+      <w:hyperlink w:history="1" r:id="rIds_vlj2agv_rpbho7jhiqg">
         <w:r>
           <w:rPr>
             <w:rFonts w:ascii="Calibri" w:cs="Calibri" w:eastAsia="Calibri" w:hAnsi="Calibri"/>
@@ -939,7 +939,7 @@
         </w:rPr>
         <w:t xml:space="preserve">   </w:t>
       </w:r>
-      <w:hyperlink w:history="1" r:id="rIdphqfwg8xwhidgzkq2z68x">
+      <w:hyperlink w:history="1" r:id="rIdtnh3f0p3eszohy-awt7ep">
         <w:r>
           <w:rPr>
             <w:rFonts w:ascii="Calibri" w:cs="Calibri" w:eastAsia="Calibri" w:hAnsi="Calibri"/>
@@ -967,7 +967,7 @@
         </w:rPr>
         <w:t xml:space="preserve">| </w:t>
       </w:r>
-      <w:hyperlink w:history="1" r:id="rIduvcqlprkp0gdanhcwalpn">
+      <w:hyperlink w:history="1" r:id="rIdergpb6sowcwjmuvavoshz">
         <w:r>
           <w:rPr>
             <w:rFonts w:ascii="Calibri" w:cs="Calibri" w:eastAsia="Calibri" w:hAnsi="Calibri"/>
@@ -995,7 +995,7 @@
         </w:rPr>
         <w:t xml:space="preserve">| </w:t>
       </w:r>
-      <w:hyperlink w:history="1" r:id="rIdsi6n1udw0wld2tlpdhnrj">
+      <w:hyperlink w:history="1" r:id="rIdjblluvseh58qrhdwlwpun">
         <w:r>
           <w:rPr>
             <w:rFonts w:ascii="Calibri" w:cs="Calibri" w:eastAsia="Calibri" w:hAnsi="Calibri"/>
@@ -1348,7 +1348,7 @@
         </w:rPr>
         <w:t xml:space="preserve">   </w:t>
       </w:r>
-      <w:hyperlink w:history="1" r:id="rIdgqiqvuzwun4i_exp6mz8y">
+      <w:hyperlink w:history="1" r:id="rIddd0j0pusbyo9rexa_u7ln">
         <w:r>
           <w:rPr>
             <w:rFonts w:ascii="Calibri" w:cs="Calibri" w:eastAsia="Calibri" w:hAnsi="Calibri"/>
@@ -1376,7 +1376,7 @@
         </w:rPr>
         <w:t xml:space="preserve">| </w:t>
       </w:r>
-      <w:hyperlink w:history="1" r:id="rIdafvh-kwm-iot-maio4idq">
+      <w:hyperlink w:history="1" r:id="rIdzzxbrcp5sbemclsusegln">
         <w:r>
           <w:rPr>
             <w:rFonts w:ascii="Calibri" w:cs="Calibri" w:eastAsia="Calibri" w:hAnsi="Calibri"/>
@@ -1505,7 +1505,7 @@
         </w:rPr>
         <w:t xml:space="preserve">   </w:t>
       </w:r>
-      <w:hyperlink w:history="1" r:id="rIdmnf7mye0iv6cbsurw7wti">
+      <w:hyperlink w:history="1" r:id="rId_pkeo2wdpgrpri_te2vjp">
         <w:r>
           <w:rPr>
             <w:rFonts w:ascii="Calibri" w:cs="Calibri" w:eastAsia="Calibri" w:hAnsi="Calibri"/>
@@ -1533,7 +1533,7 @@
         </w:rPr>
         <w:t xml:space="preserve">| </w:t>
       </w:r>
-      <w:hyperlink w:history="1" r:id="rIdwbo5915ujqavgknpbdllw">
+      <w:hyperlink w:history="1" r:id="rIdpz2tul57bmlvntznk5hq4">
         <w:r>
           <w:rPr>
             <w:rFonts w:ascii="Calibri" w:cs="Calibri" w:eastAsia="Calibri" w:hAnsi="Calibri"/>
@@ -1666,7 +1666,7 @@
         </w:rPr>
         <w:t xml:space="preserve">   </w:t>
       </w:r>
-      <w:hyperlink w:history="1" r:id="rId5bphudd3p-wkvco7jctvm">
+      <w:hyperlink w:history="1" r:id="rIdpwcmm5p2ajnjmrxp0y1wn">
         <w:r>
           <w:rPr>
             <w:rFonts w:ascii="Calibri" w:cs="Calibri" w:eastAsia="Calibri" w:hAnsi="Calibri"/>
@@ -1816,7 +1816,7 @@
         </w:rPr>
         <w:t xml:space="preserve">   </w:t>
       </w:r>
-      <w:hyperlink w:history="1" r:id="rIdn4efxysnwqqiaog_ur8ql">
+      <w:hyperlink w:history="1" r:id="rIdmxo-qthnrwmvjj-rzpvha">
         <w:r>
           <w:rPr>
             <w:rFonts w:ascii="Calibri" w:cs="Calibri" w:eastAsia="Calibri" w:hAnsi="Calibri"/>
@@ -2378,7 +2378,7 @@
         </w:rPr>
         <w:t xml:space="preserve">   </w:t>
       </w:r>
-      <w:hyperlink w:history="1" r:id="rIddshhhgm41zm1nllwgftk3">
+      <w:hyperlink w:history="1" r:id="rIdeh2osp-i8c_wij_nz8t_1">
         <w:r>
           <w:rPr>
             <w:rFonts w:ascii="Calibri" w:cs="Calibri" w:eastAsia="Calibri" w:hAnsi="Calibri"/>
@@ -2406,7 +2406,7 @@
         </w:rPr>
         <w:t xml:space="preserve">| </w:t>
       </w:r>
-      <w:hyperlink w:history="1" r:id="rIdkm-ih7t5sfge1ulf2l2dx">
+      <w:hyperlink w:history="1" r:id="rId0djdo4lrgt7ohzywqzfue">
         <w:r>
           <w:rPr>
             <w:rFonts w:ascii="Calibri" w:cs="Calibri" w:eastAsia="Calibri" w:hAnsi="Calibri"/>

--- a/public/resume/cv-security.docx
+++ b/public/resume/cv-security.docx
@@ -33,7 +33,7 @@
         </w:rPr>
         <w:t xml:space="preserve">✉ </w:t>
       </w:r>
-      <w:hyperlink w:history="1" r:id="rIdzg1r7mtur2y60rx5ojt17">
+      <w:hyperlink w:history="1" r:id="rIdiptsit7ycdh9qht3ejuwl">
         <w:r>
           <w:rPr>
             <w:rFonts w:ascii="Calibri" w:cs="Calibri" w:eastAsia="Calibri" w:hAnsi="Calibri"/>
@@ -63,7 +63,7 @@
         </w:rPr>
         <w:t xml:space="preserve">• </w:t>
       </w:r>
-      <w:hyperlink w:history="1" r:id="rIdklkxvmlhxkyl_n5zjk4bm">
+      <w:hyperlink w:history="1" r:id="rIdpeqoepmisb8vrjo5t96fi">
         <w:r>
           <w:rPr>
             <w:rFonts w:ascii="Calibri" w:cs="Calibri" w:eastAsia="Calibri" w:hAnsi="Calibri"/>
@@ -93,7 +93,7 @@
         </w:rPr>
         <w:t xml:space="preserve">⁠in </w:t>
       </w:r>
-      <w:hyperlink w:history="1" r:id="rId43tow6r4092rlr5noh5lz">
+      <w:hyperlink w:history="1" r:id="rIdkir6ish9mxsfz-hsx-nxx">
         <w:r>
           <w:rPr>
             <w:rFonts w:ascii="Calibri" w:cs="Calibri" w:eastAsia="Calibri" w:hAnsi="Calibri"/>
@@ -123,7 +123,7 @@
         </w:rPr>
         <w:t xml:space="preserve">◔ </w:t>
       </w:r>
-      <w:hyperlink w:history="1" r:id="rIdomshjtxvz-uynuirrkvcr">
+      <w:hyperlink w:history="1" r:id="rIdfknswkw58w7flxqlokkyl">
         <w:r>
           <w:rPr>
             <w:rFonts w:ascii="Calibri" w:cs="Calibri" w:eastAsia="Calibri" w:hAnsi="Calibri"/>
@@ -153,7 +153,7 @@
         </w:rPr>
         <w:t xml:space="preserve">Ⓘ </w:t>
       </w:r>
-      <w:hyperlink w:history="1" r:id="rId1culk3lcvar2ysp1bb0oa">
+      <w:hyperlink w:history="1" r:id="rIdsdqlv7l_htxosglagvvfu">
         <w:r>
           <w:rPr>
             <w:rFonts w:ascii="Calibri" w:cs="Calibri" w:eastAsia="Calibri" w:hAnsi="Calibri"/>
@@ -716,7 +716,7 @@
         </w:rPr>
         <w:t xml:space="preserve">   </w:t>
       </w:r>
-      <w:hyperlink w:history="1" r:id="rId_m2unaakx_6bvxlpex4hj">
+      <w:hyperlink w:history="1" r:id="rIdnbillbdgysw5klkawn0n6">
         <w:r>
           <w:rPr>
             <w:rFonts w:ascii="Calibri" w:cs="Calibri" w:eastAsia="Calibri" w:hAnsi="Calibri"/>
@@ -744,7 +744,7 @@
         </w:rPr>
         <w:t xml:space="preserve">| </w:t>
       </w:r>
-      <w:hyperlink w:history="1" r:id="rIdpp0thxsis32fjippmjwiq">
+      <w:hyperlink w:history="1" r:id="rId3y4q9m-tktj2yfmx2vunu">
         <w:r>
           <w:rPr>
             <w:rFonts w:ascii="Calibri" w:cs="Calibri" w:eastAsia="Calibri" w:hAnsi="Calibri"/>
@@ -772,7 +772,7 @@
         </w:rPr>
         <w:t xml:space="preserve">| </w:t>
       </w:r>
-      <w:hyperlink w:history="1" r:id="rIds_vlj2agv_rpbho7jhiqg">
+      <w:hyperlink w:history="1" r:id="rId32ei1-vsnnmwk5qjjjfm2">
         <w:r>
           <w:rPr>
             <w:rFonts w:ascii="Calibri" w:cs="Calibri" w:eastAsia="Calibri" w:hAnsi="Calibri"/>
@@ -939,7 +939,7 @@
         </w:rPr>
         <w:t xml:space="preserve">   </w:t>
       </w:r>
-      <w:hyperlink w:history="1" r:id="rIdtnh3f0p3eszohy-awt7ep">
+      <w:hyperlink w:history="1" r:id="rIdd2kfqbzfmya12x00k9sgt">
         <w:r>
           <w:rPr>
             <w:rFonts w:ascii="Calibri" w:cs="Calibri" w:eastAsia="Calibri" w:hAnsi="Calibri"/>
@@ -967,7 +967,7 @@
         </w:rPr>
         <w:t xml:space="preserve">| </w:t>
       </w:r>
-      <w:hyperlink w:history="1" r:id="rIdergpb6sowcwjmuvavoshz">
+      <w:hyperlink w:history="1" r:id="rIdxfozjz96ei8qu21st-zzb">
         <w:r>
           <w:rPr>
             <w:rFonts w:ascii="Calibri" w:cs="Calibri" w:eastAsia="Calibri" w:hAnsi="Calibri"/>
@@ -995,7 +995,7 @@
         </w:rPr>
         <w:t xml:space="preserve">| </w:t>
       </w:r>
-      <w:hyperlink w:history="1" r:id="rIdjblluvseh58qrhdwlwpun">
+      <w:hyperlink w:history="1" r:id="rIdmpq8sx5mti-yoncqjf3tp">
         <w:r>
           <w:rPr>
             <w:rFonts w:ascii="Calibri" w:cs="Calibri" w:eastAsia="Calibri" w:hAnsi="Calibri"/>
@@ -1348,7 +1348,7 @@
         </w:rPr>
         <w:t xml:space="preserve">   </w:t>
       </w:r>
-      <w:hyperlink w:history="1" r:id="rIddd0j0pusbyo9rexa_u7ln">
+      <w:hyperlink w:history="1" r:id="rIdl_whhpfub3ofp708jp08g">
         <w:r>
           <w:rPr>
             <w:rFonts w:ascii="Calibri" w:cs="Calibri" w:eastAsia="Calibri" w:hAnsi="Calibri"/>
@@ -1376,7 +1376,7 @@
         </w:rPr>
         <w:t xml:space="preserve">| </w:t>
       </w:r>
-      <w:hyperlink w:history="1" r:id="rIdzzxbrcp5sbemclsusegln">
+      <w:hyperlink w:history="1" r:id="rIdaffvwlkqq57hhiuggdgp9">
         <w:r>
           <w:rPr>
             <w:rFonts w:ascii="Calibri" w:cs="Calibri" w:eastAsia="Calibri" w:hAnsi="Calibri"/>
@@ -1505,7 +1505,7 @@
         </w:rPr>
         <w:t xml:space="preserve">   </w:t>
       </w:r>
-      <w:hyperlink w:history="1" r:id="rId_pkeo2wdpgrpri_te2vjp">
+      <w:hyperlink w:history="1" r:id="rIdfkgze5btdzouzfoqixkmn">
         <w:r>
           <w:rPr>
             <w:rFonts w:ascii="Calibri" w:cs="Calibri" w:eastAsia="Calibri" w:hAnsi="Calibri"/>
@@ -1533,7 +1533,7 @@
         </w:rPr>
         <w:t xml:space="preserve">| </w:t>
       </w:r>
-      <w:hyperlink w:history="1" r:id="rIdpz2tul57bmlvntznk5hq4">
+      <w:hyperlink w:history="1" r:id="rId4zijrbhcxul5oqgdlpkly">
         <w:r>
           <w:rPr>
             <w:rFonts w:ascii="Calibri" w:cs="Calibri" w:eastAsia="Calibri" w:hAnsi="Calibri"/>
@@ -1666,7 +1666,7 @@
         </w:rPr>
         <w:t xml:space="preserve">   </w:t>
       </w:r>
-      <w:hyperlink w:history="1" r:id="rIdpwcmm5p2ajnjmrxp0y1wn">
+      <w:hyperlink w:history="1" r:id="rIdestsvhsykdqui1gwodp-r">
         <w:r>
           <w:rPr>
             <w:rFonts w:ascii="Calibri" w:cs="Calibri" w:eastAsia="Calibri" w:hAnsi="Calibri"/>
@@ -1816,7 +1816,7 @@
         </w:rPr>
         <w:t xml:space="preserve">   </w:t>
       </w:r>
-      <w:hyperlink w:history="1" r:id="rIdmxo-qthnrwmvjj-rzpvha">
+      <w:hyperlink w:history="1" r:id="rIdlw5vdzk5qocn7de1a-ott">
         <w:r>
           <w:rPr>
             <w:rFonts w:ascii="Calibri" w:cs="Calibri" w:eastAsia="Calibri" w:hAnsi="Calibri"/>
@@ -2378,7 +2378,7 @@
         </w:rPr>
         <w:t xml:space="preserve">   </w:t>
       </w:r>
-      <w:hyperlink w:history="1" r:id="rIdeh2osp-i8c_wij_nz8t_1">
+      <w:hyperlink w:history="1" r:id="rIdacpxkpdhkycyyupkov8x5">
         <w:r>
           <w:rPr>
             <w:rFonts w:ascii="Calibri" w:cs="Calibri" w:eastAsia="Calibri" w:hAnsi="Calibri"/>
@@ -2406,7 +2406,7 @@
         </w:rPr>
         <w:t xml:space="preserve">| </w:t>
       </w:r>
-      <w:hyperlink w:history="1" r:id="rId0djdo4lrgt7ohzywqzfue">
+      <w:hyperlink w:history="1" r:id="rIdedggojjnkqcjd-kjwqvf1">
         <w:r>
           <w:rPr>
             <w:rFonts w:ascii="Calibri" w:cs="Calibri" w:eastAsia="Calibri" w:hAnsi="Calibri"/>

--- a/public/resume/cv-security.docx
+++ b/public/resume/cv-security.docx
@@ -33,7 +33,7 @@
         </w:rPr>
         <w:t xml:space="preserve">✉ </w:t>
       </w:r>
-      <w:hyperlink w:history="1" r:id="rIdiptsit7ycdh9qht3ejuwl">
+      <w:hyperlink w:history="1" r:id="rIdedqbzhntsokgzlavtwbio">
         <w:r>
           <w:rPr>
             <w:rFonts w:ascii="Calibri" w:cs="Calibri" w:eastAsia="Calibri" w:hAnsi="Calibri"/>
@@ -63,7 +63,7 @@
         </w:rPr>
         <w:t xml:space="preserve">• </w:t>
       </w:r>
-      <w:hyperlink w:history="1" r:id="rIdpeqoepmisb8vrjo5t96fi">
+      <w:hyperlink w:history="1" r:id="rIdvl0po-eh4-1hiwovlhfv1">
         <w:r>
           <w:rPr>
             <w:rFonts w:ascii="Calibri" w:cs="Calibri" w:eastAsia="Calibri" w:hAnsi="Calibri"/>
@@ -93,7 +93,7 @@
         </w:rPr>
         <w:t xml:space="preserve">⁠in </w:t>
       </w:r>
-      <w:hyperlink w:history="1" r:id="rIdkir6ish9mxsfz-hsx-nxx">
+      <w:hyperlink w:history="1" r:id="rId_zgbbhmqgho0ahj87j70d">
         <w:r>
           <w:rPr>
             <w:rFonts w:ascii="Calibri" w:cs="Calibri" w:eastAsia="Calibri" w:hAnsi="Calibri"/>
@@ -123,7 +123,7 @@
         </w:rPr>
         <w:t xml:space="preserve">◔ </w:t>
       </w:r>
-      <w:hyperlink w:history="1" r:id="rIdfknswkw58w7flxqlokkyl">
+      <w:hyperlink w:history="1" r:id="rIdppkqiiocypadcpypqfcfx">
         <w:r>
           <w:rPr>
             <w:rFonts w:ascii="Calibri" w:cs="Calibri" w:eastAsia="Calibri" w:hAnsi="Calibri"/>
@@ -153,7 +153,7 @@
         </w:rPr>
         <w:t xml:space="preserve">Ⓘ </w:t>
       </w:r>
-      <w:hyperlink w:history="1" r:id="rIdsdqlv7l_htxosglagvvfu">
+      <w:hyperlink w:history="1" r:id="rIdvgsvhpc8e3kbfvxhzjqix">
         <w:r>
           <w:rPr>
             <w:rFonts w:ascii="Calibri" w:cs="Calibri" w:eastAsia="Calibri" w:hAnsi="Calibri"/>
@@ -716,7 +716,7 @@
         </w:rPr>
         <w:t xml:space="preserve">   </w:t>
       </w:r>
-      <w:hyperlink w:history="1" r:id="rIdnbillbdgysw5klkawn0n6">
+      <w:hyperlink w:history="1" r:id="rIdlu-vq_0_7u1q5yxib103x">
         <w:r>
           <w:rPr>
             <w:rFonts w:ascii="Calibri" w:cs="Calibri" w:eastAsia="Calibri" w:hAnsi="Calibri"/>
@@ -744,7 +744,7 @@
         </w:rPr>
         <w:t xml:space="preserve">| </w:t>
       </w:r>
-      <w:hyperlink w:history="1" r:id="rId3y4q9m-tktj2yfmx2vunu">
+      <w:hyperlink w:history="1" r:id="rIdr9onvnxqswv2usgcjr_sh">
         <w:r>
           <w:rPr>
             <w:rFonts w:ascii="Calibri" w:cs="Calibri" w:eastAsia="Calibri" w:hAnsi="Calibri"/>
@@ -772,7 +772,7 @@
         </w:rPr>
         <w:t xml:space="preserve">| </w:t>
       </w:r>
-      <w:hyperlink w:history="1" r:id="rId32ei1-vsnnmwk5qjjjfm2">
+      <w:hyperlink w:history="1" r:id="rId4qbjx5kf1lpx9qnjqowev">
         <w:r>
           <w:rPr>
             <w:rFonts w:ascii="Calibri" w:cs="Calibri" w:eastAsia="Calibri" w:hAnsi="Calibri"/>
@@ -939,7 +939,7 @@
         </w:rPr>
         <w:t xml:space="preserve">   </w:t>
       </w:r>
-      <w:hyperlink w:history="1" r:id="rIdd2kfqbzfmya12x00k9sgt">
+      <w:hyperlink w:history="1" r:id="rIdpnn5dgk9hcr2jy2tezwvr">
         <w:r>
           <w:rPr>
             <w:rFonts w:ascii="Calibri" w:cs="Calibri" w:eastAsia="Calibri" w:hAnsi="Calibri"/>
@@ -967,7 +967,7 @@
         </w:rPr>
         <w:t xml:space="preserve">| </w:t>
       </w:r>
-      <w:hyperlink w:history="1" r:id="rIdxfozjz96ei8qu21st-zzb">
+      <w:hyperlink w:history="1" r:id="rIdzlftlzvpriottadekai8j">
         <w:r>
           <w:rPr>
             <w:rFonts w:ascii="Calibri" w:cs="Calibri" w:eastAsia="Calibri" w:hAnsi="Calibri"/>
@@ -995,7 +995,7 @@
         </w:rPr>
         <w:t xml:space="preserve">| </w:t>
       </w:r>
-      <w:hyperlink w:history="1" r:id="rIdmpq8sx5mti-yoncqjf3tp">
+      <w:hyperlink w:history="1" r:id="rIdrqrmzrijvkkimwk_aqnaq">
         <w:r>
           <w:rPr>
             <w:rFonts w:ascii="Calibri" w:cs="Calibri" w:eastAsia="Calibri" w:hAnsi="Calibri"/>
@@ -1348,7 +1348,7 @@
         </w:rPr>
         <w:t xml:space="preserve">   </w:t>
       </w:r>
-      <w:hyperlink w:history="1" r:id="rIdl_whhpfub3ofp708jp08g">
+      <w:hyperlink w:history="1" r:id="rId_jiab6easelaigvdnw5mk">
         <w:r>
           <w:rPr>
             <w:rFonts w:ascii="Calibri" w:cs="Calibri" w:eastAsia="Calibri" w:hAnsi="Calibri"/>
@@ -1376,7 +1376,7 @@
         </w:rPr>
         <w:t xml:space="preserve">| </w:t>
       </w:r>
-      <w:hyperlink w:history="1" r:id="rIdaffvwlkqq57hhiuggdgp9">
+      <w:hyperlink w:history="1" r:id="rIdgmpjswnyfobv_ippb9laa">
         <w:r>
           <w:rPr>
             <w:rFonts w:ascii="Calibri" w:cs="Calibri" w:eastAsia="Calibri" w:hAnsi="Calibri"/>
@@ -1505,7 +1505,7 @@
         </w:rPr>
         <w:t xml:space="preserve">   </w:t>
       </w:r>
-      <w:hyperlink w:history="1" r:id="rIdfkgze5btdzouzfoqixkmn">
+      <w:hyperlink w:history="1" r:id="rId7q6aimc7xttmky0ogvrq5">
         <w:r>
           <w:rPr>
             <w:rFonts w:ascii="Calibri" w:cs="Calibri" w:eastAsia="Calibri" w:hAnsi="Calibri"/>
@@ -1533,7 +1533,7 @@
         </w:rPr>
         <w:t xml:space="preserve">| </w:t>
       </w:r>
-      <w:hyperlink w:history="1" r:id="rId4zijrbhcxul5oqgdlpkly">
+      <w:hyperlink w:history="1" r:id="rIdv7dgk0ivoumy2dfxpi9jg">
         <w:r>
           <w:rPr>
             <w:rFonts w:ascii="Calibri" w:cs="Calibri" w:eastAsia="Calibri" w:hAnsi="Calibri"/>
@@ -1666,7 +1666,7 @@
         </w:rPr>
         <w:t xml:space="preserve">   </w:t>
       </w:r>
-      <w:hyperlink w:history="1" r:id="rIdestsvhsykdqui1gwodp-r">
+      <w:hyperlink w:history="1" r:id="rId6ugwookrc5fe-eye65q9g">
         <w:r>
           <w:rPr>
             <w:rFonts w:ascii="Calibri" w:cs="Calibri" w:eastAsia="Calibri" w:hAnsi="Calibri"/>
@@ -1816,7 +1816,7 @@
         </w:rPr>
         <w:t xml:space="preserve">   </w:t>
       </w:r>
-      <w:hyperlink w:history="1" r:id="rIdlw5vdzk5qocn7de1a-ott">
+      <w:hyperlink w:history="1" r:id="rIdxacsis6jpr5ycx_8rq_vb">
         <w:r>
           <w:rPr>
             <w:rFonts w:ascii="Calibri" w:cs="Calibri" w:eastAsia="Calibri" w:hAnsi="Calibri"/>
@@ -2378,7 +2378,7 @@
         </w:rPr>
         <w:t xml:space="preserve">   </w:t>
       </w:r>
-      <w:hyperlink w:history="1" r:id="rIdacpxkpdhkycyyupkov8x5">
+      <w:hyperlink w:history="1" r:id="rIdclpw_zngpdtk0oa0dvefl">
         <w:r>
           <w:rPr>
             <w:rFonts w:ascii="Calibri" w:cs="Calibri" w:eastAsia="Calibri" w:hAnsi="Calibri"/>
@@ -2406,7 +2406,7 @@
         </w:rPr>
         <w:t xml:space="preserve">| </w:t>
       </w:r>
-      <w:hyperlink w:history="1" r:id="rIdedggojjnkqcjd-kjwqvf1">
+      <w:hyperlink w:history="1" r:id="rIdmq5kcgi1jbrsh61fandwb">
         <w:r>
           <w:rPr>
             <w:rFonts w:ascii="Calibri" w:cs="Calibri" w:eastAsia="Calibri" w:hAnsi="Calibri"/>

--- a/public/resume/cv-security.docx
+++ b/public/resume/cv-security.docx
@@ -33,7 +33,7 @@
         </w:rPr>
         <w:t xml:space="preserve">✉ </w:t>
       </w:r>
-      <w:hyperlink w:history="1" r:id="rIdedqbzhntsokgzlavtwbio">
+      <w:hyperlink w:history="1" r:id="rId-v-u3-xenhihqspxxeq6k">
         <w:r>
           <w:rPr>
             <w:rFonts w:ascii="Calibri" w:cs="Calibri" w:eastAsia="Calibri" w:hAnsi="Calibri"/>
@@ -63,7 +63,7 @@
         </w:rPr>
         <w:t xml:space="preserve">• </w:t>
       </w:r>
-      <w:hyperlink w:history="1" r:id="rIdvl0po-eh4-1hiwovlhfv1">
+      <w:hyperlink w:history="1" r:id="rIdd4zsrxuvzvdwasfviuy4-">
         <w:r>
           <w:rPr>
             <w:rFonts w:ascii="Calibri" w:cs="Calibri" w:eastAsia="Calibri" w:hAnsi="Calibri"/>
@@ -93,7 +93,7 @@
         </w:rPr>
         <w:t xml:space="preserve">⁠in </w:t>
       </w:r>
-      <w:hyperlink w:history="1" r:id="rId_zgbbhmqgho0ahj87j70d">
+      <w:hyperlink w:history="1" r:id="rIdegdqeyqfyw_jlahit3ehj">
         <w:r>
           <w:rPr>
             <w:rFonts w:ascii="Calibri" w:cs="Calibri" w:eastAsia="Calibri" w:hAnsi="Calibri"/>
@@ -123,7 +123,7 @@
         </w:rPr>
         <w:t xml:space="preserve">◔ </w:t>
       </w:r>
-      <w:hyperlink w:history="1" r:id="rIdppkqiiocypadcpypqfcfx">
+      <w:hyperlink w:history="1" r:id="rIdoi6t9v8jbkjdg58qrupye">
         <w:r>
           <w:rPr>
             <w:rFonts w:ascii="Calibri" w:cs="Calibri" w:eastAsia="Calibri" w:hAnsi="Calibri"/>
@@ -153,7 +153,7 @@
         </w:rPr>
         <w:t xml:space="preserve">Ⓘ </w:t>
       </w:r>
-      <w:hyperlink w:history="1" r:id="rIdvgsvhpc8e3kbfvxhzjqix">
+      <w:hyperlink w:history="1" r:id="rId6bygu19m_wv6v71g8qedr">
         <w:r>
           <w:rPr>
             <w:rFonts w:ascii="Calibri" w:cs="Calibri" w:eastAsia="Calibri" w:hAnsi="Calibri"/>
@@ -716,7 +716,7 @@
         </w:rPr>
         <w:t xml:space="preserve">   </w:t>
       </w:r>
-      <w:hyperlink w:history="1" r:id="rIdlu-vq_0_7u1q5yxib103x">
+      <w:hyperlink w:history="1" r:id="rIdje6ew_cqdmzveiw5u2j4n">
         <w:r>
           <w:rPr>
             <w:rFonts w:ascii="Calibri" w:cs="Calibri" w:eastAsia="Calibri" w:hAnsi="Calibri"/>
@@ -744,7 +744,7 @@
         </w:rPr>
         <w:t xml:space="preserve">| </w:t>
       </w:r>
-      <w:hyperlink w:history="1" r:id="rIdr9onvnxqswv2usgcjr_sh">
+      <w:hyperlink w:history="1" r:id="rIdb-hfhpixy3ap_xmftm5ho">
         <w:r>
           <w:rPr>
             <w:rFonts w:ascii="Calibri" w:cs="Calibri" w:eastAsia="Calibri" w:hAnsi="Calibri"/>
@@ -772,7 +772,7 @@
         </w:rPr>
         <w:t xml:space="preserve">| </w:t>
       </w:r>
-      <w:hyperlink w:history="1" r:id="rId4qbjx5kf1lpx9qnjqowev">
+      <w:hyperlink w:history="1" r:id="rIdnnbtejhm054qr6hifxdkw">
         <w:r>
           <w:rPr>
             <w:rFonts w:ascii="Calibri" w:cs="Calibri" w:eastAsia="Calibri" w:hAnsi="Calibri"/>
@@ -939,7 +939,7 @@
         </w:rPr>
         <w:t xml:space="preserve">   </w:t>
       </w:r>
-      <w:hyperlink w:history="1" r:id="rIdpnn5dgk9hcr2jy2tezwvr">
+      <w:hyperlink w:history="1" r:id="rIdzuk1bsmbu8azkw72ytp7a">
         <w:r>
           <w:rPr>
             <w:rFonts w:ascii="Calibri" w:cs="Calibri" w:eastAsia="Calibri" w:hAnsi="Calibri"/>
@@ -967,7 +967,7 @@
         </w:rPr>
         <w:t xml:space="preserve">| </w:t>
       </w:r>
-      <w:hyperlink w:history="1" r:id="rIdzlftlzvpriottadekai8j">
+      <w:hyperlink w:history="1" r:id="rIdfbjhtyywyvvmgzhis0wmm">
         <w:r>
           <w:rPr>
             <w:rFonts w:ascii="Calibri" w:cs="Calibri" w:eastAsia="Calibri" w:hAnsi="Calibri"/>
@@ -995,7 +995,7 @@
         </w:rPr>
         <w:t xml:space="preserve">| </w:t>
       </w:r>
-      <w:hyperlink w:history="1" r:id="rIdrqrmzrijvkkimwk_aqnaq">
+      <w:hyperlink w:history="1" r:id="rIdbwranouxyjuypxf4p3v2p">
         <w:r>
           <w:rPr>
             <w:rFonts w:ascii="Calibri" w:cs="Calibri" w:eastAsia="Calibri" w:hAnsi="Calibri"/>
@@ -1348,7 +1348,7 @@
         </w:rPr>
         <w:t xml:space="preserve">   </w:t>
       </w:r>
-      <w:hyperlink w:history="1" r:id="rId_jiab6easelaigvdnw5mk">
+      <w:hyperlink w:history="1" r:id="rId_4omjgxgr2dbdfrbrkyzh">
         <w:r>
           <w:rPr>
             <w:rFonts w:ascii="Calibri" w:cs="Calibri" w:eastAsia="Calibri" w:hAnsi="Calibri"/>
@@ -1376,7 +1376,7 @@
         </w:rPr>
         <w:t xml:space="preserve">| </w:t>
       </w:r>
-      <w:hyperlink w:history="1" r:id="rIdgmpjswnyfobv_ippb9laa">
+      <w:hyperlink w:history="1" r:id="rIddqfbyhqerq2iw7g2a1342">
         <w:r>
           <w:rPr>
             <w:rFonts w:ascii="Calibri" w:cs="Calibri" w:eastAsia="Calibri" w:hAnsi="Calibri"/>
@@ -1505,7 +1505,7 @@
         </w:rPr>
         <w:t xml:space="preserve">   </w:t>
       </w:r>
-      <w:hyperlink w:history="1" r:id="rId7q6aimc7xttmky0ogvrq5">
+      <w:hyperlink w:history="1" r:id="rIdbrbcvnbjg1rxashqpoy5e">
         <w:r>
           <w:rPr>
             <w:rFonts w:ascii="Calibri" w:cs="Calibri" w:eastAsia="Calibri" w:hAnsi="Calibri"/>
@@ -1533,7 +1533,7 @@
         </w:rPr>
         <w:t xml:space="preserve">| </w:t>
       </w:r>
-      <w:hyperlink w:history="1" r:id="rIdv7dgk0ivoumy2dfxpi9jg">
+      <w:hyperlink w:history="1" r:id="rId7usttdzd6aquguxr8qdjg">
         <w:r>
           <w:rPr>
             <w:rFonts w:ascii="Calibri" w:cs="Calibri" w:eastAsia="Calibri" w:hAnsi="Calibri"/>
@@ -1666,7 +1666,7 @@
         </w:rPr>
         <w:t xml:space="preserve">   </w:t>
       </w:r>
-      <w:hyperlink w:history="1" r:id="rId6ugwookrc5fe-eye65q9g">
+      <w:hyperlink w:history="1" r:id="rIdijncw282fvzexp_4pw_ql">
         <w:r>
           <w:rPr>
             <w:rFonts w:ascii="Calibri" w:cs="Calibri" w:eastAsia="Calibri" w:hAnsi="Calibri"/>
@@ -1816,7 +1816,7 @@
         </w:rPr>
         <w:t xml:space="preserve">   </w:t>
       </w:r>
-      <w:hyperlink w:history="1" r:id="rIdxacsis6jpr5ycx_8rq_vb">
+      <w:hyperlink w:history="1" r:id="rIdurmzatd42iqobgmre6bxx">
         <w:r>
           <w:rPr>
             <w:rFonts w:ascii="Calibri" w:cs="Calibri" w:eastAsia="Calibri" w:hAnsi="Calibri"/>
@@ -2378,7 +2378,7 @@
         </w:rPr>
         <w:t xml:space="preserve">   </w:t>
       </w:r>
-      <w:hyperlink w:history="1" r:id="rIdclpw_zngpdtk0oa0dvefl">
+      <w:hyperlink w:history="1" r:id="rIdf9mfvy7dtp8vil9g_m4ex">
         <w:r>
           <w:rPr>
             <w:rFonts w:ascii="Calibri" w:cs="Calibri" w:eastAsia="Calibri" w:hAnsi="Calibri"/>
@@ -2406,7 +2406,7 @@
         </w:rPr>
         <w:t xml:space="preserve">| </w:t>
       </w:r>
-      <w:hyperlink w:history="1" r:id="rIdmq5kcgi1jbrsh61fandwb">
+      <w:hyperlink w:history="1" r:id="rIdtuu2qvyt9yyajsojf08oz">
         <w:r>
           <w:rPr>
             <w:rFonts w:ascii="Calibri" w:cs="Calibri" w:eastAsia="Calibri" w:hAnsi="Calibri"/>

--- a/public/resume/cv-security.docx
+++ b/public/resume/cv-security.docx
@@ -33,7 +33,7 @@
         </w:rPr>
         <w:t xml:space="preserve">✉ </w:t>
       </w:r>
-      <w:hyperlink w:history="1" r:id="rId-v-u3-xenhihqspxxeq6k">
+      <w:hyperlink w:history="1" r:id="rIdv_wext6oxz-7e-j9m7pfz">
         <w:r>
           <w:rPr>
             <w:rFonts w:ascii="Calibri" w:cs="Calibri" w:eastAsia="Calibri" w:hAnsi="Calibri"/>
@@ -63,7 +63,7 @@
         </w:rPr>
         <w:t xml:space="preserve">• </w:t>
       </w:r>
-      <w:hyperlink w:history="1" r:id="rIdd4zsrxuvzvdwasfviuy4-">
+      <w:hyperlink w:history="1" r:id="rId6kmwz4hirqwzfr0bh0vmm">
         <w:r>
           <w:rPr>
             <w:rFonts w:ascii="Calibri" w:cs="Calibri" w:eastAsia="Calibri" w:hAnsi="Calibri"/>
@@ -93,7 +93,7 @@
         </w:rPr>
         <w:t xml:space="preserve">⁠in </w:t>
       </w:r>
-      <w:hyperlink w:history="1" r:id="rIdegdqeyqfyw_jlahit3ehj">
+      <w:hyperlink w:history="1" r:id="rId3qew8ydfdcnzw2k-y7pbg">
         <w:r>
           <w:rPr>
             <w:rFonts w:ascii="Calibri" w:cs="Calibri" w:eastAsia="Calibri" w:hAnsi="Calibri"/>
@@ -123,7 +123,7 @@
         </w:rPr>
         <w:t xml:space="preserve">◔ </w:t>
       </w:r>
-      <w:hyperlink w:history="1" r:id="rIdoi6t9v8jbkjdg58qrupye">
+      <w:hyperlink w:history="1" r:id="rIdsqmm_wgygr_bqbmvv5yzc">
         <w:r>
           <w:rPr>
             <w:rFonts w:ascii="Calibri" w:cs="Calibri" w:eastAsia="Calibri" w:hAnsi="Calibri"/>
@@ -153,7 +153,7 @@
         </w:rPr>
         <w:t xml:space="preserve">Ⓘ </w:t>
       </w:r>
-      <w:hyperlink w:history="1" r:id="rId6bygu19m_wv6v71g8qedr">
+      <w:hyperlink w:history="1" r:id="rIdr8wonzcgaoxjssx-ztwm-">
         <w:r>
           <w:rPr>
             <w:rFonts w:ascii="Calibri" w:cs="Calibri" w:eastAsia="Calibri" w:hAnsi="Calibri"/>
@@ -716,7 +716,7 @@
         </w:rPr>
         <w:t xml:space="preserve">   </w:t>
       </w:r>
-      <w:hyperlink w:history="1" r:id="rIdje6ew_cqdmzveiw5u2j4n">
+      <w:hyperlink w:history="1" r:id="rIdmn5dagmrxvwnylakys-_6">
         <w:r>
           <w:rPr>
             <w:rFonts w:ascii="Calibri" w:cs="Calibri" w:eastAsia="Calibri" w:hAnsi="Calibri"/>
@@ -744,7 +744,7 @@
         </w:rPr>
         <w:t xml:space="preserve">| </w:t>
       </w:r>
-      <w:hyperlink w:history="1" r:id="rIdb-hfhpixy3ap_xmftm5ho">
+      <w:hyperlink w:history="1" r:id="rIdn9rjcv8dkd5oimwlptatn">
         <w:r>
           <w:rPr>
             <w:rFonts w:ascii="Calibri" w:cs="Calibri" w:eastAsia="Calibri" w:hAnsi="Calibri"/>
@@ -772,7 +772,7 @@
         </w:rPr>
         <w:t xml:space="preserve">| </w:t>
       </w:r>
-      <w:hyperlink w:history="1" r:id="rIdnnbtejhm054qr6hifxdkw">
+      <w:hyperlink w:history="1" r:id="rIdfi3x2uevpbyy7tmi_e4kw">
         <w:r>
           <w:rPr>
             <w:rFonts w:ascii="Calibri" w:cs="Calibri" w:eastAsia="Calibri" w:hAnsi="Calibri"/>
@@ -939,7 +939,7 @@
         </w:rPr>
         <w:t xml:space="preserve">   </w:t>
       </w:r>
-      <w:hyperlink w:history="1" r:id="rIdzuk1bsmbu8azkw72ytp7a">
+      <w:hyperlink w:history="1" r:id="rIdqhmmovhrejw9pdmrreka2">
         <w:r>
           <w:rPr>
             <w:rFonts w:ascii="Calibri" w:cs="Calibri" w:eastAsia="Calibri" w:hAnsi="Calibri"/>
@@ -967,7 +967,7 @@
         </w:rPr>
         <w:t xml:space="preserve">| </w:t>
       </w:r>
-      <w:hyperlink w:history="1" r:id="rIdfbjhtyywyvvmgzhis0wmm">
+      <w:hyperlink w:history="1" r:id="rIddm5bcx4qlie__5syxoowb">
         <w:r>
           <w:rPr>
             <w:rFonts w:ascii="Calibri" w:cs="Calibri" w:eastAsia="Calibri" w:hAnsi="Calibri"/>
@@ -995,7 +995,7 @@
         </w:rPr>
         <w:t xml:space="preserve">| </w:t>
       </w:r>
-      <w:hyperlink w:history="1" r:id="rIdbwranouxyjuypxf4p3v2p">
+      <w:hyperlink w:history="1" r:id="rIdze_x3cqkxiqeaqjiqfsw9">
         <w:r>
           <w:rPr>
             <w:rFonts w:ascii="Calibri" w:cs="Calibri" w:eastAsia="Calibri" w:hAnsi="Calibri"/>
@@ -1348,7 +1348,7 @@
         </w:rPr>
         <w:t xml:space="preserve">   </w:t>
       </w:r>
-      <w:hyperlink w:history="1" r:id="rId_4omjgxgr2dbdfrbrkyzh">
+      <w:hyperlink w:history="1" r:id="rId9-dhzm1ja8io5lven5j9-">
         <w:r>
           <w:rPr>
             <w:rFonts w:ascii="Calibri" w:cs="Calibri" w:eastAsia="Calibri" w:hAnsi="Calibri"/>
@@ -1376,7 +1376,7 @@
         </w:rPr>
         <w:t xml:space="preserve">| </w:t>
       </w:r>
-      <w:hyperlink w:history="1" r:id="rIddqfbyhqerq2iw7g2a1342">
+      <w:hyperlink w:history="1" r:id="rIdyt6kgtuyefnde8-kx_d7w">
         <w:r>
           <w:rPr>
             <w:rFonts w:ascii="Calibri" w:cs="Calibri" w:eastAsia="Calibri" w:hAnsi="Calibri"/>
@@ -1505,7 +1505,7 @@
         </w:rPr>
         <w:t xml:space="preserve">   </w:t>
       </w:r>
-      <w:hyperlink w:history="1" r:id="rIdbrbcvnbjg1rxashqpoy5e">
+      <w:hyperlink w:history="1" r:id="rIdpzdglf7byressrduuy7pq">
         <w:r>
           <w:rPr>
             <w:rFonts w:ascii="Calibri" w:cs="Calibri" w:eastAsia="Calibri" w:hAnsi="Calibri"/>
@@ -1533,7 +1533,7 @@
         </w:rPr>
         <w:t xml:space="preserve">| </w:t>
       </w:r>
-      <w:hyperlink w:history="1" r:id="rId7usttdzd6aquguxr8qdjg">
+      <w:hyperlink w:history="1" r:id="rId2pps5uactpgwjzfl4algt">
         <w:r>
           <w:rPr>
             <w:rFonts w:ascii="Calibri" w:cs="Calibri" w:eastAsia="Calibri" w:hAnsi="Calibri"/>
@@ -1666,7 +1666,7 @@
         </w:rPr>
         <w:t xml:space="preserve">   </w:t>
       </w:r>
-      <w:hyperlink w:history="1" r:id="rIdijncw282fvzexp_4pw_ql">
+      <w:hyperlink w:history="1" r:id="rId6e3rw9eq4moefe4msg8ps">
         <w:r>
           <w:rPr>
             <w:rFonts w:ascii="Calibri" w:cs="Calibri" w:eastAsia="Calibri" w:hAnsi="Calibri"/>
@@ -1816,7 +1816,7 @@
         </w:rPr>
         <w:t xml:space="preserve">   </w:t>
       </w:r>
-      <w:hyperlink w:history="1" r:id="rIdurmzatd42iqobgmre6bxx">
+      <w:hyperlink w:history="1" r:id="rIdlar5e8qvn1ggmgh2cvx6y">
         <w:r>
           <w:rPr>
             <w:rFonts w:ascii="Calibri" w:cs="Calibri" w:eastAsia="Calibri" w:hAnsi="Calibri"/>
@@ -2378,7 +2378,7 @@
         </w:rPr>
         <w:t xml:space="preserve">   </w:t>
       </w:r>
-      <w:hyperlink w:history="1" r:id="rIdf9mfvy7dtp8vil9g_m4ex">
+      <w:hyperlink w:history="1" r:id="rIdnlj0tvxmuktjgqz6r7z3w">
         <w:r>
           <w:rPr>
             <w:rFonts w:ascii="Calibri" w:cs="Calibri" w:eastAsia="Calibri" w:hAnsi="Calibri"/>
@@ -2406,7 +2406,7 @@
         </w:rPr>
         <w:t xml:space="preserve">| </w:t>
       </w:r>
-      <w:hyperlink w:history="1" r:id="rIdtuu2qvyt9yyajsojf08oz">
+      <w:hyperlink w:history="1" r:id="rIdthdids0azkxoizi1shfe-">
         <w:r>
           <w:rPr>
             <w:rFonts w:ascii="Calibri" w:cs="Calibri" w:eastAsia="Calibri" w:hAnsi="Calibri"/>

--- a/public/resume/cv-security.docx
+++ b/public/resume/cv-security.docx
@@ -33,7 +33,7 @@
         </w:rPr>
         <w:t xml:space="preserve">✉ </w:t>
       </w:r>
-      <w:hyperlink w:history="1" r:id="rIdv_wext6oxz-7e-j9m7pfz">
+      <w:hyperlink w:history="1" r:id="rIdc1qitvmoq3egof56vanyu">
         <w:r>
           <w:rPr>
             <w:rFonts w:ascii="Calibri" w:cs="Calibri" w:eastAsia="Calibri" w:hAnsi="Calibri"/>
@@ -63,7 +63,7 @@
         </w:rPr>
         <w:t xml:space="preserve">• </w:t>
       </w:r>
-      <w:hyperlink w:history="1" r:id="rId6kmwz4hirqwzfr0bh0vmm">
+      <w:hyperlink w:history="1" r:id="rIdbggw4fm95bnsrz9djlnxe">
         <w:r>
           <w:rPr>
             <w:rFonts w:ascii="Calibri" w:cs="Calibri" w:eastAsia="Calibri" w:hAnsi="Calibri"/>
@@ -93,7 +93,7 @@
         </w:rPr>
         <w:t xml:space="preserve">⁠in </w:t>
       </w:r>
-      <w:hyperlink w:history="1" r:id="rId3qew8ydfdcnzw2k-y7pbg">
+      <w:hyperlink w:history="1" r:id="rIdo6hf96f8y28urybzuthsh">
         <w:r>
           <w:rPr>
             <w:rFonts w:ascii="Calibri" w:cs="Calibri" w:eastAsia="Calibri" w:hAnsi="Calibri"/>
@@ -123,7 +123,7 @@
         </w:rPr>
         <w:t xml:space="preserve">◔ </w:t>
       </w:r>
-      <w:hyperlink w:history="1" r:id="rIdsqmm_wgygr_bqbmvv5yzc">
+      <w:hyperlink w:history="1" r:id="rIdevbp2kw-ndrcmdy8lcy8u">
         <w:r>
           <w:rPr>
             <w:rFonts w:ascii="Calibri" w:cs="Calibri" w:eastAsia="Calibri" w:hAnsi="Calibri"/>
@@ -153,7 +153,7 @@
         </w:rPr>
         <w:t xml:space="preserve">Ⓘ </w:t>
       </w:r>
-      <w:hyperlink w:history="1" r:id="rIdr8wonzcgaoxjssx-ztwm-">
+      <w:hyperlink w:history="1" r:id="rIdippvbyf-keiazwrmxqy-t">
         <w:r>
           <w:rPr>
             <w:rFonts w:ascii="Calibri" w:cs="Calibri" w:eastAsia="Calibri" w:hAnsi="Calibri"/>
@@ -716,7 +716,7 @@
         </w:rPr>
         <w:t xml:space="preserve">   </w:t>
       </w:r>
-      <w:hyperlink w:history="1" r:id="rIdmn5dagmrxvwnylakys-_6">
+      <w:hyperlink w:history="1" r:id="rIdnfeeszb46qpafy1h7g6yh">
         <w:r>
           <w:rPr>
             <w:rFonts w:ascii="Calibri" w:cs="Calibri" w:eastAsia="Calibri" w:hAnsi="Calibri"/>
@@ -744,7 +744,7 @@
         </w:rPr>
         <w:t xml:space="preserve">| </w:t>
       </w:r>
-      <w:hyperlink w:history="1" r:id="rIdn9rjcv8dkd5oimwlptatn">
+      <w:hyperlink w:history="1" r:id="rIdwbareg4nbemcvejrrrpyg">
         <w:r>
           <w:rPr>
             <w:rFonts w:ascii="Calibri" w:cs="Calibri" w:eastAsia="Calibri" w:hAnsi="Calibri"/>
@@ -772,7 +772,7 @@
         </w:rPr>
         <w:t xml:space="preserve">| </w:t>
       </w:r>
-      <w:hyperlink w:history="1" r:id="rIdfi3x2uevpbyy7tmi_e4kw">
+      <w:hyperlink w:history="1" r:id="rId4lewobmcs1ktajxlxh0mk">
         <w:r>
           <w:rPr>
             <w:rFonts w:ascii="Calibri" w:cs="Calibri" w:eastAsia="Calibri" w:hAnsi="Calibri"/>
@@ -939,7 +939,7 @@
         </w:rPr>
         <w:t xml:space="preserve">   </w:t>
       </w:r>
-      <w:hyperlink w:history="1" r:id="rIdqhmmovhrejw9pdmrreka2">
+      <w:hyperlink w:history="1" r:id="rIdyfwlnwzrjdyylsxqk8gce">
         <w:r>
           <w:rPr>
             <w:rFonts w:ascii="Calibri" w:cs="Calibri" w:eastAsia="Calibri" w:hAnsi="Calibri"/>
@@ -967,7 +967,7 @@
         </w:rPr>
         <w:t xml:space="preserve">| </w:t>
       </w:r>
-      <w:hyperlink w:history="1" r:id="rIddm5bcx4qlie__5syxoowb">
+      <w:hyperlink w:history="1" r:id="rIdssrrr8h1upergsqm8vrw0">
         <w:r>
           <w:rPr>
             <w:rFonts w:ascii="Calibri" w:cs="Calibri" w:eastAsia="Calibri" w:hAnsi="Calibri"/>
@@ -995,7 +995,7 @@
         </w:rPr>
         <w:t xml:space="preserve">| </w:t>
       </w:r>
-      <w:hyperlink w:history="1" r:id="rIdze_x3cqkxiqeaqjiqfsw9">
+      <w:hyperlink w:history="1" r:id="rIdywwwh9wb5dhimxsyoysiw">
         <w:r>
           <w:rPr>
             <w:rFonts w:ascii="Calibri" w:cs="Calibri" w:eastAsia="Calibri" w:hAnsi="Calibri"/>
@@ -1348,7 +1348,7 @@
         </w:rPr>
         <w:t xml:space="preserve">   </w:t>
       </w:r>
-      <w:hyperlink w:history="1" r:id="rId9-dhzm1ja8io5lven5j9-">
+      <w:hyperlink w:history="1" r:id="rIdugwqdjby8cilsbpigt6kk">
         <w:r>
           <w:rPr>
             <w:rFonts w:ascii="Calibri" w:cs="Calibri" w:eastAsia="Calibri" w:hAnsi="Calibri"/>
@@ -1376,7 +1376,7 @@
         </w:rPr>
         <w:t xml:space="preserve">| </w:t>
       </w:r>
-      <w:hyperlink w:history="1" r:id="rIdyt6kgtuyefnde8-kx_d7w">
+      <w:hyperlink w:history="1" r:id="rId4l9klsl8oc8rtrasbnhvi">
         <w:r>
           <w:rPr>
             <w:rFonts w:ascii="Calibri" w:cs="Calibri" w:eastAsia="Calibri" w:hAnsi="Calibri"/>
@@ -1505,7 +1505,7 @@
         </w:rPr>
         <w:t xml:space="preserve">   </w:t>
       </w:r>
-      <w:hyperlink w:history="1" r:id="rIdpzdglf7byressrduuy7pq">
+      <w:hyperlink w:history="1" r:id="rIdqdxh-p6wpkzwgoqnhciqu">
         <w:r>
           <w:rPr>
             <w:rFonts w:ascii="Calibri" w:cs="Calibri" w:eastAsia="Calibri" w:hAnsi="Calibri"/>
@@ -1533,7 +1533,7 @@
         </w:rPr>
         <w:t xml:space="preserve">| </w:t>
       </w:r>
-      <w:hyperlink w:history="1" r:id="rId2pps5uactpgwjzfl4algt">
+      <w:hyperlink w:history="1" r:id="rId745pry7kgszrknse2sspa">
         <w:r>
           <w:rPr>
             <w:rFonts w:ascii="Calibri" w:cs="Calibri" w:eastAsia="Calibri" w:hAnsi="Calibri"/>
@@ -1666,7 +1666,7 @@
         </w:rPr>
         <w:t xml:space="preserve">   </w:t>
       </w:r>
-      <w:hyperlink w:history="1" r:id="rId6e3rw9eq4moefe4msg8ps">
+      <w:hyperlink w:history="1" r:id="rId4dvnxliy02xznevs7_tnr">
         <w:r>
           <w:rPr>
             <w:rFonts w:ascii="Calibri" w:cs="Calibri" w:eastAsia="Calibri" w:hAnsi="Calibri"/>
@@ -1816,7 +1816,7 @@
         </w:rPr>
         <w:t xml:space="preserve">   </w:t>
       </w:r>
-      <w:hyperlink w:history="1" r:id="rIdlar5e8qvn1ggmgh2cvx6y">
+      <w:hyperlink w:history="1" r:id="rIdhepthfirwq-xpfsnrpdsy">
         <w:r>
           <w:rPr>
             <w:rFonts w:ascii="Calibri" w:cs="Calibri" w:eastAsia="Calibri" w:hAnsi="Calibri"/>
@@ -2378,7 +2378,7 @@
         </w:rPr>
         <w:t xml:space="preserve">   </w:t>
       </w:r>
-      <w:hyperlink w:history="1" r:id="rIdnlj0tvxmuktjgqz6r7z3w">
+      <w:hyperlink w:history="1" r:id="rIdec9r1vfsy4dk5qx8kgjsu">
         <w:r>
           <w:rPr>
             <w:rFonts w:ascii="Calibri" w:cs="Calibri" w:eastAsia="Calibri" w:hAnsi="Calibri"/>
@@ -2406,7 +2406,7 @@
         </w:rPr>
         <w:t xml:space="preserve">| </w:t>
       </w:r>
-      <w:hyperlink w:history="1" r:id="rIdthdids0azkxoizi1shfe-">
+      <w:hyperlink w:history="1" r:id="rId2omlpscj2vjl9aihovayw">
         <w:r>
           <w:rPr>
             <w:rFonts w:ascii="Calibri" w:cs="Calibri" w:eastAsia="Calibri" w:hAnsi="Calibri"/>

--- a/public/resume/cv-security.docx
+++ b/public/resume/cv-security.docx
@@ -33,7 +33,7 @@
         </w:rPr>
         <w:t xml:space="preserve">✉ </w:t>
       </w:r>
-      <w:hyperlink w:history="1" r:id="rIdc1qitvmoq3egof56vanyu">
+      <w:hyperlink w:history="1" r:id="rIdi9-yu5palmoiogk7nrcej">
         <w:r>
           <w:rPr>
             <w:rFonts w:ascii="Calibri" w:cs="Calibri" w:eastAsia="Calibri" w:hAnsi="Calibri"/>
@@ -63,7 +63,7 @@
         </w:rPr>
         <w:t xml:space="preserve">• </w:t>
       </w:r>
-      <w:hyperlink w:history="1" r:id="rIdbggw4fm95bnsrz9djlnxe">
+      <w:hyperlink w:history="1" r:id="rIdbxysdivypurrbuhtor9y4">
         <w:r>
           <w:rPr>
             <w:rFonts w:ascii="Calibri" w:cs="Calibri" w:eastAsia="Calibri" w:hAnsi="Calibri"/>
@@ -93,7 +93,7 @@
         </w:rPr>
         <w:t xml:space="preserve">⁠in </w:t>
       </w:r>
-      <w:hyperlink w:history="1" r:id="rIdo6hf96f8y28urybzuthsh">
+      <w:hyperlink w:history="1" r:id="rId715fkdlaccpgbjrtrpnco">
         <w:r>
           <w:rPr>
             <w:rFonts w:ascii="Calibri" w:cs="Calibri" w:eastAsia="Calibri" w:hAnsi="Calibri"/>
@@ -123,7 +123,7 @@
         </w:rPr>
         <w:t xml:space="preserve">◔ </w:t>
       </w:r>
-      <w:hyperlink w:history="1" r:id="rIdevbp2kw-ndrcmdy8lcy8u">
+      <w:hyperlink w:history="1" r:id="rIdvlqi9v_gm83wxhicixigc">
         <w:r>
           <w:rPr>
             <w:rFonts w:ascii="Calibri" w:cs="Calibri" w:eastAsia="Calibri" w:hAnsi="Calibri"/>
@@ -153,7 +153,7 @@
         </w:rPr>
         <w:t xml:space="preserve">Ⓘ </w:t>
       </w:r>
-      <w:hyperlink w:history="1" r:id="rIdippvbyf-keiazwrmxqy-t">
+      <w:hyperlink w:history="1" r:id="rIdzefu_mg9ym9h1mfo71nxo">
         <w:r>
           <w:rPr>
             <w:rFonts w:ascii="Calibri" w:cs="Calibri" w:eastAsia="Calibri" w:hAnsi="Calibri"/>
@@ -716,7 +716,7 @@
         </w:rPr>
         <w:t xml:space="preserve">   </w:t>
       </w:r>
-      <w:hyperlink w:history="1" r:id="rIdnfeeszb46qpafy1h7g6yh">
+      <w:hyperlink w:history="1" r:id="rIdl3evu0gfwtuwrt3yvluyd">
         <w:r>
           <w:rPr>
             <w:rFonts w:ascii="Calibri" w:cs="Calibri" w:eastAsia="Calibri" w:hAnsi="Calibri"/>
@@ -744,7 +744,7 @@
         </w:rPr>
         <w:t xml:space="preserve">| </w:t>
       </w:r>
-      <w:hyperlink w:history="1" r:id="rIdwbareg4nbemcvejrrrpyg">
+      <w:hyperlink w:history="1" r:id="rId1jnvfzkba5oo6onridb8a">
         <w:r>
           <w:rPr>
             <w:rFonts w:ascii="Calibri" w:cs="Calibri" w:eastAsia="Calibri" w:hAnsi="Calibri"/>
@@ -772,7 +772,7 @@
         </w:rPr>
         <w:t xml:space="preserve">| </w:t>
       </w:r>
-      <w:hyperlink w:history="1" r:id="rId4lewobmcs1ktajxlxh0mk">
+      <w:hyperlink w:history="1" r:id="rIdpaw-nletinlq42kqa0sdi">
         <w:r>
           <w:rPr>
             <w:rFonts w:ascii="Calibri" w:cs="Calibri" w:eastAsia="Calibri" w:hAnsi="Calibri"/>
@@ -939,7 +939,7 @@
         </w:rPr>
         <w:t xml:space="preserve">   </w:t>
       </w:r>
-      <w:hyperlink w:history="1" r:id="rIdyfwlnwzrjdyylsxqk8gce">
+      <w:hyperlink w:history="1" r:id="rIdc6a9rwsxkawytyobm5oka">
         <w:r>
           <w:rPr>
             <w:rFonts w:ascii="Calibri" w:cs="Calibri" w:eastAsia="Calibri" w:hAnsi="Calibri"/>
@@ -967,7 +967,7 @@
         </w:rPr>
         <w:t xml:space="preserve">| </w:t>
       </w:r>
-      <w:hyperlink w:history="1" r:id="rIdssrrr8h1upergsqm8vrw0">
+      <w:hyperlink w:history="1" r:id="rIdh2kxva2uiwcdohi_hrdcy">
         <w:r>
           <w:rPr>
             <w:rFonts w:ascii="Calibri" w:cs="Calibri" w:eastAsia="Calibri" w:hAnsi="Calibri"/>
@@ -995,7 +995,7 @@
         </w:rPr>
         <w:t xml:space="preserve">| </w:t>
       </w:r>
-      <w:hyperlink w:history="1" r:id="rIdywwwh9wb5dhimxsyoysiw">
+      <w:hyperlink w:history="1" r:id="rIdi9oplch-jtkbldoqemunz">
         <w:r>
           <w:rPr>
             <w:rFonts w:ascii="Calibri" w:cs="Calibri" w:eastAsia="Calibri" w:hAnsi="Calibri"/>
@@ -1348,7 +1348,7 @@
         </w:rPr>
         <w:t xml:space="preserve">   </w:t>
       </w:r>
-      <w:hyperlink w:history="1" r:id="rIdugwqdjby8cilsbpigt6kk">
+      <w:hyperlink w:history="1" r:id="rIdijcleflhospu_iv20_q3g">
         <w:r>
           <w:rPr>
             <w:rFonts w:ascii="Calibri" w:cs="Calibri" w:eastAsia="Calibri" w:hAnsi="Calibri"/>
@@ -1376,7 +1376,7 @@
         </w:rPr>
         <w:t xml:space="preserve">| </w:t>
       </w:r>
-      <w:hyperlink w:history="1" r:id="rId4l9klsl8oc8rtrasbnhvi">
+      <w:hyperlink w:history="1" r:id="rIds4mjx8re_r1juwbuwkjcx">
         <w:r>
           <w:rPr>
             <w:rFonts w:ascii="Calibri" w:cs="Calibri" w:eastAsia="Calibri" w:hAnsi="Calibri"/>
@@ -1505,7 +1505,7 @@
         </w:rPr>
         <w:t xml:space="preserve">   </w:t>
       </w:r>
-      <w:hyperlink w:history="1" r:id="rIdqdxh-p6wpkzwgoqnhciqu">
+      <w:hyperlink w:history="1" r:id="rIdjq6fq1rkcidsvexqhxun6">
         <w:r>
           <w:rPr>
             <w:rFonts w:ascii="Calibri" w:cs="Calibri" w:eastAsia="Calibri" w:hAnsi="Calibri"/>
@@ -1533,7 +1533,7 @@
         </w:rPr>
         <w:t xml:space="preserve">| </w:t>
       </w:r>
-      <w:hyperlink w:history="1" r:id="rId745pry7kgszrknse2sspa">
+      <w:hyperlink w:history="1" r:id="rIdj0-8n9a0jptpg6xqqd0c6">
         <w:r>
           <w:rPr>
             <w:rFonts w:ascii="Calibri" w:cs="Calibri" w:eastAsia="Calibri" w:hAnsi="Calibri"/>
@@ -1666,7 +1666,7 @@
         </w:rPr>
         <w:t xml:space="preserve">   </w:t>
       </w:r>
-      <w:hyperlink w:history="1" r:id="rId4dvnxliy02xznevs7_tnr">
+      <w:hyperlink w:history="1" r:id="rIdqp3k2y4f_saabtux1rgy9">
         <w:r>
           <w:rPr>
             <w:rFonts w:ascii="Calibri" w:cs="Calibri" w:eastAsia="Calibri" w:hAnsi="Calibri"/>
@@ -1816,7 +1816,7 @@
         </w:rPr>
         <w:t xml:space="preserve">   </w:t>
       </w:r>
-      <w:hyperlink w:history="1" r:id="rIdhepthfirwq-xpfsnrpdsy">
+      <w:hyperlink w:history="1" r:id="rIdyjhuz43evw3j-6x1ddm-c">
         <w:r>
           <w:rPr>
             <w:rFonts w:ascii="Calibri" w:cs="Calibri" w:eastAsia="Calibri" w:hAnsi="Calibri"/>
@@ -2320,6 +2320,220 @@
     </w:p>
     <w:p>
       <w:pPr>
+        <w:tabs>
+          <w:tab w:val="right" w:pos="9026"/>
+        </w:tabs>
+        <w:spacing w:after="10" w:before="0"/>
+      </w:pPr>
+      <w:r>
+        <w:rPr>
+          <w:rFonts w:ascii="Calibri" w:cs="Calibri" w:eastAsia="Calibri" w:hAnsi="Calibri"/>
+          <w:b/>
+          <w:bCs/>
+          <w:sz w:val="20"/>
+          <w:szCs w:val="20"/>
+        </w:rPr>
+        <w:t xml:space="preserve">Peer Assisted Learning (PAL) Leader - Electronics and Programming</w:t>
+      </w:r>
+      <w:r>
+        <w:rPr>
+          <w:rFonts w:ascii="Calibri" w:cs="Calibri" w:eastAsia="Calibri" w:hAnsi="Calibri"/>
+          <w:sz w:val="20"/>
+          <w:szCs w:val="20"/>
+        </w:rPr>
+        <w:t xml:space="preserve">	Aston University, Learning Services, Birmingham, UK</w:t>
+      </w:r>
+    </w:p>
+    <w:p>
+      <w:pPr>
+        <w:tabs>
+          <w:tab w:val="right" w:pos="9026"/>
+        </w:tabs>
+        <w:spacing w:after="10" w:before="0"/>
+      </w:pPr>
+      <w:r>
+        <w:rPr>
+          <w:rFonts w:ascii="Calibri" w:cs="Calibri" w:eastAsia="Calibri" w:hAnsi="Calibri"/>
+          <w:color w:val="444444"/>
+          <w:sz w:val="19"/>
+          <w:szCs w:val="19"/>
+        </w:rPr>
+        <w:t xml:space="preserve">Python, Electronics, peer teaching, curriculum design, student support</w:t>
+      </w:r>
+      <w:r>
+        <w:rPr>
+          <w:rFonts w:ascii="Calibri" w:cs="Calibri" w:eastAsia="Calibri" w:hAnsi="Calibri"/>
+          <w:sz w:val="19"/>
+          <w:szCs w:val="19"/>
+        </w:rPr>
+        <w:t xml:space="preserve">	Sep 2026 - Present</w:t>
+      </w:r>
+    </w:p>
+    <w:p>
+      <w:pPr>
+        <w:spacing w:after="20" w:before="0"/>
+        <w:ind w:left="316" w:hanging="259"/>
+      </w:pPr>
+      <w:r>
+        <w:rPr>
+          <w:rFonts w:ascii="Calibri" w:cs="Calibri" w:eastAsia="Calibri" w:hAnsi="Calibri"/>
+          <w:sz w:val="19"/>
+          <w:szCs w:val="19"/>
+        </w:rPr>
+        <w:t xml:space="preserve">•  </w:t>
+      </w:r>
+      <w:r>
+        <w:rPr>
+          <w:rFonts w:ascii="Calibri" w:cs="Calibri" w:eastAsia="Calibri" w:hAnsi="Calibri"/>
+          <w:sz w:val="19"/>
+          <w:szCs w:val="19"/>
+        </w:rPr>
+        <w:t xml:space="preserve">Facilitate weekly </w:t>
+      </w:r>
+      <w:r>
+        <w:rPr>
+          <w:rFonts w:ascii="Calibri" w:cs="Calibri" w:eastAsia="Calibri" w:hAnsi="Calibri"/>
+          <w:b/>
+          <w:bCs/>
+          <w:sz w:val="19"/>
+          <w:szCs w:val="19"/>
+        </w:rPr>
+        <w:t xml:space="preserve">Peer Assisted Learning (PAL)</w:t>
+      </w:r>
+      <w:r>
+        <w:rPr>
+          <w:rFonts w:ascii="Calibri" w:cs="Calibri" w:eastAsia="Calibri" w:hAnsi="Calibri"/>
+          <w:sz w:val="19"/>
+          <w:szCs w:val="19"/>
+        </w:rPr>
+        <w:t xml:space="preserve"> sessions covering </w:t>
+      </w:r>
+      <w:r>
+        <w:rPr>
+          <w:rFonts w:ascii="Calibri" w:cs="Calibri" w:eastAsia="Calibri" w:hAnsi="Calibri"/>
+          <w:b/>
+          <w:bCs/>
+          <w:sz w:val="19"/>
+          <w:szCs w:val="19"/>
+        </w:rPr>
+        <w:t xml:space="preserve">Python programming</w:t>
+      </w:r>
+      <w:r>
+        <w:rPr>
+          <w:rFonts w:ascii="Calibri" w:cs="Calibri" w:eastAsia="Calibri" w:hAnsi="Calibri"/>
+          <w:sz w:val="19"/>
+          <w:szCs w:val="19"/>
+        </w:rPr>
+        <w:t xml:space="preserve"> and electronics across multiple student cohorts, building student confidence in core technical fundamentals and collaborative problem-solving</w:t>
+      </w:r>
+    </w:p>
+    <w:p>
+      <w:pPr>
+        <w:spacing w:after="80" w:before="0"/>
+      </w:pPr>
+    </w:p>
+    <w:p>
+      <w:pPr>
+        <w:tabs>
+          <w:tab w:val="right" w:pos="9026"/>
+        </w:tabs>
+        <w:spacing w:after="10" w:before="0"/>
+      </w:pPr>
+      <w:r>
+        <w:rPr>
+          <w:rFonts w:ascii="Calibri" w:cs="Calibri" w:eastAsia="Calibri" w:hAnsi="Calibri"/>
+          <w:b/>
+          <w:bCs/>
+          <w:sz w:val="20"/>
+          <w:szCs w:val="20"/>
+        </w:rPr>
+        <w:t xml:space="preserve">Treasurer</w:t>
+      </w:r>
+      <w:r>
+        <w:rPr>
+          <w:rFonts w:ascii="Calibri" w:cs="Calibri" w:eastAsia="Calibri" w:hAnsi="Calibri"/>
+          <w:sz w:val="20"/>
+          <w:szCs w:val="20"/>
+        </w:rPr>
+        <w:t xml:space="preserve">	Computing &amp; Electronics Society, Aston Students' Union, Birmingham, UK</w:t>
+      </w:r>
+    </w:p>
+    <w:p>
+      <w:pPr>
+        <w:tabs>
+          <w:tab w:val="right" w:pos="9026"/>
+        </w:tabs>
+        <w:spacing w:after="10" w:before="0"/>
+      </w:pPr>
+      <w:r>
+        <w:rPr>
+          <w:rFonts w:ascii="Calibri" w:cs="Calibri" w:eastAsia="Calibri" w:hAnsi="Calibri"/>
+          <w:color w:val="444444"/>
+          <w:sz w:val="19"/>
+          <w:szCs w:val="19"/>
+        </w:rPr>
+        <w:t xml:space="preserve">Budget management, financial reporting, committee leadership, stakeholder communication</w:t>
+      </w:r>
+      <w:r>
+        <w:rPr>
+          <w:rFonts w:ascii="Calibri" w:cs="Calibri" w:eastAsia="Calibri" w:hAnsi="Calibri"/>
+          <w:sz w:val="19"/>
+          <w:szCs w:val="19"/>
+        </w:rPr>
+        <w:t xml:space="preserve">	Sep 2026 - Present</w:t>
+      </w:r>
+    </w:p>
+    <w:p>
+      <w:pPr>
+        <w:spacing w:after="20" w:before="0"/>
+        <w:ind w:left="316" w:hanging="259"/>
+      </w:pPr>
+      <w:r>
+        <w:rPr>
+          <w:rFonts w:ascii="Calibri" w:cs="Calibri" w:eastAsia="Calibri" w:hAnsi="Calibri"/>
+          <w:sz w:val="19"/>
+          <w:szCs w:val="19"/>
+        </w:rPr>
+        <w:t xml:space="preserve">•  </w:t>
+      </w:r>
+      <w:r>
+        <w:rPr>
+          <w:rFonts w:ascii="Calibri" w:cs="Calibri" w:eastAsia="Calibri" w:hAnsi="Calibri"/>
+          <w:sz w:val="19"/>
+          <w:szCs w:val="19"/>
+        </w:rPr>
+        <w:t xml:space="preserve">Manage the society's budget and financial records, reporting to the committee and the Students' Union</w:t>
+      </w:r>
+    </w:p>
+    <w:p>
+      <w:pPr>
+        <w:spacing w:after="20" w:before="0"/>
+        <w:ind w:left="316" w:hanging="259"/>
+      </w:pPr>
+      <w:r>
+        <w:rPr>
+          <w:rFonts w:ascii="Calibri" w:cs="Calibri" w:eastAsia="Calibri" w:hAnsi="Calibri"/>
+          <w:sz w:val="19"/>
+          <w:szCs w:val="19"/>
+        </w:rPr>
+        <w:t xml:space="preserve">•  </w:t>
+      </w:r>
+      <w:r>
+        <w:rPr>
+          <w:rFonts w:ascii="Calibri" w:cs="Calibri" w:eastAsia="Calibri" w:hAnsi="Calibri"/>
+          <w:sz w:val="19"/>
+          <w:szCs w:val="19"/>
+        </w:rPr>
+        <w:t xml:space="preserve">Elected onto the committee for the Computing &amp; Electronics Society, working alongside the President to run society operations</w:t>
+      </w:r>
+    </w:p>
+    <w:p>
+      <w:pPr>
+        <w:spacing w:after="80" w:before="0"/>
+      </w:pPr>
+    </w:p>
+    <w:p>
+      <w:pPr>
         <w:pBdr>
           <w:bottom w:val="single" w:color="000000" w:sz="6" w:space="1"/>
         </w:pBdr>
@@ -2378,7 +2592,7 @@
         </w:rPr>
         <w:t xml:space="preserve">   </w:t>
       </w:r>
-      <w:hyperlink w:history="1" r:id="rIdec9r1vfsy4dk5qx8kgjsu">
+      <w:hyperlink w:history="1" r:id="rIdx3dhzxxczrx4ccrfbpioh">
         <w:r>
           <w:rPr>
             <w:rFonts w:ascii="Calibri" w:cs="Calibri" w:eastAsia="Calibri" w:hAnsi="Calibri"/>
@@ -2406,7 +2620,7 @@
         </w:rPr>
         <w:t xml:space="preserve">| </w:t>
       </w:r>
-      <w:hyperlink w:history="1" r:id="rId2omlpscj2vjl9aihovayw">
+      <w:hyperlink w:history="1" r:id="rIdmkm2y2m1yy60wg-qlzlua">
         <w:r>
           <w:rPr>
             <w:rFonts w:ascii="Calibri" w:cs="Calibri" w:eastAsia="Calibri" w:hAnsi="Calibri"/>

--- a/public/resume/cv-security.docx
+++ b/public/resume/cv-security.docx
@@ -33,7 +33,7 @@
         </w:rPr>
         <w:t xml:space="preserve">✉ </w:t>
       </w:r>
-      <w:hyperlink w:history="1" r:id="rIdi9-yu5palmoiogk7nrcej">
+      <w:hyperlink w:history="1" r:id="rId-wivzwjezl4psfmeqhkwl">
         <w:r>
           <w:rPr>
             <w:rFonts w:ascii="Calibri" w:cs="Calibri" w:eastAsia="Calibri" w:hAnsi="Calibri"/>
@@ -63,7 +63,7 @@
         </w:rPr>
         <w:t xml:space="preserve">• </w:t>
       </w:r>
-      <w:hyperlink w:history="1" r:id="rIdbxysdivypurrbuhtor9y4">
+      <w:hyperlink w:history="1" r:id="rIdmn68cb6z8x2wxzpp_vxi0">
         <w:r>
           <w:rPr>
             <w:rFonts w:ascii="Calibri" w:cs="Calibri" w:eastAsia="Calibri" w:hAnsi="Calibri"/>
@@ -93,7 +93,7 @@
         </w:rPr>
         <w:t xml:space="preserve">⁠in </w:t>
       </w:r>
-      <w:hyperlink w:history="1" r:id="rId715fkdlaccpgbjrtrpnco">
+      <w:hyperlink w:history="1" r:id="rIdg6fwuqbskuqabgri26zzw">
         <w:r>
           <w:rPr>
             <w:rFonts w:ascii="Calibri" w:cs="Calibri" w:eastAsia="Calibri" w:hAnsi="Calibri"/>
@@ -123,7 +123,7 @@
         </w:rPr>
         <w:t xml:space="preserve">◔ </w:t>
       </w:r>
-      <w:hyperlink w:history="1" r:id="rIdvlqi9v_gm83wxhicixigc">
+      <w:hyperlink w:history="1" r:id="rIdelve226ewt-lfnzp9k56c">
         <w:r>
           <w:rPr>
             <w:rFonts w:ascii="Calibri" w:cs="Calibri" w:eastAsia="Calibri" w:hAnsi="Calibri"/>
@@ -153,7 +153,7 @@
         </w:rPr>
         <w:t xml:space="preserve">Ⓘ </w:t>
       </w:r>
-      <w:hyperlink w:history="1" r:id="rIdzefu_mg9ym9h1mfo71nxo">
+      <w:hyperlink w:history="1" r:id="rIdqsnr5uzb297puf3h4vwva">
         <w:r>
           <w:rPr>
             <w:rFonts w:ascii="Calibri" w:cs="Calibri" w:eastAsia="Calibri" w:hAnsi="Calibri"/>
@@ -716,7 +716,7 @@
         </w:rPr>
         <w:t xml:space="preserve">   </w:t>
       </w:r>
-      <w:hyperlink w:history="1" r:id="rIdl3evu0gfwtuwrt3yvluyd">
+      <w:hyperlink w:history="1" r:id="rIduoli_qaacs3nujydmeatn">
         <w:r>
           <w:rPr>
             <w:rFonts w:ascii="Calibri" w:cs="Calibri" w:eastAsia="Calibri" w:hAnsi="Calibri"/>
@@ -744,7 +744,7 @@
         </w:rPr>
         <w:t xml:space="preserve">| </w:t>
       </w:r>
-      <w:hyperlink w:history="1" r:id="rId1jnvfzkba5oo6onridb8a">
+      <w:hyperlink w:history="1" r:id="rIdp8h034y9mzhzywx6zer_y">
         <w:r>
           <w:rPr>
             <w:rFonts w:ascii="Calibri" w:cs="Calibri" w:eastAsia="Calibri" w:hAnsi="Calibri"/>
@@ -772,7 +772,7 @@
         </w:rPr>
         <w:t xml:space="preserve">| </w:t>
       </w:r>
-      <w:hyperlink w:history="1" r:id="rIdpaw-nletinlq42kqa0sdi">
+      <w:hyperlink w:history="1" r:id="rIdvar1zz-monn6atiu_2hxr">
         <w:r>
           <w:rPr>
             <w:rFonts w:ascii="Calibri" w:cs="Calibri" w:eastAsia="Calibri" w:hAnsi="Calibri"/>
@@ -939,7 +939,7 @@
         </w:rPr>
         <w:t xml:space="preserve">   </w:t>
       </w:r>
-      <w:hyperlink w:history="1" r:id="rIdc6a9rwsxkawytyobm5oka">
+      <w:hyperlink w:history="1" r:id="rId3rluwuqv8vumzzuy2uzze">
         <w:r>
           <w:rPr>
             <w:rFonts w:ascii="Calibri" w:cs="Calibri" w:eastAsia="Calibri" w:hAnsi="Calibri"/>
@@ -967,7 +967,7 @@
         </w:rPr>
         <w:t xml:space="preserve">| </w:t>
       </w:r>
-      <w:hyperlink w:history="1" r:id="rIdh2kxva2uiwcdohi_hrdcy">
+      <w:hyperlink w:history="1" r:id="rIdaof29qrocfygjefcoexlu">
         <w:r>
           <w:rPr>
             <w:rFonts w:ascii="Calibri" w:cs="Calibri" w:eastAsia="Calibri" w:hAnsi="Calibri"/>
@@ -995,7 +995,7 @@
         </w:rPr>
         <w:t xml:space="preserve">| </w:t>
       </w:r>
-      <w:hyperlink w:history="1" r:id="rIdi9oplch-jtkbldoqemunz">
+      <w:hyperlink w:history="1" r:id="rId8ktlsm0fbwovx-neqfrrp">
         <w:r>
           <w:rPr>
             <w:rFonts w:ascii="Calibri" w:cs="Calibri" w:eastAsia="Calibri" w:hAnsi="Calibri"/>
@@ -1348,7 +1348,7 @@
         </w:rPr>
         <w:t xml:space="preserve">   </w:t>
       </w:r>
-      <w:hyperlink w:history="1" r:id="rIdijcleflhospu_iv20_q3g">
+      <w:hyperlink w:history="1" r:id="rIderhbpgeesroemj27a1ebp">
         <w:r>
           <w:rPr>
             <w:rFonts w:ascii="Calibri" w:cs="Calibri" w:eastAsia="Calibri" w:hAnsi="Calibri"/>
@@ -1376,7 +1376,7 @@
         </w:rPr>
         <w:t xml:space="preserve">| </w:t>
       </w:r>
-      <w:hyperlink w:history="1" r:id="rIds4mjx8re_r1juwbuwkjcx">
+      <w:hyperlink w:history="1" r:id="rIddir49p0f4spd9mtkyjnaa">
         <w:r>
           <w:rPr>
             <w:rFonts w:ascii="Calibri" w:cs="Calibri" w:eastAsia="Calibri" w:hAnsi="Calibri"/>
@@ -1505,7 +1505,7 @@
         </w:rPr>
         <w:t xml:space="preserve">   </w:t>
       </w:r>
-      <w:hyperlink w:history="1" r:id="rIdjq6fq1rkcidsvexqhxun6">
+      <w:hyperlink w:history="1" r:id="rIdxeoqalfz2_v22xrtv-njx">
         <w:r>
           <w:rPr>
             <w:rFonts w:ascii="Calibri" w:cs="Calibri" w:eastAsia="Calibri" w:hAnsi="Calibri"/>
@@ -1533,7 +1533,7 @@
         </w:rPr>
         <w:t xml:space="preserve">| </w:t>
       </w:r>
-      <w:hyperlink w:history="1" r:id="rIdj0-8n9a0jptpg6xqqd0c6">
+      <w:hyperlink w:history="1" r:id="rIdinvnqmgqi-vk7o2g95nxg">
         <w:r>
           <w:rPr>
             <w:rFonts w:ascii="Calibri" w:cs="Calibri" w:eastAsia="Calibri" w:hAnsi="Calibri"/>
@@ -1666,7 +1666,7 @@
         </w:rPr>
         <w:t xml:space="preserve">   </w:t>
       </w:r>
-      <w:hyperlink w:history="1" r:id="rIdqp3k2y4f_saabtux1rgy9">
+      <w:hyperlink w:history="1" r:id="rIdcom_pk69z-ln7feimyi1t">
         <w:r>
           <w:rPr>
             <w:rFonts w:ascii="Calibri" w:cs="Calibri" w:eastAsia="Calibri" w:hAnsi="Calibri"/>
@@ -1816,7 +1816,7 @@
         </w:rPr>
         <w:t xml:space="preserve">   </w:t>
       </w:r>
-      <w:hyperlink w:history="1" r:id="rIdyjhuz43evw3j-6x1ddm-c">
+      <w:hyperlink w:history="1" r:id="rIdbuqsx-q2uep8yhzjfbodw">
         <w:r>
           <w:rPr>
             <w:rFonts w:ascii="Calibri" w:cs="Calibri" w:eastAsia="Calibri" w:hAnsi="Calibri"/>
@@ -2592,7 +2592,7 @@
         </w:rPr>
         <w:t xml:space="preserve">   </w:t>
       </w:r>
-      <w:hyperlink w:history="1" r:id="rIdx3dhzxxczrx4ccrfbpioh">
+      <w:hyperlink w:history="1" r:id="rIdz2sqlkg1spn3n89qme1m6">
         <w:r>
           <w:rPr>
             <w:rFonts w:ascii="Calibri" w:cs="Calibri" w:eastAsia="Calibri" w:hAnsi="Calibri"/>
@@ -2620,7 +2620,7 @@
         </w:rPr>
         <w:t xml:space="preserve">| </w:t>
       </w:r>
-      <w:hyperlink w:history="1" r:id="rIdmkm2y2m1yy60wg-qlzlua">
+      <w:hyperlink w:history="1" r:id="rIdh_0xja0riaomaiaqsa0yq">
         <w:r>
           <w:rPr>
             <w:rFonts w:ascii="Calibri" w:cs="Calibri" w:eastAsia="Calibri" w:hAnsi="Calibri"/>
